--- a/site/src/jsMain/resources/public/AlexandroBlanco-Resume.docx
+++ b/site/src/jsMain/resources/public/AlexandroBlanco-Resume.docx
@@ -9,7 +9,6 @@
         <w:ind/>
         <w:rPr/>
       </w:pPr>
-      <w:r/>
       <w:r>
         <mc:AlternateContent>
           <mc:Choice Requires="wpg">
@@ -35,7 +34,7 @@
                       <wps:spPr bwMode="auto">
                         <a:xfrm rot="0" flipH="0" flipV="0">
                           <a:off x="0" y="0"/>
-                          <a:ext cx="2226468" cy="1739100"/>
+                          <a:ext cx="2226468" cy="1739099"/>
                         </a:xfrm>
                         <a:prstGeom prst="irregularSeal2">
                           <a:avLst/>
@@ -104,20 +103,6 @@
         </mc:AlternateContent>
       </w:r>
       <w:r/>
-      <w:r/>
-      <w:r/>
-      <w:r/>
-      <w:r/>
-      <w:r/>
-      <w:r/>
-      <w:r/>
-      <w:r/>
-      <w:r/>
-      <w:r/>
-      <w:r/>
-      <w:r/>
-      <w:r/>
-      <w:r/>
     </w:p>
     <w:p>
       <w:pPr>
@@ -126,11 +111,6 @@
         <w:ind/>
         <w:rPr/>
       </w:pPr>
-      <w:r/>
-      <w:r/>
-      <w:r/>
-      <w:r/>
-      <w:r/>
       <w:r>
         <mc:AlternateContent>
           <mc:Choice Requires="wpg">
@@ -214,7 +194,6 @@
                                 <w:color w:val="4472c4" w:themeColor="accent1"/>
                                 <w:sz w:val="72"/>
                                 <w:szCs w:val="72"/>
-                                <w:lang w:val="en-PH"/>
                               </w:rPr>
                             </w:r>
                           </w:p>
@@ -373,7 +352,6 @@
                           <w:color w:val="4472c4" w:themeColor="accent1"/>
                           <w:sz w:val="72"/>
                           <w:szCs w:val="72"/>
-                          <w:lang w:val="en-PH"/>
                         </w:rPr>
                       </w:r>
                     </w:p>
@@ -476,7 +454,6 @@
           </mc:Fallback>
         </mc:AlternateContent>
       </w:r>
-      <w:r/>
       <w:r>
         <mc:AlternateContent>
           <mc:Choice Requires="wpg">
@@ -567,7 +544,7 @@
                               </w:r>
                               <w:r>
                                 <w:rPr>
-                                  <w:rFonts w:ascii="Roboto" w:hAnsi="Roboto" w:eastAsia="Roboto" w:cs="Roboto"/>
+                                  <w:rFonts w:ascii="Roboto" w:hAnsi="Roboto" w:cs="Roboto"/>
                                   <w:b/>
                                   <w:bCs/>
                                   <w:color w:val="000000" w:themeColor="text1"/>
@@ -619,7 +596,7 @@
                                   <w:bCs/>
                                   <w:color w:val="000000" w:themeColor="text1"/>
                                 </w:rPr>
-                                <w:t xml:space="preserve">Mnneapolis, MN</w:t>
+                                <w:t xml:space="preserve">Minneapolis, MN</w:t>
                               </w:r>
                               <w:r>
                                 <w:rPr>
@@ -631,7 +608,7 @@
                               </w:r>
                               <w:r>
                                 <w:rPr>
-                                  <w:rFonts w:ascii="Roboto" w:hAnsi="Roboto" w:eastAsia="Roboto" w:cs="Roboto"/>
+                                  <w:rFonts w:ascii="Roboto" w:hAnsi="Roboto" w:cs="Roboto"/>
                                   <w:b/>
                                   <w:bCs/>
                                   <w:color w:val="000000" w:themeColor="text1"/>
@@ -695,7 +672,7 @@
                               </w:r>
                               <w:r>
                                 <w:rPr>
-                                  <w:rFonts w:ascii="Roboto" w:hAnsi="Roboto" w:eastAsia="Roboto" w:cs="Roboto"/>
+                                  <w:rFonts w:ascii="Roboto" w:hAnsi="Roboto" w:cs="Roboto"/>
                                   <w:b/>
                                   <w:bCs/>
                                   <w:color w:val="000000" w:themeColor="text1"/>
@@ -798,7 +775,7 @@
                         </w:r>
                         <w:r>
                           <w:rPr>
-                            <w:rFonts w:ascii="Roboto" w:hAnsi="Roboto" w:eastAsia="Roboto" w:cs="Roboto"/>
+                            <w:rFonts w:ascii="Roboto" w:hAnsi="Roboto" w:cs="Roboto"/>
                             <w:b/>
                             <w:bCs/>
                             <w:color w:val="000000" w:themeColor="text1"/>
@@ -831,7 +808,7 @@
                             <w:bCs/>
                             <w:color w:val="000000" w:themeColor="text1"/>
                           </w:rPr>
-                          <w:t xml:space="preserve">Mnneapolis, MN</w:t>
+                          <w:t xml:space="preserve">Minneapolis, MN</w:t>
                         </w:r>
                         <w:r>
                           <w:rPr>
@@ -843,7 +820,7 @@
                         </w:r>
                         <w:r>
                           <w:rPr>
-                            <w:rFonts w:ascii="Roboto" w:hAnsi="Roboto" w:eastAsia="Roboto" w:cs="Roboto"/>
+                            <w:rFonts w:ascii="Roboto" w:hAnsi="Roboto" w:cs="Roboto"/>
                             <w:b/>
                             <w:bCs/>
                             <w:color w:val="000000" w:themeColor="text1"/>
@@ -888,7 +865,7 @@
                         </w:r>
                         <w:r>
                           <w:rPr>
-                            <w:rFonts w:ascii="Roboto" w:hAnsi="Roboto" w:eastAsia="Roboto" w:cs="Roboto"/>
+                            <w:rFonts w:ascii="Roboto" w:hAnsi="Roboto" w:cs="Roboto"/>
                             <w:b/>
                             <w:bCs/>
                             <w:color w:val="000000" w:themeColor="text1"/>
@@ -937,7 +914,6 @@
           </mc:Fallback>
         </mc:AlternateContent>
       </w:r>
-      <w:r/>
       <w:r>
         <mc:AlternateContent>
           <mc:Choice Requires="wpg">
@@ -1030,7 +1006,6 @@
                                   <w:color w:val="4472c4" w:themeColor="accent1"/>
                                   <w:sz w:val="28"/>
                                   <w:szCs w:val="28"/>
-                                  <w:lang w:val="en-PH"/>
                                 </w:rPr>
                               </w:r>
                             </w:p>
@@ -1096,21 +1071,6 @@
                                 </w:r>
                                 <w:r>
                                   <w:rPr>
-                                    <w:rFonts w:ascii="Roboto" w:hAnsi="Roboto" w:eastAsia="Roboto" w:cs="Roboto"/>
-                                    <w:sz w:val="24"/>
-                                    <w:szCs w:val="24"/>
-                                  </w:rPr>
-                                </w:r>
-                                <w:r>
-                                  <w:rPr>
-                                    <w:rFonts w:ascii="Roboto" w:hAnsi="Roboto" w:eastAsia="Roboto" w:cs="Roboto"/>
-                                    <w:color w:val="000000" w:themeColor="text1"/>
-                                    <w:sz w:val="24"/>
-                                    <w:szCs w:val="24"/>
-                                  </w:rPr>
-                                </w:r>
-                                <w:r>
-                                  <w:rPr>
                                     <w:rFonts w:ascii="Roboto" w:hAnsi="Roboto" w:cs="Roboto"/>
                                     <w:sz w:val="24"/>
                                     <w:szCs w:val="24"/>
@@ -1148,14 +1108,6 @@
                                     <w:highlight w:val="none"/>
                                   </w:rPr>
                                   <w:t xml:space="preserve">Software Engineer II | March, 2021 – March, 2026</w:t>
-                                </w:r>
-                                <w:r>
-                                  <w:rPr>
-                                    <w:rFonts w:ascii="Roboto" w:hAnsi="Roboto" w:eastAsia="Roboto" w:cs="Roboto"/>
-                                    <w:color w:val="000000" w:themeColor="text1"/>
-                                    <w:sz w:val="20"/>
-                                    <w:szCs w:val="20"/>
-                                  </w:rPr>
                                 </w:r>
                                 <w:r>
                                   <w:rPr>
@@ -1200,24 +1152,6 @@
                                     <w:highlight w:val="none"/>
                                   </w:rPr>
                                   <w:t xml:space="preserve">Amazon Transportation Services (ATS)</w:t>
-                                </w:r>
-                                <w:r>
-                                  <w:rPr>
-                                    <w:rFonts w:ascii="Roboto" w:hAnsi="Roboto" w:eastAsia="Roboto" w:cs="Roboto"/>
-                                    <w:i/>
-                                    <w:iCs/>
-                                    <w:sz w:val="20"/>
-                                    <w:szCs w:val="20"/>
-                                    <w:highlight w:val="none"/>
-                                  </w:rPr>
-                                </w:r>
-                                <w:r>
-                                  <w:rPr>
-                                    <w:rFonts w:ascii="Roboto" w:hAnsi="Roboto" w:eastAsia="Roboto" w:cs="Roboto"/>
-                                    <w:i/>
-                                    <w:iCs/>
-                                    <w:highlight w:val="none"/>
-                                  </w:rPr>
                                 </w:r>
                                 <w:r>
                                   <w:rPr>
@@ -1267,7 +1201,7 @@
                             <w:txbxContent>
                               <w:p>
                                 <w:pPr>
-                                  <w:pStyle w:val="1_1"/>
+                                  <w:pStyle w:val="924"/>
                                   <w:pBdr/>
                                   <w:spacing/>
                                   <w:ind/>
@@ -1277,27 +1211,17 @@
                                 </w:pPr>
                                 <w:r>
                                   <w:rPr>
-                                    <w:rStyle w:val="1_2"/>
+                                    <w:rStyle w:val="925"/>
                                     <w:rFonts w:ascii="Roboto" w:hAnsi="Roboto" w:eastAsia="Roboto" w:cs="Roboto"/>
                                   </w:rPr>
                                   <w:t xml:space="preserve">Architected and developed end-to-end mobile and backend solutions for Amazon's middle-mile transportation n</w:t>
                                 </w:r>
                                 <w:r>
                                   <w:rPr>
-                                    <w:rStyle w:val="1_2"/>
+                                    <w:rStyle w:val="925"/>
                                     <w:rFonts w:ascii="Roboto" w:hAnsi="Roboto" w:eastAsia="Roboto" w:cs="Roboto"/>
                                   </w:rPr>
                                   <w:t xml:space="preserve">etwork serving 50,000+ transportation partners across North America, Europe, and Japan. Key contributor on a 13-engineer team, mentoring junior engineers (50%+ of team) and driving technical decisions for services processing millions of daily transactions.</w:t>
-                                </w:r>
-                                <w:r>
-                                  <w:rPr>
-                                    <w:rFonts w:ascii="Roboto" w:hAnsi="Roboto" w:eastAsia="Roboto" w:cs="Roboto"/>
-                                  </w:rPr>
-                                </w:r>
-                                <w:r>
-                                  <w:rPr>
-                                    <w:rFonts w:ascii="Roboto" w:hAnsi="Roboto" w:eastAsia="Roboto" w:cs="Roboto"/>
-                                  </w:rPr>
                                 </w:r>
                                 <w:r>
                                   <w:rPr>
@@ -1312,7 +1236,7 @@
                               </w:p>
                               <w:p>
                                 <w:pPr>
-                                  <w:pStyle w:val="1_1"/>
+                                  <w:pStyle w:val="924"/>
                                   <w:pBdr/>
                                   <w:spacing/>
                                   <w:ind/>
@@ -1322,22 +1246,12 @@
                                 </w:pPr>
                                 <w:r>
                                   <w:rPr>
-                                    <w:rStyle w:val="1_2"/>
+                                    <w:rStyle w:val="925"/>
                                     <w:rFonts w:ascii="Roboto" w:hAnsi="Roboto" w:eastAsia="Roboto" w:cs="Roboto"/>
                                     <w:b/>
                                     <w:bCs/>
                                   </w:rPr>
                                   <w:t xml:space="preserve">Key Achievements:</w:t>
-                                </w:r>
-                                <w:r>
-                                  <w:rPr>
-                                    <w:rFonts w:ascii="Roboto" w:hAnsi="Roboto" w:eastAsia="Roboto" w:cs="Roboto"/>
-                                  </w:rPr>
-                                </w:r>
-                                <w:r>
-                                  <w:rPr>
-                                    <w:rFonts w:ascii="Roboto" w:hAnsi="Roboto" w:eastAsia="Roboto" w:cs="Roboto"/>
-                                  </w:rPr>
                                 </w:r>
                                 <w:r>
                                   <w:rPr>
@@ -1352,7 +1266,7 @@
                               </w:p>
                               <w:p>
                                 <w:pPr>
-                                  <w:pStyle w:val="1_87"/>
+                                  <w:pStyle w:val="926"/>
                                   <w:numPr>
                                     <w:ilvl w:val="0"/>
                                     <w:numId w:val="10"/>
@@ -1366,20 +1280,10 @@
                                 </w:pPr>
                                 <w:r>
                                   <w:rPr>
-                                    <w:rStyle w:val="1_88"/>
+                                    <w:rStyle w:val="927"/>
                                     <w:rFonts w:ascii="Roboto" w:hAnsi="Roboto" w:eastAsia="Roboto" w:cs="Roboto"/>
                                   </w:rPr>
                                   <w:t xml:space="preserve">Architected and built scalable serverless backend services using AWS Lambda, DynamoDB, and API Gateway, processing millions of daily transactions for real-time load matching, partner operations, and logistics orchestration</w:t>
-                                </w:r>
-                                <w:r>
-                                  <w:rPr>
-                                    <w:rFonts w:ascii="Roboto" w:hAnsi="Roboto" w:eastAsia="Roboto" w:cs="Roboto"/>
-                                  </w:rPr>
-                                </w:r>
-                                <w:r>
-                                  <w:rPr>
-                                    <w:rFonts w:ascii="Roboto" w:hAnsi="Roboto" w:eastAsia="Roboto" w:cs="Roboto"/>
-                                  </w:rPr>
                                 </w:r>
                                 <w:r>
                                   <w:rPr>
@@ -1394,7 +1298,7 @@
                               </w:p>
                               <w:p>
                                 <w:pPr>
-                                  <w:pStyle w:val="1_87"/>
+                                  <w:pStyle w:val="926"/>
                                   <w:numPr>
                                     <w:ilvl w:val="0"/>
                                     <w:numId w:val="10"/>
@@ -1408,20 +1312,10 @@
                                 </w:pPr>
                                 <w:r>
                                   <w:rPr>
-                                    <w:rStyle w:val="1_88"/>
+                                    <w:rStyle w:val="927"/>
                                     <w:rFonts w:ascii="Roboto" w:hAnsi="Roboto" w:eastAsia="Roboto" w:cs="Roboto"/>
                                   </w:rPr>
                                   <w:t xml:space="preserve">Designed and implemented AWS CDK infrastructure with comprehensive monitoring, alarms, and automated alerts ensuring 99.95% SLA compliance across multi-region deployments</w:t>
-                                </w:r>
-                                <w:r>
-                                  <w:rPr>
-                                    <w:rFonts w:ascii="Roboto" w:hAnsi="Roboto" w:eastAsia="Roboto" w:cs="Roboto"/>
-                                  </w:rPr>
-                                </w:r>
-                                <w:r>
-                                  <w:rPr>
-                                    <w:rFonts w:ascii="Roboto" w:hAnsi="Roboto" w:eastAsia="Roboto" w:cs="Roboto"/>
-                                  </w:rPr>
                                 </w:r>
                                 <w:r>
                                   <w:rPr>
@@ -1436,7 +1330,7 @@
                               </w:p>
                               <w:p>
                                 <w:pPr>
-                                  <w:pStyle w:val="1_87"/>
+                                  <w:pStyle w:val="926"/>
                                   <w:numPr>
                                     <w:ilvl w:val="0"/>
                                     <w:numId w:val="10"/>
@@ -1450,20 +1344,10 @@
                                 </w:pPr>
                                 <w:r>
                                   <w:rPr>
-                                    <w:rStyle w:val="1_88"/>
+                                    <w:rStyle w:val="927"/>
                                     <w:rFonts w:ascii="Roboto" w:hAnsi="Roboto" w:eastAsia="Roboto" w:cs="Roboto"/>
                                   </w:rPr>
                                   <w:t xml:space="preserve">Orchestrated migration of EU operations from Dublin to Spain, re-architecting backend services and data pipelines to ensure zero downtime and seamless transition for transportation partners</w:t>
-                                </w:r>
-                                <w:r>
-                                  <w:rPr>
-                                    <w:rFonts w:ascii="Roboto" w:hAnsi="Roboto" w:eastAsia="Roboto" w:cs="Roboto"/>
-                                  </w:rPr>
-                                </w:r>
-                                <w:r>
-                                  <w:rPr>
-                                    <w:rFonts w:ascii="Roboto" w:hAnsi="Roboto" w:eastAsia="Roboto" w:cs="Roboto"/>
-                                  </w:rPr>
                                 </w:r>
                                 <w:r>
                                   <w:rPr>
@@ -1478,7 +1362,7 @@
                               </w:p>
                               <w:p>
                                 <w:pPr>
-                                  <w:pStyle w:val="1_87"/>
+                                  <w:pStyle w:val="926"/>
                                   <w:numPr>
                                     <w:ilvl w:val="0"/>
                                     <w:numId w:val="10"/>
@@ -1492,20 +1376,10 @@
                                 </w:pPr>
                                 <w:r>
                                   <w:rPr>
-                                    <w:rStyle w:val="1_88"/>
+                                    <w:rStyle w:val="927"/>
                                     <w:rFonts w:ascii="Roboto" w:hAnsi="Roboto" w:eastAsia="Roboto" w:cs="Roboto"/>
                                   </w:rPr>
                                   <w:t xml:space="preserve">Established CI/CD pipelines with automated testing and deployment strategies, reducing release cycle time by 40% while maintaining production stability</w:t>
-                                </w:r>
-                                <w:r>
-                                  <w:rPr>
-                                    <w:rFonts w:ascii="Roboto" w:hAnsi="Roboto" w:eastAsia="Roboto" w:cs="Roboto"/>
-                                  </w:rPr>
-                                </w:r>
-                                <w:r>
-                                  <w:rPr>
-                                    <w:rFonts w:ascii="Roboto" w:hAnsi="Roboto" w:eastAsia="Roboto" w:cs="Roboto"/>
-                                  </w:rPr>
                                 </w:r>
                                 <w:r>
                                   <w:rPr>
@@ -1520,7 +1394,7 @@
                               </w:p>
                               <w:p>
                                 <w:pPr>
-                                  <w:pStyle w:val="1_87"/>
+                                  <w:pStyle w:val="926"/>
                                   <w:numPr>
                                     <w:ilvl w:val="0"/>
                                     <w:numId w:val="10"/>
@@ -1534,20 +1408,10 @@
                                 </w:pPr>
                                 <w:r>
                                   <w:rPr>
-                                    <w:rStyle w:val="1_88"/>
+                                    <w:rStyle w:val="927"/>
                                     <w:rFonts w:ascii="Roboto" w:hAnsi="Roboto" w:eastAsia="Roboto" w:cs="Roboto"/>
                                   </w:rPr>
                                   <w:t xml:space="preserve">Led modernization of Relay mobile application (4.7-star rating on both app stores), migrating Android to Jetpack Compose and iOS to SwiftUI while supporting 50,000+ active users</w:t>
-                                </w:r>
-                                <w:r>
-                                  <w:rPr>
-                                    <w:rFonts w:ascii="Roboto" w:hAnsi="Roboto" w:eastAsia="Roboto" w:cs="Roboto"/>
-                                  </w:rPr>
-                                </w:r>
-                                <w:r>
-                                  <w:rPr>
-                                    <w:rFonts w:ascii="Roboto" w:hAnsi="Roboto" w:eastAsia="Roboto" w:cs="Roboto"/>
-                                  </w:rPr>
                                 </w:r>
                                 <w:r>
                                   <w:rPr>
@@ -1562,7 +1426,7 @@
                               </w:p>
                               <w:p>
                                 <w:pPr>
-                                  <w:pStyle w:val="1_87"/>
+                                  <w:pStyle w:val="926"/>
                                   <w:numPr>
                                     <w:ilvl w:val="0"/>
                                     <w:numId w:val="10"/>
@@ -1576,20 +1440,10 @@
                                 </w:pPr>
                                 <w:r>
                                   <w:rPr>
-                                    <w:rStyle w:val="1_88"/>
+                                    <w:rStyle w:val="927"/>
                                     <w:rFonts w:ascii="Roboto" w:hAnsi="Roboto" w:eastAsia="Roboto" w:cs="Roboto"/>
                                   </w:rPr>
                                   <w:t xml:space="preserve">Provided ongoing support and enhancement for production mobile applications enabling transportation partners to discover and execute product loads across Amazon's logistics network</w:t>
-                                </w:r>
-                                <w:r>
-                                  <w:rPr>
-                                    <w:rFonts w:ascii="Roboto" w:hAnsi="Roboto" w:eastAsia="Roboto" w:cs="Roboto"/>
-                                  </w:rPr>
-                                </w:r>
-                                <w:r>
-                                  <w:rPr>
-                                    <w:rFonts w:ascii="Roboto" w:hAnsi="Roboto" w:eastAsia="Roboto" w:cs="Roboto"/>
-                                  </w:rPr>
                                 </w:r>
                                 <w:r>
                                   <w:rPr>
@@ -1604,7 +1458,7 @@
                               </w:p>
                               <w:p>
                                 <w:pPr>
-                                  <w:pStyle w:val="1_87"/>
+                                  <w:pStyle w:val="926"/>
                                   <w:numPr>
                                     <w:ilvl w:val="0"/>
                                     <w:numId w:val="10"/>
@@ -1618,20 +1472,10 @@
                                 </w:pPr>
                                 <w:r>
                                   <w:rPr>
-                                    <w:rStyle w:val="1_88"/>
+                                    <w:rStyle w:val="927"/>
                                     <w:rFonts w:ascii="Roboto" w:hAnsi="Roboto" w:eastAsia="Roboto" w:cs="Roboto"/>
                                   </w:rPr>
                                   <w:t xml:space="preserve">Led design reviews and technical mentorship for junior engineers through code reviews, pair programming, and architectural guidance</w:t>
-                                </w:r>
-                                <w:r>
-                                  <w:rPr>
-                                    <w:rFonts w:ascii="Roboto" w:hAnsi="Roboto" w:eastAsia="Roboto" w:cs="Roboto"/>
-                                  </w:rPr>
-                                </w:r>
-                                <w:r>
-                                  <w:rPr>
-                                    <w:rFonts w:ascii="Roboto" w:hAnsi="Roboto" w:eastAsia="Roboto" w:cs="Roboto"/>
-                                  </w:rPr>
                                 </w:r>
                                 <w:r>
                                   <w:rPr>
@@ -1646,7 +1490,7 @@
                               </w:p>
                               <w:p>
                                 <w:pPr>
-                                  <w:pStyle w:val="1_87"/>
+                                  <w:pStyle w:val="926"/>
                                   <w:numPr>
                                     <w:ilvl w:val="0"/>
                                     <w:numId w:val="10"/>
@@ -1660,20 +1504,10 @@
                                 </w:pPr>
                                 <w:r>
                                   <w:rPr>
-                                    <w:rStyle w:val="1_88"/>
+                                    <w:rStyle w:val="927"/>
                                     <w:rFonts w:ascii="Roboto" w:hAnsi="Roboto" w:eastAsia="Roboto" w:cs="Roboto"/>
                                   </w:rPr>
                                   <w:t xml:space="preserve">Leveraged AI-assisted development (Amazon Q / Kiro) to accelerate delivery of mobile and backend features, improve code quality, and streamline the development lifecycle</w:t>
-                                </w:r>
-                                <w:r>
-                                  <w:rPr>
-                                    <w:rFonts w:ascii="Roboto" w:hAnsi="Roboto" w:eastAsia="Roboto" w:cs="Roboto"/>
-                                  </w:rPr>
-                                </w:r>
-                                <w:r>
-                                  <w:rPr>
-                                    <w:rFonts w:ascii="Roboto" w:hAnsi="Roboto" w:eastAsia="Roboto" w:cs="Roboto"/>
-                                  </w:rPr>
                                 </w:r>
                                 <w:r>
                                   <w:rPr>
@@ -1688,7 +1522,7 @@
                               </w:p>
                               <w:p>
                                 <w:pPr>
-                                  <w:pStyle w:val="1_1"/>
+                                  <w:pStyle w:val="924"/>
                                   <w:pBdr/>
                                   <w:spacing/>
                                   <w:ind/>
@@ -1698,7 +1532,7 @@
                                 </w:pPr>
                                 <w:r>
                                   <w:rPr>
-                                    <w:rStyle w:val="1_2"/>
+                                    <w:rStyle w:val="925"/>
                                     <w:rFonts w:ascii="Roboto" w:hAnsi="Roboto" w:eastAsia="Roboto" w:cs="Roboto"/>
                                     <w:b/>
                                     <w:bCs/>
@@ -1707,20 +1541,10 @@
                                 </w:r>
                                 <w:r>
                                   <w:rPr>
-                                    <w:rStyle w:val="1_2"/>
+                                    <w:rStyle w:val="925"/>
                                     <w:rFonts w:ascii="Roboto" w:hAnsi="Roboto" w:eastAsia="Roboto" w:cs="Roboto"/>
                                   </w:rPr>
                                   <w:t xml:space="preserve"> AWS (Lambda, DynamoDB, API Gateway, CDK, S3, CloudWatch, EventBridge, Step Functions), Java, Kotlin, Node.js, TypeScript, Spring Boot, Android, iOS, Jetpack Compose, SwiftUI, React, AI-Assisted Development (Amazon Q / Kiro)</w:t>
-                                </w:r>
-                                <w:r>
-                                  <w:rPr>
-                                    <w:rFonts w:ascii="Roboto" w:hAnsi="Roboto" w:eastAsia="Roboto" w:cs="Roboto"/>
-                                  </w:rPr>
-                                </w:r>
-                                <w:r>
-                                  <w:rPr>
-                                    <w:rFonts w:ascii="Roboto" w:hAnsi="Roboto" w:eastAsia="Roboto" w:cs="Roboto"/>
-                                  </w:rPr>
                                 </w:r>
                                 <w:r>
                                   <w:rPr>
@@ -1742,11 +1566,6 @@
                                     <w:rFonts w:ascii="Roboto" w:hAnsi="Roboto" w:cs="Roboto"/>
                                   </w:rPr>
                                 </w:pPr>
-                                <w:r>
-                                  <w:rPr>
-                                    <w:rFonts w:ascii="Roboto" w:hAnsi="Roboto" w:eastAsia="Roboto" w:cs="Roboto"/>
-                                  </w:rPr>
-                                </w:r>
                                 <w:r>
                                   <w:rPr>
                                     <w:rFonts w:ascii="Roboto" w:hAnsi="Roboto" w:eastAsia="Roboto" w:cs="Roboto"/>
@@ -1866,7 +1685,6 @@
                             <w:color w:val="4472c4" w:themeColor="accent1"/>
                             <w:sz w:val="28"/>
                             <w:szCs w:val="28"/>
-                            <w:lang w:val="en-PH"/>
                           </w:rPr>
                         </w:r>
                       </w:p>
@@ -1901,21 +1719,6 @@
                               <w:szCs w:val="24"/>
                             </w:rPr>
                             <w:t xml:space="preserve">Amazon, Minneapolis MN</w:t>
-                          </w:r>
-                          <w:r>
-                            <w:rPr>
-                              <w:rFonts w:ascii="Roboto" w:hAnsi="Roboto" w:eastAsia="Roboto" w:cs="Roboto"/>
-                              <w:sz w:val="24"/>
-                              <w:szCs w:val="24"/>
-                            </w:rPr>
-                          </w:r>
-                          <w:r>
-                            <w:rPr>
-                              <w:rFonts w:ascii="Roboto" w:hAnsi="Roboto" w:eastAsia="Roboto" w:cs="Roboto"/>
-                              <w:color w:val="000000" w:themeColor="text1"/>
-                              <w:sz w:val="24"/>
-                              <w:szCs w:val="24"/>
-                            </w:rPr>
                           </w:r>
                           <w:r>
                             <w:rPr>
@@ -1956,14 +1759,6 @@
                               <w:highlight w:val="none"/>
                             </w:rPr>
                             <w:t xml:space="preserve">Software Engineer II | March, 2021 – March, 2026</w:t>
-                          </w:r>
-                          <w:r>
-                            <w:rPr>
-                              <w:rFonts w:ascii="Roboto" w:hAnsi="Roboto" w:eastAsia="Roboto" w:cs="Roboto"/>
-                              <w:color w:val="000000" w:themeColor="text1"/>
-                              <w:sz w:val="20"/>
-                              <w:szCs w:val="20"/>
-                            </w:rPr>
                           </w:r>
                           <w:r>
                             <w:rPr>
@@ -2011,24 +1806,6 @@
                           </w:r>
                           <w:r>
                             <w:rPr>
-                              <w:rFonts w:ascii="Roboto" w:hAnsi="Roboto" w:eastAsia="Roboto" w:cs="Roboto"/>
-                              <w:i/>
-                              <w:iCs/>
-                              <w:sz w:val="20"/>
-                              <w:szCs w:val="20"/>
-                              <w:highlight w:val="none"/>
-                            </w:rPr>
-                          </w:r>
-                          <w:r>
-                            <w:rPr>
-                              <w:rFonts w:ascii="Roboto" w:hAnsi="Roboto" w:eastAsia="Roboto" w:cs="Roboto"/>
-                              <w:i/>
-                              <w:iCs/>
-                              <w:highlight w:val="none"/>
-                            </w:rPr>
-                          </w:r>
-                          <w:r>
-                            <w:rPr>
                               <w:rFonts w:ascii="Roboto" w:hAnsi="Roboto" w:cs="Roboto"/>
                               <w:bCs/>
                               <w:i/>
@@ -2056,7 +1833,7 @@
                       <w:txbxContent>
                         <w:p>
                           <w:pPr>
-                            <w:pStyle w:val="1_1"/>
+                            <w:pStyle w:val="924"/>
                             <w:pBdr/>
                             <w:spacing/>
                             <w:ind/>
@@ -2066,27 +1843,17 @@
                           </w:pPr>
                           <w:r>
                             <w:rPr>
-                              <w:rStyle w:val="1_2"/>
+                              <w:rStyle w:val="925"/>
                               <w:rFonts w:ascii="Roboto" w:hAnsi="Roboto" w:eastAsia="Roboto" w:cs="Roboto"/>
                             </w:rPr>
                             <w:t xml:space="preserve">Architected and developed end-to-end mobile and backend solutions for Amazon's middle-mile transportation n</w:t>
                           </w:r>
                           <w:r>
                             <w:rPr>
-                              <w:rStyle w:val="1_2"/>
+                              <w:rStyle w:val="925"/>
                               <w:rFonts w:ascii="Roboto" w:hAnsi="Roboto" w:eastAsia="Roboto" w:cs="Roboto"/>
                             </w:rPr>
                             <w:t xml:space="preserve">etwork serving 50,000+ transportation partners across North America, Europe, and Japan. Key contributor on a 13-engineer team, mentoring junior engineers (50%+ of team) and driving technical decisions for services processing millions of daily transactions.</w:t>
-                          </w:r>
-                          <w:r>
-                            <w:rPr>
-                              <w:rFonts w:ascii="Roboto" w:hAnsi="Roboto" w:eastAsia="Roboto" w:cs="Roboto"/>
-                            </w:rPr>
-                          </w:r>
-                          <w:r>
-                            <w:rPr>
-                              <w:rFonts w:ascii="Roboto" w:hAnsi="Roboto" w:eastAsia="Roboto" w:cs="Roboto"/>
-                            </w:rPr>
                           </w:r>
                           <w:r>
                             <w:rPr>
@@ -2101,7 +1868,7 @@
                         </w:p>
                         <w:p>
                           <w:pPr>
-                            <w:pStyle w:val="1_1"/>
+                            <w:pStyle w:val="924"/>
                             <w:pBdr/>
                             <w:spacing/>
                             <w:ind/>
@@ -2111,22 +1878,12 @@
                           </w:pPr>
                           <w:r>
                             <w:rPr>
-                              <w:rStyle w:val="1_2"/>
+                              <w:rStyle w:val="925"/>
                               <w:rFonts w:ascii="Roboto" w:hAnsi="Roboto" w:eastAsia="Roboto" w:cs="Roboto"/>
                               <w:b/>
                               <w:bCs/>
                             </w:rPr>
                             <w:t xml:space="preserve">Key Achievements:</w:t>
-                          </w:r>
-                          <w:r>
-                            <w:rPr>
-                              <w:rFonts w:ascii="Roboto" w:hAnsi="Roboto" w:eastAsia="Roboto" w:cs="Roboto"/>
-                            </w:rPr>
-                          </w:r>
-                          <w:r>
-                            <w:rPr>
-                              <w:rFonts w:ascii="Roboto" w:hAnsi="Roboto" w:eastAsia="Roboto" w:cs="Roboto"/>
-                            </w:rPr>
                           </w:r>
                           <w:r>
                             <w:rPr>
@@ -2141,7 +1898,7 @@
                         </w:p>
                         <w:p>
                           <w:pPr>
-                            <w:pStyle w:val="1_87"/>
+                            <w:pStyle w:val="926"/>
                             <w:numPr>
                               <w:ilvl w:val="0"/>
                               <w:numId w:val="10"/>
@@ -2155,20 +1912,10 @@
                           </w:pPr>
                           <w:r>
                             <w:rPr>
-                              <w:rStyle w:val="1_88"/>
+                              <w:rStyle w:val="927"/>
                               <w:rFonts w:ascii="Roboto" w:hAnsi="Roboto" w:eastAsia="Roboto" w:cs="Roboto"/>
                             </w:rPr>
                             <w:t xml:space="preserve">Architected and built scalable serverless backend services using AWS Lambda, DynamoDB, and API Gateway, processing millions of daily transactions for real-time load matching, partner operations, and logistics orchestration</w:t>
-                          </w:r>
-                          <w:r>
-                            <w:rPr>
-                              <w:rFonts w:ascii="Roboto" w:hAnsi="Roboto" w:eastAsia="Roboto" w:cs="Roboto"/>
-                            </w:rPr>
-                          </w:r>
-                          <w:r>
-                            <w:rPr>
-                              <w:rFonts w:ascii="Roboto" w:hAnsi="Roboto" w:eastAsia="Roboto" w:cs="Roboto"/>
-                            </w:rPr>
                           </w:r>
                           <w:r>
                             <w:rPr>
@@ -2183,7 +1930,7 @@
                         </w:p>
                         <w:p>
                           <w:pPr>
-                            <w:pStyle w:val="1_87"/>
+                            <w:pStyle w:val="926"/>
                             <w:numPr>
                               <w:ilvl w:val="0"/>
                               <w:numId w:val="10"/>
@@ -2197,20 +1944,10 @@
                           </w:pPr>
                           <w:r>
                             <w:rPr>
-                              <w:rStyle w:val="1_88"/>
+                              <w:rStyle w:val="927"/>
                               <w:rFonts w:ascii="Roboto" w:hAnsi="Roboto" w:eastAsia="Roboto" w:cs="Roboto"/>
                             </w:rPr>
                             <w:t xml:space="preserve">Designed and implemented AWS CDK infrastructure with comprehensive monitoring, alarms, and automated alerts ensuring 99.95% SLA compliance across multi-region deployments</w:t>
-                          </w:r>
-                          <w:r>
-                            <w:rPr>
-                              <w:rFonts w:ascii="Roboto" w:hAnsi="Roboto" w:eastAsia="Roboto" w:cs="Roboto"/>
-                            </w:rPr>
-                          </w:r>
-                          <w:r>
-                            <w:rPr>
-                              <w:rFonts w:ascii="Roboto" w:hAnsi="Roboto" w:eastAsia="Roboto" w:cs="Roboto"/>
-                            </w:rPr>
                           </w:r>
                           <w:r>
                             <w:rPr>
@@ -2225,7 +1962,7 @@
                         </w:p>
                         <w:p>
                           <w:pPr>
-                            <w:pStyle w:val="1_87"/>
+                            <w:pStyle w:val="926"/>
                             <w:numPr>
                               <w:ilvl w:val="0"/>
                               <w:numId w:val="10"/>
@@ -2239,20 +1976,10 @@
                           </w:pPr>
                           <w:r>
                             <w:rPr>
-                              <w:rStyle w:val="1_88"/>
+                              <w:rStyle w:val="927"/>
                               <w:rFonts w:ascii="Roboto" w:hAnsi="Roboto" w:eastAsia="Roboto" w:cs="Roboto"/>
                             </w:rPr>
                             <w:t xml:space="preserve">Orchestrated migration of EU operations from Dublin to Spain, re-architecting backend services and data pipelines to ensure zero downtime and seamless transition for transportation partners</w:t>
-                          </w:r>
-                          <w:r>
-                            <w:rPr>
-                              <w:rFonts w:ascii="Roboto" w:hAnsi="Roboto" w:eastAsia="Roboto" w:cs="Roboto"/>
-                            </w:rPr>
-                          </w:r>
-                          <w:r>
-                            <w:rPr>
-                              <w:rFonts w:ascii="Roboto" w:hAnsi="Roboto" w:eastAsia="Roboto" w:cs="Roboto"/>
-                            </w:rPr>
                           </w:r>
                           <w:r>
                             <w:rPr>
@@ -2267,7 +1994,7 @@
                         </w:p>
                         <w:p>
                           <w:pPr>
-                            <w:pStyle w:val="1_87"/>
+                            <w:pStyle w:val="926"/>
                             <w:numPr>
                               <w:ilvl w:val="0"/>
                               <w:numId w:val="10"/>
@@ -2281,20 +2008,10 @@
                           </w:pPr>
                           <w:r>
                             <w:rPr>
-                              <w:rStyle w:val="1_88"/>
+                              <w:rStyle w:val="927"/>
                               <w:rFonts w:ascii="Roboto" w:hAnsi="Roboto" w:eastAsia="Roboto" w:cs="Roboto"/>
                             </w:rPr>
                             <w:t xml:space="preserve">Established CI/CD pipelines with automated testing and deployment strategies, reducing release cycle time by 40% while maintaining production stability</w:t>
-                          </w:r>
-                          <w:r>
-                            <w:rPr>
-                              <w:rFonts w:ascii="Roboto" w:hAnsi="Roboto" w:eastAsia="Roboto" w:cs="Roboto"/>
-                            </w:rPr>
-                          </w:r>
-                          <w:r>
-                            <w:rPr>
-                              <w:rFonts w:ascii="Roboto" w:hAnsi="Roboto" w:eastAsia="Roboto" w:cs="Roboto"/>
-                            </w:rPr>
                           </w:r>
                           <w:r>
                             <w:rPr>
@@ -2309,7 +2026,7 @@
                         </w:p>
                         <w:p>
                           <w:pPr>
-                            <w:pStyle w:val="1_87"/>
+                            <w:pStyle w:val="926"/>
                             <w:numPr>
                               <w:ilvl w:val="0"/>
                               <w:numId w:val="10"/>
@@ -2323,20 +2040,10 @@
                           </w:pPr>
                           <w:r>
                             <w:rPr>
-                              <w:rStyle w:val="1_88"/>
+                              <w:rStyle w:val="927"/>
                               <w:rFonts w:ascii="Roboto" w:hAnsi="Roboto" w:eastAsia="Roboto" w:cs="Roboto"/>
                             </w:rPr>
                             <w:t xml:space="preserve">Led modernization of Relay mobile application (4.7-star rating on both app stores), migrating Android to Jetpack Compose and iOS to SwiftUI while supporting 50,000+ active users</w:t>
-                          </w:r>
-                          <w:r>
-                            <w:rPr>
-                              <w:rFonts w:ascii="Roboto" w:hAnsi="Roboto" w:eastAsia="Roboto" w:cs="Roboto"/>
-                            </w:rPr>
-                          </w:r>
-                          <w:r>
-                            <w:rPr>
-                              <w:rFonts w:ascii="Roboto" w:hAnsi="Roboto" w:eastAsia="Roboto" w:cs="Roboto"/>
-                            </w:rPr>
                           </w:r>
                           <w:r>
                             <w:rPr>
@@ -2351,7 +2058,7 @@
                         </w:p>
                         <w:p>
                           <w:pPr>
-                            <w:pStyle w:val="1_87"/>
+                            <w:pStyle w:val="926"/>
                             <w:numPr>
                               <w:ilvl w:val="0"/>
                               <w:numId w:val="10"/>
@@ -2365,20 +2072,10 @@
                           </w:pPr>
                           <w:r>
                             <w:rPr>
-                              <w:rStyle w:val="1_88"/>
+                              <w:rStyle w:val="927"/>
                               <w:rFonts w:ascii="Roboto" w:hAnsi="Roboto" w:eastAsia="Roboto" w:cs="Roboto"/>
                             </w:rPr>
                             <w:t xml:space="preserve">Provided ongoing support and enhancement for production mobile applications enabling transportation partners to discover and execute product loads across Amazon's logistics network</w:t>
-                          </w:r>
-                          <w:r>
-                            <w:rPr>
-                              <w:rFonts w:ascii="Roboto" w:hAnsi="Roboto" w:eastAsia="Roboto" w:cs="Roboto"/>
-                            </w:rPr>
-                          </w:r>
-                          <w:r>
-                            <w:rPr>
-                              <w:rFonts w:ascii="Roboto" w:hAnsi="Roboto" w:eastAsia="Roboto" w:cs="Roboto"/>
-                            </w:rPr>
                           </w:r>
                           <w:r>
                             <w:rPr>
@@ -2393,7 +2090,7 @@
                         </w:p>
                         <w:p>
                           <w:pPr>
-                            <w:pStyle w:val="1_87"/>
+                            <w:pStyle w:val="926"/>
                             <w:numPr>
                               <w:ilvl w:val="0"/>
                               <w:numId w:val="10"/>
@@ -2407,20 +2104,10 @@
                           </w:pPr>
                           <w:r>
                             <w:rPr>
-                              <w:rStyle w:val="1_88"/>
+                              <w:rStyle w:val="927"/>
                               <w:rFonts w:ascii="Roboto" w:hAnsi="Roboto" w:eastAsia="Roboto" w:cs="Roboto"/>
                             </w:rPr>
                             <w:t xml:space="preserve">Led design reviews and technical mentorship for junior engineers through code reviews, pair programming, and architectural guidance</w:t>
-                          </w:r>
-                          <w:r>
-                            <w:rPr>
-                              <w:rFonts w:ascii="Roboto" w:hAnsi="Roboto" w:eastAsia="Roboto" w:cs="Roboto"/>
-                            </w:rPr>
-                          </w:r>
-                          <w:r>
-                            <w:rPr>
-                              <w:rFonts w:ascii="Roboto" w:hAnsi="Roboto" w:eastAsia="Roboto" w:cs="Roboto"/>
-                            </w:rPr>
                           </w:r>
                           <w:r>
                             <w:rPr>
@@ -2435,7 +2122,7 @@
                         </w:p>
                         <w:p>
                           <w:pPr>
-                            <w:pStyle w:val="1_87"/>
+                            <w:pStyle w:val="926"/>
                             <w:numPr>
                               <w:ilvl w:val="0"/>
                               <w:numId w:val="10"/>
@@ -2449,20 +2136,10 @@
                           </w:pPr>
                           <w:r>
                             <w:rPr>
-                              <w:rStyle w:val="1_88"/>
+                              <w:rStyle w:val="927"/>
                               <w:rFonts w:ascii="Roboto" w:hAnsi="Roboto" w:eastAsia="Roboto" w:cs="Roboto"/>
                             </w:rPr>
                             <w:t xml:space="preserve">Leveraged AI-assisted development (Amazon Q / Kiro) to accelerate delivery of mobile and backend features, improve code quality, and streamline the development lifecycle</w:t>
-                          </w:r>
-                          <w:r>
-                            <w:rPr>
-                              <w:rFonts w:ascii="Roboto" w:hAnsi="Roboto" w:eastAsia="Roboto" w:cs="Roboto"/>
-                            </w:rPr>
-                          </w:r>
-                          <w:r>
-                            <w:rPr>
-                              <w:rFonts w:ascii="Roboto" w:hAnsi="Roboto" w:eastAsia="Roboto" w:cs="Roboto"/>
-                            </w:rPr>
                           </w:r>
                           <w:r>
                             <w:rPr>
@@ -2477,7 +2154,7 @@
                         </w:p>
                         <w:p>
                           <w:pPr>
-                            <w:pStyle w:val="1_1"/>
+                            <w:pStyle w:val="924"/>
                             <w:pBdr/>
                             <w:spacing/>
                             <w:ind/>
@@ -2487,7 +2164,7 @@
                           </w:pPr>
                           <w:r>
                             <w:rPr>
-                              <w:rStyle w:val="1_2"/>
+                              <w:rStyle w:val="925"/>
                               <w:rFonts w:ascii="Roboto" w:hAnsi="Roboto" w:eastAsia="Roboto" w:cs="Roboto"/>
                               <w:b/>
                               <w:bCs/>
@@ -2496,20 +2173,10 @@
                           </w:r>
                           <w:r>
                             <w:rPr>
-                              <w:rStyle w:val="1_2"/>
+                              <w:rStyle w:val="925"/>
                               <w:rFonts w:ascii="Roboto" w:hAnsi="Roboto" w:eastAsia="Roboto" w:cs="Roboto"/>
                             </w:rPr>
                             <w:t xml:space="preserve"> AWS (Lambda, DynamoDB, API Gateway, CDK, S3, CloudWatch, EventBridge, Step Functions), Java, Kotlin, Node.js, TypeScript, Spring Boot, Android, iOS, Jetpack Compose, SwiftUI, React, AI-Assisted Development (Amazon Q / Kiro)</w:t>
-                          </w:r>
-                          <w:r>
-                            <w:rPr>
-                              <w:rFonts w:ascii="Roboto" w:hAnsi="Roboto" w:eastAsia="Roboto" w:cs="Roboto"/>
-                            </w:rPr>
-                          </w:r>
-                          <w:r>
-                            <w:rPr>
-                              <w:rFonts w:ascii="Roboto" w:hAnsi="Roboto" w:eastAsia="Roboto" w:cs="Roboto"/>
-                            </w:rPr>
                           </w:r>
                           <w:r>
                             <w:rPr>
@@ -2538,11 +2205,6 @@
                           </w:r>
                           <w:r>
                             <w:rPr>
-                              <w:rFonts w:ascii="Roboto" w:hAnsi="Roboto" w:eastAsia="Roboto" w:cs="Roboto"/>
-                            </w:rPr>
-                          </w:r>
-                          <w:r>
-                            <w:rPr>
                               <w:rFonts w:ascii="Roboto" w:hAnsi="Roboto" w:cs="Roboto"/>
                             </w:rPr>
                           </w:r>
@@ -2564,7 +2226,6 @@
           </mc:Fallback>
         </mc:AlternateContent>
       </w:r>
-      <w:r/>
       <w:r>
         <mc:AlternateContent>
           <mc:Choice Requires="wpg">
@@ -2642,7 +2303,7 @@
                                   <w:rFonts w:ascii="Exo 2" w:hAnsi="Exo 2" w:eastAsia="Times New Roman" w:cs="Arial"/>
                                   <w:b/>
                                   <w:bCs/>
-                                  <w:color w:val="4472c4" w:themeColor="accent1"/>
+                                  <w:color w:val="4287f5"/>
                                   <w:sz w:val="28"/>
                                   <w:szCs w:val="28"/>
                                 </w:rPr>
@@ -2685,50 +2346,45 @@
                           <w:txbxContent>
                             <w:p>
                               <w:pPr>
-                                <w:pStyle w:val="1_1"/>
+                                <w:pStyle w:val="924"/>
                                 <w:pBdr/>
                                 <w:spacing/>
                                 <w:ind/>
                                 <w:rPr>
-                                  <w:rStyle w:val="1_2"/>
+                                  <w:rStyle w:val="925"/>
                                   <w:rFonts w:ascii="Roboto" w:hAnsi="Roboto" w:cs="Roboto"/>
                                 </w:rPr>
                               </w:pPr>
                               <w:r>
                                 <w:rPr>
-                                  <w:rStyle w:val="1_2"/>
+                                  <w:rStyle w:val="925"/>
                                   <w:rFonts w:ascii="Roboto" w:hAnsi="Roboto" w:eastAsia="Roboto" w:cs="Roboto"/>
                                 </w:rPr>
                                 <w:t xml:space="preserve">Senior Full Stack Software Engineer and Cloud Architect with 17 years of experience delivering end-to-end</w:t>
                               </w:r>
                               <w:r>
                                 <w:rPr>
-                                  <w:rStyle w:val="1_2"/>
+                                  <w:rStyle w:val="925"/>
                                   <w:rFonts w:ascii="Roboto" w:hAnsi="Roboto" w:eastAsia="Roboto" w:cs="Roboto"/>
                                 </w:rPr>
                                 <w:t xml:space="preserve"> solutions at enterprise scale. Most recently, played a key role building high-performance mobile applications and serverless backend services that power Amazon Transportation Services' middle-mile logistics network across North America, Europe, and Japan.</w:t>
                               </w:r>
                               <w:r>
                                 <w:rPr>
-                                  <w:rFonts w:ascii="Roboto" w:hAnsi="Roboto" w:eastAsia="Roboto" w:cs="Roboto"/>
-                                </w:rPr>
-                              </w:r>
-                              <w:r>
-                                <w:rPr>
-                                  <w:rStyle w:val="1_2"/>
+                                  <w:rStyle w:val="925"/>
                                   <w:rFonts w:ascii="Roboto" w:hAnsi="Roboto" w:cs="Roboto"/>
                                 </w:rPr>
                               </w:r>
                               <w:r>
                                 <w:rPr>
-                                  <w:rStyle w:val="1_2"/>
+                                  <w:rStyle w:val="925"/>
                                   <w:rFonts w:ascii="Roboto" w:hAnsi="Roboto" w:cs="Roboto"/>
                                 </w:rPr>
                               </w:r>
                             </w:p>
                             <w:p>
                               <w:pPr>
-                                <w:pStyle w:val="1_1"/>
+                                <w:pStyle w:val="924"/>
                                 <w:pBdr/>
                                 <w:spacing/>
                                 <w:ind/>
@@ -2738,33 +2394,23 @@
                               </w:pPr>
                               <w:r>
                                 <w:rPr>
-                                  <w:rStyle w:val="1_2"/>
+                                  <w:rStyle w:val="925"/>
                                   <w:rFonts w:ascii="Roboto" w:hAnsi="Roboto" w:eastAsia="Roboto" w:cs="Roboto"/>
                                 </w:rPr>
                               </w:r>
                               <w:r>
                                 <w:rPr>
-                                  <w:rStyle w:val="1_2"/>
+                                  <w:rStyle w:val="925"/>
                                   <w:rFonts w:ascii="Roboto" w:hAnsi="Roboto" w:eastAsia="Roboto" w:cs="Roboto"/>
                                 </w:rPr>
                                 <w:t xml:space="preserve">Deep expertise in AW</w:t>
                               </w:r>
                               <w:r>
                                 <w:rPr>
-                                  <w:rStyle w:val="1_2"/>
+                                  <w:rStyle w:val="925"/>
                                   <w:rFonts w:ascii="Roboto" w:hAnsi="Roboto" w:eastAsia="Roboto" w:cs="Roboto"/>
                                 </w:rPr>
                                 <w:t xml:space="preserve">S serverless architecture, mobile development (Android/iOS), and microservices. Track record of designing scalable systems processing millions of daily transactions, leading technical initiatives from concept to production, and mentoring engineering teams.</w:t>
-                              </w:r>
-                              <w:r>
-                                <w:rPr>
-                                  <w:rFonts w:ascii="Roboto" w:hAnsi="Roboto" w:eastAsia="Roboto" w:cs="Roboto"/>
-                                </w:rPr>
-                              </w:r>
-                              <w:r>
-                                <w:rPr>
-                                  <w:rFonts w:ascii="Roboto" w:hAnsi="Roboto" w:eastAsia="Roboto" w:cs="Roboto"/>
-                                </w:rPr>
                               </w:r>
                               <w:r>
                                 <w:rPr>
@@ -2779,7 +2425,7 @@
                             </w:p>
                             <w:p>
                               <w:pPr>
-                                <w:pStyle w:val="1_1"/>
+                                <w:pStyle w:val="924"/>
                                 <w:pBdr/>
                                 <w:spacing/>
                                 <w:ind/>
@@ -2789,20 +2435,10 @@
                               </w:pPr>
                               <w:r>
                                 <w:rPr>
-                                  <w:rStyle w:val="1_2"/>
+                                  <w:rStyle w:val="925"/>
                                   <w:rFonts w:ascii="Roboto" w:hAnsi="Roboto" w:eastAsia="Roboto" w:cs="Roboto"/>
                                 </w:rPr>
                                 <w:t xml:space="preserve">Specialized in: Cloud-native architecture (AWS Lambda, DynamoDB, API Gateway) • Mobile development (Kotlin, Swift, Jetpack Compose) • Infrastructure as Code (AWS CDK) • CI/CD automation • Microservices design</w:t>
-                              </w:r>
-                              <w:r>
-                                <w:rPr>
-                                  <w:rFonts w:ascii="Roboto" w:hAnsi="Roboto" w:eastAsia="Roboto" w:cs="Roboto"/>
-                                </w:rPr>
-                              </w:r>
-                              <w:r>
-                                <w:rPr>
-                                  <w:rFonts w:ascii="Roboto" w:hAnsi="Roboto" w:eastAsia="Roboto" w:cs="Roboto"/>
-                                </w:rPr>
                               </w:r>
                               <w:r>
                                 <w:rPr>
@@ -2824,11 +2460,6 @@
                                   <w:rFonts w:ascii="Roboto" w:hAnsi="Roboto" w:cs="Roboto"/>
                                 </w:rPr>
                               </w:pPr>
-                              <w:r>
-                                <w:rPr>
-                                  <w:rFonts w:ascii="Roboto" w:hAnsi="Roboto" w:eastAsia="Roboto" w:cs="Roboto"/>
-                                </w:rPr>
-                              </w:r>
                               <w:r>
                                 <w:rPr>
                                   <w:rFonts w:ascii="Roboto" w:hAnsi="Roboto" w:eastAsia="Roboto" w:cs="Roboto"/>
@@ -2932,7 +2563,7 @@
                             <w:rFonts w:ascii="Exo 2" w:hAnsi="Exo 2" w:eastAsia="Times New Roman" w:cs="Arial"/>
                             <w:b/>
                             <w:bCs/>
-                            <w:color w:val="4472c4" w:themeColor="accent1"/>
+                            <w:color w:val="4287f5"/>
                             <w:sz w:val="28"/>
                             <w:szCs w:val="28"/>
                           </w:rPr>
@@ -2956,50 +2587,45 @@
                     <w:txbxContent>
                       <w:p>
                         <w:pPr>
-                          <w:pStyle w:val="1_1"/>
+                          <w:pStyle w:val="924"/>
                           <w:pBdr/>
                           <w:spacing/>
                           <w:ind/>
                           <w:rPr>
-                            <w:rStyle w:val="1_2"/>
+                            <w:rStyle w:val="925"/>
                             <w:rFonts w:ascii="Roboto" w:hAnsi="Roboto" w:cs="Roboto"/>
                           </w:rPr>
                         </w:pPr>
                         <w:r>
                           <w:rPr>
-                            <w:rStyle w:val="1_2"/>
+                            <w:rStyle w:val="925"/>
                             <w:rFonts w:ascii="Roboto" w:hAnsi="Roboto" w:eastAsia="Roboto" w:cs="Roboto"/>
                           </w:rPr>
                           <w:t xml:space="preserve">Senior Full Stack Software Engineer and Cloud Architect with 17 years of experience delivering end-to-end</w:t>
                         </w:r>
                         <w:r>
                           <w:rPr>
-                            <w:rStyle w:val="1_2"/>
+                            <w:rStyle w:val="925"/>
                             <w:rFonts w:ascii="Roboto" w:hAnsi="Roboto" w:eastAsia="Roboto" w:cs="Roboto"/>
                           </w:rPr>
                           <w:t xml:space="preserve"> solutions at enterprise scale. Most recently, played a key role building high-performance mobile applications and serverless backend services that power Amazon Transportation Services' middle-mile logistics network across North America, Europe, and Japan.</w:t>
                         </w:r>
                         <w:r>
                           <w:rPr>
-                            <w:rFonts w:ascii="Roboto" w:hAnsi="Roboto" w:eastAsia="Roboto" w:cs="Roboto"/>
-                          </w:rPr>
-                        </w:r>
-                        <w:r>
-                          <w:rPr>
-                            <w:rStyle w:val="1_2"/>
+                            <w:rStyle w:val="925"/>
                             <w:rFonts w:ascii="Roboto" w:hAnsi="Roboto" w:cs="Roboto"/>
                           </w:rPr>
                         </w:r>
                         <w:r>
                           <w:rPr>
-                            <w:rStyle w:val="1_2"/>
+                            <w:rStyle w:val="925"/>
                             <w:rFonts w:ascii="Roboto" w:hAnsi="Roboto" w:cs="Roboto"/>
                           </w:rPr>
                         </w:r>
                       </w:p>
                       <w:p>
                         <w:pPr>
-                          <w:pStyle w:val="1_1"/>
+                          <w:pStyle w:val="924"/>
                           <w:pBdr/>
                           <w:spacing/>
                           <w:ind/>
@@ -3009,33 +2635,23 @@
                         </w:pPr>
                         <w:r>
                           <w:rPr>
-                            <w:rStyle w:val="1_2"/>
+                            <w:rStyle w:val="925"/>
                             <w:rFonts w:ascii="Roboto" w:hAnsi="Roboto" w:eastAsia="Roboto" w:cs="Roboto"/>
                           </w:rPr>
                         </w:r>
                         <w:r>
                           <w:rPr>
-                            <w:rStyle w:val="1_2"/>
+                            <w:rStyle w:val="925"/>
                             <w:rFonts w:ascii="Roboto" w:hAnsi="Roboto" w:eastAsia="Roboto" w:cs="Roboto"/>
                           </w:rPr>
                           <w:t xml:space="preserve">Deep expertise in AW</w:t>
                         </w:r>
                         <w:r>
                           <w:rPr>
-                            <w:rStyle w:val="1_2"/>
+                            <w:rStyle w:val="925"/>
                             <w:rFonts w:ascii="Roboto" w:hAnsi="Roboto" w:eastAsia="Roboto" w:cs="Roboto"/>
                           </w:rPr>
                           <w:t xml:space="preserve">S serverless architecture, mobile development (Android/iOS), and microservices. Track record of designing scalable systems processing millions of daily transactions, leading technical initiatives from concept to production, and mentoring engineering teams.</w:t>
-                        </w:r>
-                        <w:r>
-                          <w:rPr>
-                            <w:rFonts w:ascii="Roboto" w:hAnsi="Roboto" w:eastAsia="Roboto" w:cs="Roboto"/>
-                          </w:rPr>
-                        </w:r>
-                        <w:r>
-                          <w:rPr>
-                            <w:rFonts w:ascii="Roboto" w:hAnsi="Roboto" w:eastAsia="Roboto" w:cs="Roboto"/>
-                          </w:rPr>
                         </w:r>
                         <w:r>
                           <w:rPr>
@@ -3050,7 +2666,7 @@
                       </w:p>
                       <w:p>
                         <w:pPr>
-                          <w:pStyle w:val="1_1"/>
+                          <w:pStyle w:val="924"/>
                           <w:pBdr/>
                           <w:spacing/>
                           <w:ind/>
@@ -3060,20 +2676,10 @@
                         </w:pPr>
                         <w:r>
                           <w:rPr>
-                            <w:rStyle w:val="1_2"/>
+                            <w:rStyle w:val="925"/>
                             <w:rFonts w:ascii="Roboto" w:hAnsi="Roboto" w:eastAsia="Roboto" w:cs="Roboto"/>
                           </w:rPr>
                           <w:t xml:space="preserve">Specialized in: Cloud-native architecture (AWS Lambda, DynamoDB, API Gateway) • Mobile development (Kotlin, Swift, Jetpack Compose) • Infrastructure as Code (AWS CDK) • CI/CD automation • Microservices design</w:t>
-                        </w:r>
-                        <w:r>
-                          <w:rPr>
-                            <w:rFonts w:ascii="Roboto" w:hAnsi="Roboto" w:eastAsia="Roboto" w:cs="Roboto"/>
-                          </w:rPr>
-                        </w:r>
-                        <w:r>
-                          <w:rPr>
-                            <w:rFonts w:ascii="Roboto" w:hAnsi="Roboto" w:eastAsia="Roboto" w:cs="Roboto"/>
-                          </w:rPr>
                         </w:r>
                         <w:r>
                           <w:rPr>
@@ -3095,11 +2701,6 @@
                             <w:rFonts w:ascii="Roboto" w:hAnsi="Roboto" w:cs="Roboto"/>
                           </w:rPr>
                         </w:pPr>
-                        <w:r>
-                          <w:rPr>
-                            <w:rFonts w:ascii="Roboto" w:hAnsi="Roboto" w:eastAsia="Roboto" w:cs="Roboto"/>
-                          </w:rPr>
-                        </w:r>
                         <w:r>
                           <w:rPr>
                             <w:rFonts w:ascii="Roboto" w:hAnsi="Roboto" w:eastAsia="Roboto" w:cs="Roboto"/>
@@ -3131,7 +2732,14 @@
         <w:br w:type="page" w:clear="all"/>
       </w:r>
       <w:r/>
-      <w:r/>
+    </w:p>
+    <w:p>
+      <w:pPr>
+        <w:pBdr/>
+        <w:spacing/>
+        <w:ind/>
+        <w:rPr/>
+      </w:pPr>
       <w:r/>
       <w:r/>
     </w:p>
@@ -3144,7 +2752,6 @@
       </w:pPr>
       <w:r/>
       <w:r/>
-      <w:r/>
     </w:p>
     <w:p>
       <w:pPr>
@@ -3153,21 +2760,6 @@
         <w:ind/>
         <w:rPr/>
       </w:pPr>
-      <w:r/>
-      <w:r/>
-      <w:r/>
-      <w:r/>
-      <w:r/>
-    </w:p>
-    <w:p>
-      <w:pPr>
-        <w:pBdr/>
-        <w:spacing/>
-        <w:ind/>
-        <w:rPr/>
-      </w:pPr>
-      <w:r/>
-      <w:r/>
       <w:r/>
       <w:r/>
     </w:p>
@@ -3361,7 +2953,7 @@
                             </w:r>
                             <w:r>
                               <w:rPr>
-                                <w:rStyle w:val="1_2"/>
+                                <w:rStyle w:val="925"/>
                                 <w:rFonts w:ascii="Roboto" w:hAnsi="Roboto" w:eastAsia="Roboto" w:cs="Roboto"/>
                                 <w:i/>
                                 <w:iCs/>
@@ -3548,7 +3140,7 @@
                       </w:r>
                       <w:r>
                         <w:rPr>
-                          <w:rStyle w:val="1_2"/>
+                          <w:rStyle w:val="925"/>
                           <w:rFonts w:ascii="Roboto" w:hAnsi="Roboto" w:eastAsia="Roboto" w:cs="Roboto"/>
                           <w:i/>
                           <w:iCs/>
@@ -3580,7 +3172,6 @@
         </mc:AlternateContent>
       </w:r>
       <w:r/>
-      <w:r/>
     </w:p>
     <w:p>
       <w:pPr>
@@ -3589,7 +3180,6 @@
         <w:ind/>
         <w:rPr/>
       </w:pPr>
-      <w:r/>
       <w:r/>
       <w:r/>
     </w:p>
@@ -3602,7 +3192,6 @@
       </w:pPr>
       <w:r/>
       <w:r/>
-      <w:r/>
     </w:p>
     <w:p>
       <w:pPr>
@@ -3611,11 +3200,6 @@
         <w:ind/>
         <w:rPr/>
       </w:pPr>
-      <w:r/>
-      <w:r/>
-      <w:r/>
-      <w:r/>
-      <w:r/>
       <w:r>
         <mc:AlternateContent>
           <mc:Choice Requires="wpg">
@@ -3655,7 +3239,7 @@
                         <w:txbxContent>
                           <w:p>
                             <w:pPr>
-                              <w:pStyle w:val="1_1"/>
+                              <w:pStyle w:val="924"/>
                               <w:pBdr/>
                               <w:spacing/>
                               <w:ind/>
@@ -3663,23 +3247,21 @@
                             </w:pPr>
                             <w:r>
                               <w:rPr>
-                                <w:rStyle w:val="1_2"/>
+                                <w:rStyle w:val="925"/>
                               </w:rPr>
                               <w:t xml:space="preserve">Led architectural evolution of enterprise l</w:t>
                             </w:r>
                             <w:r>
                               <w:rPr>
-                                <w:rStyle w:val="1_2"/>
+                                <w:rStyle w:val="925"/>
                               </w:rPr>
                               <w:t xml:space="preserve">oyalty and rewards platform processing millions of daily transactions for global hospitality clients including Hilton and Hyatt. Progressed from senior engineer to architect, driving modernization from monolithic architecture to cloud-native microservices.</w:t>
                             </w:r>
                             <w:r/>
-                            <w:r/>
-                            <w:r/>
                           </w:p>
                           <w:p>
                             <w:pPr>
-                              <w:pStyle w:val="1_1"/>
+                              <w:pStyle w:val="924"/>
                               <w:pBdr/>
                               <w:spacing/>
                               <w:ind/>
@@ -3687,19 +3269,17 @@
                             </w:pPr>
                             <w:r>
                               <w:rPr>
-                                <w:rStyle w:val="1_2"/>
+                                <w:rStyle w:val="925"/>
                                 <w:b/>
                                 <w:bCs/>
                               </w:rPr>
                               <w:t xml:space="preserve">Key Achievements:</w:t>
                             </w:r>
                             <w:r/>
-                            <w:r/>
-                            <w:r/>
                           </w:p>
                           <w:p>
                             <w:pPr>
-                              <w:pStyle w:val="1_87"/>
+                              <w:pStyle w:val="926"/>
                               <w:numPr>
                                 <w:ilvl w:val="0"/>
                                 <w:numId w:val="13"/>
@@ -3711,17 +3291,15 @@
                             </w:pPr>
                             <w:r>
                               <w:rPr>
-                                <w:rStyle w:val="1_88"/>
+                                <w:rStyle w:val="927"/>
                               </w:rPr>
                               <w:t xml:space="preserve">Architected and executed migration from monolithic application to event-driven microservices architecture using Kafka, Spring Boot, and OpenShift, enabling asynchronous transaction processing and horizontal scaling</w:t>
                             </w:r>
                             <w:r/>
-                            <w:r/>
-                            <w:r/>
                           </w:p>
                           <w:p>
                             <w:pPr>
-                              <w:pStyle w:val="1_87"/>
+                              <w:pStyle w:val="926"/>
                               <w:numPr>
                                 <w:ilvl w:val="0"/>
                                 <w:numId w:val="13"/>
@@ -3733,17 +3311,15 @@
                             </w:pPr>
                             <w:r>
                               <w:rPr>
-                                <w:rStyle w:val="1_88"/>
+                                <w:rStyle w:val="927"/>
                               </w:rPr>
                               <w:t xml:space="preserve">Designed containerized deployment strategy using Kubernetes, Docker, and Helm charts on Linux environments, reducing deployment time and improving system reliability</w:t>
                             </w:r>
                             <w:r/>
-                            <w:r/>
-                            <w:r/>
                           </w:p>
                           <w:p>
                             <w:pPr>
-                              <w:pStyle w:val="1_87"/>
+                              <w:pStyle w:val="926"/>
                               <w:numPr>
                                 <w:ilvl w:val="0"/>
                                 <w:numId w:val="13"/>
@@ -3755,17 +3331,15 @@
                             </w:pPr>
                             <w:r>
                               <w:rPr>
-                                <w:rStyle w:val="1_88"/>
+                                <w:rStyle w:val="927"/>
                               </w:rPr>
                               <w:t xml:space="preserve">Established CI/CD pipelines using Jenkins and Bamboo with automated testing (JUnit, Mockito) and code quality gates (SonarQube)</w:t>
                             </w:r>
                             <w:r/>
-                            <w:r/>
-                            <w:r/>
                           </w:p>
                           <w:p>
                             <w:pPr>
-                              <w:pStyle w:val="1_87"/>
+                              <w:pStyle w:val="926"/>
                               <w:numPr>
                                 <w:ilvl w:val="0"/>
                                 <w:numId w:val="13"/>
@@ -3777,17 +3351,15 @@
                             </w:pPr>
                             <w:r>
                               <w:rPr>
-                                <w:rStyle w:val="1_88"/>
+                                <w:rStyle w:val="927"/>
                               </w:rPr>
                               <w:t xml:space="preserve">Implemented Service Oriented Architecture following 12-Factor Application principles and enterprise design patterns</w:t>
                             </w:r>
                             <w:r/>
-                            <w:r/>
-                            <w:r/>
                           </w:p>
                           <w:p>
                             <w:pPr>
-                              <w:pStyle w:val="1_87"/>
+                              <w:pStyle w:val="926"/>
                               <w:numPr>
                                 <w:ilvl w:val="0"/>
                                 <w:numId w:val="13"/>
@@ -3799,17 +3371,15 @@
                             </w:pPr>
                             <w:r>
                               <w:rPr>
-                                <w:rStyle w:val="1_88"/>
+                                <w:rStyle w:val="927"/>
                               </w:rPr>
                               <w:t xml:space="preserve">Led cross-team coordination for platform features serving multiple enterprise clients</w:t>
                             </w:r>
                             <w:r/>
-                            <w:r/>
-                            <w:r/>
                           </w:p>
                           <w:p>
                             <w:pPr>
-                              <w:pStyle w:val="1_87"/>
+                              <w:pStyle w:val="926"/>
                               <w:numPr>
                                 <w:ilvl w:val="0"/>
                                 <w:numId w:val="13"/>
@@ -3821,17 +3391,15 @@
                             </w:pPr>
                             <w:r>
                               <w:rPr>
-                                <w:rStyle w:val="1_88"/>
+                                <w:rStyle w:val="927"/>
                               </w:rPr>
                               <w:t xml:space="preserve">Mentored junior developers through code reviews, architectural guidance, and hands-on feature development</w:t>
                             </w:r>
                             <w:r/>
-                            <w:r/>
-                            <w:r/>
                           </w:p>
                           <w:p>
                             <w:pPr>
-                              <w:pStyle w:val="1_1"/>
+                              <w:pStyle w:val="924"/>
                               <w:pBdr/>
                               <w:spacing/>
                               <w:ind/>
@@ -3839,7 +3407,7 @@
                             </w:pPr>
                             <w:r>
                               <w:rPr>
-                                <w:rStyle w:val="1_2"/>
+                                <w:rStyle w:val="925"/>
                                 <w:b/>
                                 <w:bCs/>
                               </w:rPr>
@@ -3847,12 +3415,10 @@
                             </w:r>
                             <w:r>
                               <w:rPr>
-                                <w:rStyle w:val="1_2"/>
+                                <w:rStyle w:val="925"/>
                               </w:rPr>
                               <w:t xml:space="preserve"> Kafka, Elasticsearch, Spring Boot, Microservices, Kubernetes, OpenShift, Docker, Helm, Java, Linux/Unix, Jenkins, Maven, Git</w:t>
                             </w:r>
-                            <w:r/>
-                            <w:r/>
                             <w:r/>
                           </w:p>
                           <w:p>
@@ -3862,7 +3428,6 @@
                               <w:ind/>
                               <w:rPr/>
                             </w:pPr>
-                            <w:r/>
                             <w:r/>
                             <w:r/>
                           </w:p>
@@ -3885,7 +3450,7 @@
                   <w:txbxContent>
                     <w:p>
                       <w:pPr>
-                        <w:pStyle w:val="1_1"/>
+                        <w:pStyle w:val="924"/>
                         <w:pBdr/>
                         <w:spacing/>
                         <w:ind/>
@@ -3893,23 +3458,21 @@
                       </w:pPr>
                       <w:r>
                         <w:rPr>
-                          <w:rStyle w:val="1_2"/>
+                          <w:rStyle w:val="925"/>
                         </w:rPr>
                         <w:t xml:space="preserve">Led architectural evolution of enterprise l</w:t>
                       </w:r>
                       <w:r>
                         <w:rPr>
-                          <w:rStyle w:val="1_2"/>
+                          <w:rStyle w:val="925"/>
                         </w:rPr>
                         <w:t xml:space="preserve">oyalty and rewards platform processing millions of daily transactions for global hospitality clients including Hilton and Hyatt. Progressed from senior engineer to architect, driving modernization from monolithic architecture to cloud-native microservices.</w:t>
                       </w:r>
                       <w:r/>
-                      <w:r/>
-                      <w:r/>
                     </w:p>
                     <w:p>
                       <w:pPr>
-                        <w:pStyle w:val="1_1"/>
+                        <w:pStyle w:val="924"/>
                         <w:pBdr/>
                         <w:spacing/>
                         <w:ind/>
@@ -3917,19 +3480,17 @@
                       </w:pPr>
                       <w:r>
                         <w:rPr>
-                          <w:rStyle w:val="1_2"/>
+                          <w:rStyle w:val="925"/>
                           <w:b/>
                           <w:bCs/>
                         </w:rPr>
                         <w:t xml:space="preserve">Key Achievements:</w:t>
                       </w:r>
                       <w:r/>
-                      <w:r/>
-                      <w:r/>
                     </w:p>
                     <w:p>
                       <w:pPr>
-                        <w:pStyle w:val="1_87"/>
+                        <w:pStyle w:val="926"/>
                         <w:numPr>
                           <w:ilvl w:val="0"/>
                           <w:numId w:val="13"/>
@@ -3941,17 +3502,15 @@
                       </w:pPr>
                       <w:r>
                         <w:rPr>
-                          <w:rStyle w:val="1_88"/>
+                          <w:rStyle w:val="927"/>
                         </w:rPr>
                         <w:t xml:space="preserve">Architected and executed migration from monolithic application to event-driven microservices architecture using Kafka, Spring Boot, and OpenShift, enabling asynchronous transaction processing and horizontal scaling</w:t>
                       </w:r>
                       <w:r/>
-                      <w:r/>
-                      <w:r/>
                     </w:p>
                     <w:p>
                       <w:pPr>
-                        <w:pStyle w:val="1_87"/>
+                        <w:pStyle w:val="926"/>
                         <w:numPr>
                           <w:ilvl w:val="0"/>
                           <w:numId w:val="13"/>
@@ -3963,17 +3522,15 @@
                       </w:pPr>
                       <w:r>
                         <w:rPr>
-                          <w:rStyle w:val="1_88"/>
+                          <w:rStyle w:val="927"/>
                         </w:rPr>
                         <w:t xml:space="preserve">Designed containerized deployment strategy using Kubernetes, Docker, and Helm charts on Linux environments, reducing deployment time and improving system reliability</w:t>
                       </w:r>
                       <w:r/>
-                      <w:r/>
-                      <w:r/>
                     </w:p>
                     <w:p>
                       <w:pPr>
-                        <w:pStyle w:val="1_87"/>
+                        <w:pStyle w:val="926"/>
                         <w:numPr>
                           <w:ilvl w:val="0"/>
                           <w:numId w:val="13"/>
@@ -3985,17 +3542,15 @@
                       </w:pPr>
                       <w:r>
                         <w:rPr>
-                          <w:rStyle w:val="1_88"/>
+                          <w:rStyle w:val="927"/>
                         </w:rPr>
                         <w:t xml:space="preserve">Established CI/CD pipelines using Jenkins and Bamboo with automated testing (JUnit, Mockito) and code quality gates (SonarQube)</w:t>
                       </w:r>
                       <w:r/>
-                      <w:r/>
-                      <w:r/>
                     </w:p>
                     <w:p>
                       <w:pPr>
-                        <w:pStyle w:val="1_87"/>
+                        <w:pStyle w:val="926"/>
                         <w:numPr>
                           <w:ilvl w:val="0"/>
                           <w:numId w:val="13"/>
@@ -4007,17 +3562,15 @@
                       </w:pPr>
                       <w:r>
                         <w:rPr>
-                          <w:rStyle w:val="1_88"/>
+                          <w:rStyle w:val="927"/>
                         </w:rPr>
                         <w:t xml:space="preserve">Implemented Service Oriented Architecture following 12-Factor Application principles and enterprise design patterns</w:t>
                       </w:r>
                       <w:r/>
-                      <w:r/>
-                      <w:r/>
                     </w:p>
                     <w:p>
                       <w:pPr>
-                        <w:pStyle w:val="1_87"/>
+                        <w:pStyle w:val="926"/>
                         <w:numPr>
                           <w:ilvl w:val="0"/>
                           <w:numId w:val="13"/>
@@ -4029,17 +3582,15 @@
                       </w:pPr>
                       <w:r>
                         <w:rPr>
-                          <w:rStyle w:val="1_88"/>
+                          <w:rStyle w:val="927"/>
                         </w:rPr>
                         <w:t xml:space="preserve">Led cross-team coordination for platform features serving multiple enterprise clients</w:t>
                       </w:r>
                       <w:r/>
-                      <w:r/>
-                      <w:r/>
                     </w:p>
                     <w:p>
                       <w:pPr>
-                        <w:pStyle w:val="1_87"/>
+                        <w:pStyle w:val="926"/>
                         <w:numPr>
                           <w:ilvl w:val="0"/>
                           <w:numId w:val="13"/>
@@ -4051,17 +3602,15 @@
                       </w:pPr>
                       <w:r>
                         <w:rPr>
-                          <w:rStyle w:val="1_88"/>
+                          <w:rStyle w:val="927"/>
                         </w:rPr>
                         <w:t xml:space="preserve">Mentored junior developers through code reviews, architectural guidance, and hands-on feature development</w:t>
                       </w:r>
                       <w:r/>
-                      <w:r/>
-                      <w:r/>
                     </w:p>
                     <w:p>
                       <w:pPr>
-                        <w:pStyle w:val="1_1"/>
+                        <w:pStyle w:val="924"/>
                         <w:pBdr/>
                         <w:spacing/>
                         <w:ind/>
@@ -4069,7 +3618,7 @@
                       </w:pPr>
                       <w:r>
                         <w:rPr>
-                          <w:rStyle w:val="1_2"/>
+                          <w:rStyle w:val="925"/>
                           <w:b/>
                           <w:bCs/>
                         </w:rPr>
@@ -4077,12 +3626,10 @@
                       </w:r>
                       <w:r>
                         <w:rPr>
-                          <w:rStyle w:val="1_2"/>
+                          <w:rStyle w:val="925"/>
                         </w:rPr>
                         <w:t xml:space="preserve"> Kafka, Elasticsearch, Spring Boot, Microservices, Kubernetes, OpenShift, Docker, Helm, Java, Linux/Unix, Jenkins, Maven, Git</w:t>
                       </w:r>
-                      <w:r/>
-                      <w:r/>
                       <w:r/>
                     </w:p>
                     <w:p>
@@ -4094,7 +3641,6 @@
                       </w:pPr>
                       <w:r/>
                       <w:r/>
-                      <w:r/>
                     </w:p>
                   </w:txbxContent>
                 </v:textbox>
@@ -4103,19 +3649,22 @@
           </mc:Fallback>
         </mc:AlternateContent>
       </w:r>
-      <w:r/>
-      <w:r/>
-      <w:r/>
-      <w:r/>
       <w:r>
         <w:rPr>
-          <w:rStyle w:val="1_2"/>
+          <w:rStyle w:val="925"/>
           <w:rFonts w:ascii="Roboto" w:hAnsi="Roboto" w:eastAsia="Roboto" w:cs="Roboto"/>
         </w:rPr>
         <w:br/>
       </w:r>
       <w:r/>
-      <w:r/>
+    </w:p>
+    <w:p>
+      <w:pPr>
+        <w:pBdr/>
+        <w:spacing/>
+        <w:ind/>
+        <w:rPr/>
+      </w:pPr>
       <w:r/>
       <w:r/>
     </w:p>
@@ -4126,31 +3675,18 @@
         <w:ind/>
         <w:rPr/>
       </w:pPr>
-      <w:r/>
-      <w:r/>
-      <w:r/>
-    </w:p>
-    <w:p>
-      <w:pPr>
-        <w:pBdr/>
-        <w:spacing/>
-        <w:ind/>
-        <w:rPr/>
-      </w:pPr>
       <w:r>
         <w:rPr>
-          <w:rStyle w:val="1_2"/>
+          <w:rStyle w:val="925"/>
           <w:rFonts w:ascii="Roboto" w:hAnsi="Roboto" w:eastAsia="Roboto" w:cs="Roboto"/>
         </w:rPr>
       </w:r>
-      <w:r/>
       <w:r>
         <w:rPr>
-          <w:rStyle w:val="1_2"/>
+          <w:rStyle w:val="925"/>
           <w:rFonts w:ascii="Roboto" w:hAnsi="Roboto" w:eastAsia="Roboto" w:cs="Roboto"/>
         </w:rPr>
       </w:r>
-      <w:r/>
       <w:r/>
     </w:p>
     <w:p>
@@ -4467,7 +4003,6 @@
         </mc:AlternateContent>
       </w:r>
       <w:r/>
-      <w:r/>
     </w:p>
     <w:p>
       <w:pPr>
@@ -4476,7 +4011,6 @@
         <w:ind/>
         <w:rPr/>
       </w:pPr>
-      <w:r/>
       <w:r/>
       <w:r/>
     </w:p>
@@ -4489,7 +4023,6 @@
       </w:pPr>
       <w:r/>
       <w:r/>
-      <w:r/>
     </w:p>
     <w:p>
       <w:pPr>
@@ -4498,7 +4031,6 @@
         <w:ind/>
         <w:rPr/>
       </w:pPr>
-      <w:r/>
       <w:r/>
       <w:r/>
     </w:p>
@@ -4509,7 +4041,6 @@
         <w:ind/>
         <w:rPr/>
       </w:pPr>
-      <w:r/>
       <w:r>
         <mc:AlternateContent>
           <mc:Choice Requires="wpg">
@@ -4549,7 +4080,7 @@
                         <w:txbxContent>
                           <w:p>
                             <w:pPr>
-                              <w:pStyle w:val="1_1"/>
+                              <w:pStyle w:val="924"/>
                               <w:pBdr/>
                               <w:spacing/>
                               <w:ind/>
@@ -4559,7 +4090,7 @@
                             </w:pPr>
                             <w:r>
                               <w:rPr>
-                                <w:rStyle w:val="1_2"/>
+                                <w:rStyle w:val="925"/>
                                 <w:rFonts w:ascii="Roboto" w:hAnsi="Roboto" w:eastAsia="Roboto" w:cs="Roboto"/>
                                 <w:b/>
                                 <w:bCs/>
@@ -4567,7 +4098,7 @@
                             </w:r>
                             <w:r>
                               <w:rPr>
-                                <w:rStyle w:val="1_2"/>
+                                <w:rStyle w:val="925"/>
                                 <w:rFonts w:ascii="Roboto" w:hAnsi="Roboto" w:eastAsia="Roboto" w:cs="Roboto"/>
                                 <w:b/>
                                 <w:bCs/>
@@ -4576,7 +4107,7 @@
                             </w:r>
                             <w:r>
                               <w:rPr>
-                                <w:rStyle w:val="1_2"/>
+                                <w:rStyle w:val="925"/>
                                 <w:rFonts w:ascii="Roboto" w:hAnsi="Roboto" w:eastAsia="Roboto" w:cs="Roboto"/>
                                 <w:b w:val="0"/>
                                 <w:bCs w:val="0"/>
@@ -4585,7 +4116,7 @@
                             </w:r>
                             <w:r>
                               <w:rPr>
-                                <w:rStyle w:val="1_2"/>
+                                <w:rStyle w:val="925"/>
                                 <w:rFonts w:ascii="Roboto" w:hAnsi="Roboto" w:eastAsia="Roboto" w:cs="Roboto"/>
                                 <w:b w:val="0"/>
                                 <w:bCs w:val="0"/>
@@ -4594,7 +4125,7 @@
                             </w:r>
                             <w:r>
                               <w:rPr>
-                                <w:rStyle w:val="1_2"/>
+                                <w:rStyle w:val="925"/>
                                 <w:rFonts w:ascii="Roboto" w:hAnsi="Roboto" w:eastAsia="Roboto" w:cs="Roboto"/>
                               </w:rPr>
                               <w:t xml:space="preserve"> | June 2013 - July 2015</w:t>
@@ -4607,16 +4138,11 @@
                             </w:r>
                             <w:r>
                               <w:rPr>
-                                <w:rStyle w:val="1_2"/>
+                                <w:rStyle w:val="925"/>
                                 <w:rFonts w:ascii="Roboto" w:hAnsi="Roboto" w:eastAsia="Roboto" w:cs="Roboto"/>
                               </w:rPr>
                               <w:br/>
                               <w:t xml:space="preserve">Developed SOAP web services and management website for Amtrak Guest Rewards loyalty program using Spring Framework, Hibernate, Node.js, and AngularJS.</w:t>
-                            </w:r>
-                            <w:r>
-                              <w:rPr>
-                                <w:rFonts w:ascii="Roboto" w:hAnsi="Roboto" w:eastAsia="Roboto" w:cs="Roboto"/>
-                              </w:rPr>
                             </w:r>
                             <w:r>
                               <w:rPr>
@@ -4670,30 +4196,6 @@
                                 <w:highlight w:val="none"/>
                               </w:rPr>
                             </w:r>
-                            <w:r>
-                              <w:rPr>
-                                <w:rFonts w:ascii="Roboto" w:hAnsi="Roboto" w:cs="Roboto"/>
-                                <w:sz w:val="24"/>
-                                <w:szCs w:val="24"/>
-                                <w:highlight w:val="none"/>
-                              </w:rPr>
-                            </w:r>
-                            <w:r>
-                              <w:rPr>
-                                <w:rFonts w:ascii="Roboto" w:hAnsi="Roboto" w:cs="Roboto"/>
-                                <w:sz w:val="24"/>
-                                <w:szCs w:val="24"/>
-                                <w:highlight w:val="none"/>
-                              </w:rPr>
-                            </w:r>
-                            <w:r>
-                              <w:rPr>
-                                <w:rFonts w:ascii="Roboto" w:hAnsi="Roboto" w:cs="Roboto"/>
-                                <w:sz w:val="24"/>
-                                <w:szCs w:val="24"/>
-                                <w:highlight w:val="none"/>
-                              </w:rPr>
-                            </w:r>
                           </w:p>
                         </w:txbxContent>
                       </wps:txbx>
@@ -4714,7 +4216,7 @@
                   <w:txbxContent>
                     <w:p>
                       <w:pPr>
-                        <w:pStyle w:val="1_1"/>
+                        <w:pStyle w:val="924"/>
                         <w:pBdr/>
                         <w:spacing/>
                         <w:ind/>
@@ -4724,7 +4226,7 @@
                       </w:pPr>
                       <w:r>
                         <w:rPr>
-                          <w:rStyle w:val="1_2"/>
+                          <w:rStyle w:val="925"/>
                           <w:rFonts w:ascii="Roboto" w:hAnsi="Roboto" w:eastAsia="Roboto" w:cs="Roboto"/>
                           <w:b/>
                           <w:bCs/>
@@ -4732,7 +4234,7 @@
                       </w:r>
                       <w:r>
                         <w:rPr>
-                          <w:rStyle w:val="1_2"/>
+                          <w:rStyle w:val="925"/>
                           <w:rFonts w:ascii="Roboto" w:hAnsi="Roboto" w:eastAsia="Roboto" w:cs="Roboto"/>
                           <w:b/>
                           <w:bCs/>
@@ -4741,7 +4243,7 @@
                       </w:r>
                       <w:r>
                         <w:rPr>
-                          <w:rStyle w:val="1_2"/>
+                          <w:rStyle w:val="925"/>
                           <w:rFonts w:ascii="Roboto" w:hAnsi="Roboto" w:eastAsia="Roboto" w:cs="Roboto"/>
                           <w:b w:val="0"/>
                           <w:bCs w:val="0"/>
@@ -4750,7 +4252,7 @@
                       </w:r>
                       <w:r>
                         <w:rPr>
-                          <w:rStyle w:val="1_2"/>
+                          <w:rStyle w:val="925"/>
                           <w:rFonts w:ascii="Roboto" w:hAnsi="Roboto" w:eastAsia="Roboto" w:cs="Roboto"/>
                           <w:b w:val="0"/>
                           <w:bCs w:val="0"/>
@@ -4759,7 +4261,7 @@
                       </w:r>
                       <w:r>
                         <w:rPr>
-                          <w:rStyle w:val="1_2"/>
+                          <w:rStyle w:val="925"/>
                           <w:rFonts w:ascii="Roboto" w:hAnsi="Roboto" w:eastAsia="Roboto" w:cs="Roboto"/>
                         </w:rPr>
                         <w:t xml:space="preserve"> | June 2013 - July 2015</w:t>
@@ -4772,16 +4274,11 @@
                       </w:r>
                       <w:r>
                         <w:rPr>
-                          <w:rStyle w:val="1_2"/>
+                          <w:rStyle w:val="925"/>
                           <w:rFonts w:ascii="Roboto" w:hAnsi="Roboto" w:eastAsia="Roboto" w:cs="Roboto"/>
                         </w:rPr>
                         <w:br/>
                         <w:t xml:space="preserve">Developed SOAP web services and management website for Amtrak Guest Rewards loyalty program using Spring Framework, Hibernate, Node.js, and AngularJS.</w:t>
-                      </w:r>
-                      <w:r>
-                        <w:rPr>
-                          <w:rFonts w:ascii="Roboto" w:hAnsi="Roboto" w:eastAsia="Roboto" w:cs="Roboto"/>
-                        </w:rPr>
                       </w:r>
                       <w:r>
                         <w:rPr>
@@ -4835,30 +4332,6 @@
                           <w:highlight w:val="none"/>
                         </w:rPr>
                       </w:r>
-                      <w:r>
-                        <w:rPr>
-                          <w:rFonts w:ascii="Roboto" w:hAnsi="Roboto" w:cs="Roboto"/>
-                          <w:sz w:val="24"/>
-                          <w:szCs w:val="24"/>
-                          <w:highlight w:val="none"/>
-                        </w:rPr>
-                      </w:r>
-                      <w:r>
-                        <w:rPr>
-                          <w:rFonts w:ascii="Roboto" w:hAnsi="Roboto" w:cs="Roboto"/>
-                          <w:sz w:val="24"/>
-                          <w:szCs w:val="24"/>
-                          <w:highlight w:val="none"/>
-                        </w:rPr>
-                      </w:r>
-                      <w:r>
-                        <w:rPr>
-                          <w:rFonts w:ascii="Roboto" w:hAnsi="Roboto" w:cs="Roboto"/>
-                          <w:sz w:val="24"/>
-                          <w:szCs w:val="24"/>
-                          <w:highlight w:val="none"/>
-                        </w:rPr>
-                      </w:r>
                     </w:p>
                   </w:txbxContent>
                 </v:textbox>
@@ -4867,7 +4340,6 @@
           </mc:Fallback>
         </mc:AlternateContent>
       </w:r>
-      <w:r/>
       <w:r>
         <mc:AlternateContent>
           <mc:Choice Requires="wpg">
@@ -4941,14 +4413,6 @@
                             </w:r>
                             <w:r>
                               <w:rPr>
-                                <w:rFonts w:ascii="Roboto" w:hAnsi="Roboto" w:eastAsia="Roboto" w:cs="Roboto"/>
-                                <w:sz w:val="20"/>
-                                <w:szCs w:val="20"/>
-                                <w:highlight w:val="none"/>
-                              </w:rPr>
-                            </w:r>
-                            <w:r>
-                              <w:rPr>
                                 <w:rFonts w:ascii="Roboto" w:hAnsi="Roboto" w:cs="Roboto"/>
                                 <w:sz w:val="20"/>
                                 <w:szCs w:val="20"/>
@@ -4988,22 +4452,6 @@
                             </w:r>
                             <w:r>
                               <w:rPr>
-                                <w:rFonts w:ascii="Roboto" w:hAnsi="Roboto" w:eastAsia="Roboto" w:cs="Roboto"/>
-                                <w:sz w:val="20"/>
-                                <w:szCs w:val="20"/>
-                                <w:highlight w:val="none"/>
-                              </w:rPr>
-                            </w:r>
-                            <w:r>
-                              <w:rPr>
-                                <w:rFonts w:ascii="Roboto" w:hAnsi="Roboto" w:eastAsia="Roboto" w:cs="Roboto"/>
-                                <w:sz w:val="20"/>
-                                <w:szCs w:val="20"/>
-                                <w:highlight w:val="none"/>
-                              </w:rPr>
-                            </w:r>
-                            <w:r>
-                              <w:rPr>
                                 <w:rFonts w:ascii="Roboto" w:hAnsi="Roboto" w:cs="Roboto"/>
                                 <w:sz w:val="20"/>
                                 <w:szCs w:val="20"/>
@@ -5021,7 +4469,7 @@
                           </w:p>
                           <w:p>
                             <w:pPr>
-                              <w:pStyle w:val="1_1"/>
+                              <w:pStyle w:val="924"/>
                               <w:pBdr/>
                               <w:spacing/>
                               <w:ind/>
@@ -5033,26 +4481,12 @@
                             </w:pPr>
                             <w:r>
                               <w:rPr>
-                                <w:rStyle w:val="1_2"/>
+                                <w:rStyle w:val="925"/>
                                 <w:rFonts w:ascii="Roboto" w:hAnsi="Roboto" w:eastAsia="Roboto" w:cs="Roboto"/>
                                 <w:sz w:val="20"/>
                                 <w:szCs w:val="20"/>
                               </w:rPr>
                               <w:t xml:space="preserve">Developed RESTful APIs for Best Buy financial systems and CaringBridge profile management platform using Spring Boot, Spring Data, Oracle, and MongoDB.</w:t>
-                            </w:r>
-                            <w:r>
-                              <w:rPr>
-                                <w:rFonts w:ascii="Roboto" w:hAnsi="Roboto" w:eastAsia="Roboto" w:cs="Roboto"/>
-                                <w:sz w:val="20"/>
-                                <w:szCs w:val="20"/>
-                              </w:rPr>
-                            </w:r>
-                            <w:r>
-                              <w:rPr>
-                                <w:rFonts w:ascii="Roboto" w:hAnsi="Roboto" w:eastAsia="Roboto" w:cs="Roboto"/>
-                                <w:sz w:val="20"/>
-                                <w:szCs w:val="20"/>
-                              </w:rPr>
                             </w:r>
                             <w:r>
                               <w:rPr>
@@ -5083,28 +4517,6 @@
                                 <w:highlight w:val="none"/>
                               </w:rPr>
                             </w:pPr>
-                            <w:r>
-                              <w:rPr>
-                                <w:rFonts w:ascii="Roboto" w:hAnsi="Roboto" w:eastAsia="Roboto" w:cs="Roboto"/>
-                                <w:i/>
-                                <w:iCs/>
-                                <w:color w:val="000000" w:themeColor="text1"/>
-                                <w:sz w:val="26"/>
-                                <w:szCs w:val="26"/>
-                                <w:highlight w:val="none"/>
-                              </w:rPr>
-                            </w:r>
-                            <w:r>
-                              <w:rPr>
-                                <w:rFonts w:ascii="Roboto" w:hAnsi="Roboto" w:eastAsia="Roboto" w:cs="Roboto"/>
-                                <w:i/>
-                                <w:iCs/>
-                                <w:color w:val="000000" w:themeColor="text1"/>
-                                <w:sz w:val="26"/>
-                                <w:szCs w:val="26"/>
-                                <w:highlight w:val="none"/>
-                              </w:rPr>
-                            </w:r>
                             <w:r>
                               <w:rPr>
                                 <w:rFonts w:ascii="Roboto" w:hAnsi="Roboto" w:eastAsia="Roboto" w:cs="Roboto"/>
@@ -5186,14 +4598,6 @@
                       </w:r>
                       <w:r>
                         <w:rPr>
-                          <w:rFonts w:ascii="Roboto" w:hAnsi="Roboto" w:eastAsia="Roboto" w:cs="Roboto"/>
-                          <w:sz w:val="20"/>
-                          <w:szCs w:val="20"/>
-                          <w:highlight w:val="none"/>
-                        </w:rPr>
-                      </w:r>
-                      <w:r>
-                        <w:rPr>
                           <w:rFonts w:ascii="Roboto" w:hAnsi="Roboto" w:cs="Roboto"/>
                           <w:sz w:val="20"/>
                           <w:szCs w:val="20"/>
@@ -5233,22 +4637,6 @@
                       </w:r>
                       <w:r>
                         <w:rPr>
-                          <w:rFonts w:ascii="Roboto" w:hAnsi="Roboto" w:eastAsia="Roboto" w:cs="Roboto"/>
-                          <w:sz w:val="20"/>
-                          <w:szCs w:val="20"/>
-                          <w:highlight w:val="none"/>
-                        </w:rPr>
-                      </w:r>
-                      <w:r>
-                        <w:rPr>
-                          <w:rFonts w:ascii="Roboto" w:hAnsi="Roboto" w:eastAsia="Roboto" w:cs="Roboto"/>
-                          <w:sz w:val="20"/>
-                          <w:szCs w:val="20"/>
-                          <w:highlight w:val="none"/>
-                        </w:rPr>
-                      </w:r>
-                      <w:r>
-                        <w:rPr>
                           <w:rFonts w:ascii="Roboto" w:hAnsi="Roboto" w:cs="Roboto"/>
                           <w:sz w:val="20"/>
                           <w:szCs w:val="20"/>
@@ -5266,7 +4654,7 @@
                     </w:p>
                     <w:p>
                       <w:pPr>
-                        <w:pStyle w:val="1_1"/>
+                        <w:pStyle w:val="924"/>
                         <w:pBdr/>
                         <w:spacing/>
                         <w:ind/>
@@ -5278,26 +4666,12 @@
                       </w:pPr>
                       <w:r>
                         <w:rPr>
-                          <w:rStyle w:val="1_2"/>
+                          <w:rStyle w:val="925"/>
                           <w:rFonts w:ascii="Roboto" w:hAnsi="Roboto" w:eastAsia="Roboto" w:cs="Roboto"/>
                           <w:sz w:val="20"/>
                           <w:szCs w:val="20"/>
                         </w:rPr>
                         <w:t xml:space="preserve">Developed RESTful APIs for Best Buy financial systems and CaringBridge profile management platform using Spring Boot, Spring Data, Oracle, and MongoDB.</w:t>
-                      </w:r>
-                      <w:r>
-                        <w:rPr>
-                          <w:rFonts w:ascii="Roboto" w:hAnsi="Roboto" w:eastAsia="Roboto" w:cs="Roboto"/>
-                          <w:sz w:val="20"/>
-                          <w:szCs w:val="20"/>
-                        </w:rPr>
-                      </w:r>
-                      <w:r>
-                        <w:rPr>
-                          <w:rFonts w:ascii="Roboto" w:hAnsi="Roboto" w:eastAsia="Roboto" w:cs="Roboto"/>
-                          <w:sz w:val="20"/>
-                          <w:szCs w:val="20"/>
-                        </w:rPr>
                       </w:r>
                       <w:r>
                         <w:rPr>
@@ -5341,28 +4715,6 @@
                       </w:r>
                       <w:r>
                         <w:rPr>
-                          <w:rFonts w:ascii="Roboto" w:hAnsi="Roboto" w:eastAsia="Roboto" w:cs="Roboto"/>
-                          <w:i/>
-                          <w:iCs/>
-                          <w:color w:val="000000" w:themeColor="text1"/>
-                          <w:sz w:val="26"/>
-                          <w:szCs w:val="26"/>
-                          <w:highlight w:val="none"/>
-                        </w:rPr>
-                      </w:r>
-                      <w:r>
-                        <w:rPr>
-                          <w:rFonts w:ascii="Roboto" w:hAnsi="Roboto" w:eastAsia="Roboto" w:cs="Roboto"/>
-                          <w:i/>
-                          <w:iCs/>
-                          <w:color w:val="000000" w:themeColor="text1"/>
-                          <w:sz w:val="26"/>
-                          <w:szCs w:val="26"/>
-                          <w:highlight w:val="none"/>
-                        </w:rPr>
-                      </w:r>
-                      <w:r>
-                        <w:rPr>
                           <w:rFonts w:ascii="Roboto" w:hAnsi="Roboto" w:cs="Roboto"/>
                           <w:sz w:val="24"/>
                           <w:szCs w:val="24"/>
@@ -5385,7 +4737,6 @@
           </mc:Fallback>
         </mc:AlternateContent>
       </w:r>
-      <w:r/>
       <w:r>
         <mc:AlternateContent>
           <mc:Choice Requires="wpg">
@@ -5425,18 +4776,18 @@
                         <w:txbxContent>
                           <w:p>
                             <w:pPr>
-                              <w:pStyle w:val="1_1"/>
+                              <w:pStyle w:val="924"/>
                               <w:pBdr/>
                               <w:spacing/>
                               <w:ind/>
                               <w:rPr>
-                                <w:rStyle w:val="1_2"/>
+                                <w:rStyle w:val="925"/>
                                 <w:rFonts w:ascii="Roboto" w:hAnsi="Roboto" w:cs="Roboto"/>
                               </w:rPr>
                             </w:pPr>
                             <w:r>
                               <w:rPr>
-                                <w:rStyle w:val="1_2"/>
+                                <w:rStyle w:val="925"/>
                                 <w:rFonts w:ascii="Roboto" w:hAnsi="Roboto" w:eastAsia="Roboto" w:cs="Roboto"/>
                                 <w:b/>
                                 <w:bCs/>
@@ -5445,14 +4796,14 @@
                             </w:r>
                             <w:r>
                               <w:rPr>
-                                <w:rStyle w:val="1_2"/>
+                                <w:rStyle w:val="925"/>
                                 <w:rFonts w:ascii="Roboto" w:hAnsi="Roboto" w:eastAsia="Roboto" w:cs="Roboto"/>
                               </w:rPr>
                               <w:t xml:space="preserve"> | 2011</w:t>
                             </w:r>
                             <w:r>
                               <w:rPr>
-                                <w:rStyle w:val="1_2"/>
+                                <w:rStyle w:val="925"/>
                                 <w:rFonts w:ascii="Roboto" w:hAnsi="Roboto" w:eastAsia="Roboto" w:cs="Roboto"/>
                               </w:rPr>
                               <w:br/>
@@ -5460,19 +4811,20 @@
                             </w:r>
                             <w:r>
                               <w:rPr>
+                                <w:rStyle w:val="925"/>
                                 <w:rFonts w:ascii="Roboto" w:hAnsi="Roboto" w:eastAsia="Roboto" w:cs="Roboto"/>
                               </w:rPr>
                             </w:r>
                             <w:r>
                               <w:rPr>
-                                <w:rStyle w:val="1_2"/>
-                                <w:rFonts w:ascii="Roboto" w:hAnsi="Roboto" w:eastAsia="Roboto" w:cs="Roboto"/>
+                                <w:rStyle w:val="925"/>
+                                <w:rFonts w:ascii="Roboto" w:hAnsi="Roboto" w:cs="Roboto"/>
                               </w:rPr>
                             </w:r>
                           </w:p>
                           <w:p>
                             <w:pPr>
-                              <w:pStyle w:val="1_1"/>
+                              <w:pStyle w:val="924"/>
                               <w:pBdr/>
                               <w:spacing/>
                               <w:ind/>
@@ -5482,13 +4834,13 @@
                             </w:pPr>
                             <w:r>
                               <w:rPr>
-                                <w:rStyle w:val="1_2"/>
+                                <w:rStyle w:val="925"/>
                                 <w:rFonts w:ascii="Roboto" w:hAnsi="Roboto" w:eastAsia="Roboto" w:cs="Roboto"/>
                               </w:rPr>
                             </w:r>
                             <w:r>
                               <w:rPr>
-                                <w:rStyle w:val="1_2"/>
+                                <w:rStyle w:val="925"/>
                                 <w:rFonts w:ascii="Roboto" w:hAnsi="Roboto" w:eastAsia="Roboto" w:cs="Roboto"/>
                                 <w:b/>
                                 <w:bCs/>
@@ -5497,7 +4849,7 @@
                             </w:r>
                             <w:r>
                               <w:rPr>
-                                <w:rStyle w:val="1_2"/>
+                                <w:rStyle w:val="925"/>
                                 <w:rFonts w:ascii="Roboto" w:hAnsi="Roboto" w:eastAsia="Roboto" w:cs="Roboto"/>
                               </w:rPr>
                               <w:t xml:space="preserve"> | 2008</w:t>
@@ -5510,7 +4862,7 @@
                             </w:r>
                             <w:r>
                               <w:rPr>
-                                <w:rStyle w:val="1_2"/>
+                                <w:rStyle w:val="925"/>
                                 <w:rFonts w:ascii="Roboto" w:hAnsi="Roboto" w:eastAsia="Roboto" w:cs="Roboto"/>
                               </w:rPr>
                               <w:t xml:space="preserve">Chihuahua's Institute of Technology No. II (ITCH II), Chihuahua, Mexico</w:t>
@@ -5522,7 +4874,7 @@
                             </w:r>
                             <w:r>
                               <w:rPr>
-                                <w:rFonts w:ascii="Roboto" w:hAnsi="Roboto" w:eastAsia="Roboto" w:cs="Roboto"/>
+                                <w:rFonts w:ascii="Roboto" w:hAnsi="Roboto" w:cs="Roboto"/>
                               </w:rPr>
                             </w:r>
                           </w:p>
@@ -5555,18 +4907,18 @@
                   <w:txbxContent>
                     <w:p>
                       <w:pPr>
-                        <w:pStyle w:val="1_1"/>
+                        <w:pStyle w:val="924"/>
                         <w:pBdr/>
                         <w:spacing/>
                         <w:ind/>
                         <w:rPr>
-                          <w:rStyle w:val="1_2"/>
+                          <w:rStyle w:val="925"/>
                           <w:rFonts w:ascii="Roboto" w:hAnsi="Roboto" w:cs="Roboto"/>
                         </w:rPr>
                       </w:pPr>
                       <w:r>
                         <w:rPr>
-                          <w:rStyle w:val="1_2"/>
+                          <w:rStyle w:val="925"/>
                           <w:rFonts w:ascii="Roboto" w:hAnsi="Roboto" w:eastAsia="Roboto" w:cs="Roboto"/>
                           <w:b/>
                           <w:bCs/>
@@ -5575,14 +4927,14 @@
                       </w:r>
                       <w:r>
                         <w:rPr>
-                          <w:rStyle w:val="1_2"/>
+                          <w:rStyle w:val="925"/>
                           <w:rFonts w:ascii="Roboto" w:hAnsi="Roboto" w:eastAsia="Roboto" w:cs="Roboto"/>
                         </w:rPr>
                         <w:t xml:space="preserve"> | 2011</w:t>
                       </w:r>
                       <w:r>
                         <w:rPr>
-                          <w:rStyle w:val="1_2"/>
+                          <w:rStyle w:val="925"/>
                           <w:rFonts w:ascii="Roboto" w:hAnsi="Roboto" w:eastAsia="Roboto" w:cs="Roboto"/>
                         </w:rPr>
                         <w:br/>
@@ -5590,19 +4942,20 @@
                       </w:r>
                       <w:r>
                         <w:rPr>
+                          <w:rStyle w:val="925"/>
                           <w:rFonts w:ascii="Roboto" w:hAnsi="Roboto" w:eastAsia="Roboto" w:cs="Roboto"/>
                         </w:rPr>
                       </w:r>
                       <w:r>
                         <w:rPr>
-                          <w:rStyle w:val="1_2"/>
-                          <w:rFonts w:ascii="Roboto" w:hAnsi="Roboto" w:eastAsia="Roboto" w:cs="Roboto"/>
+                          <w:rStyle w:val="925"/>
+                          <w:rFonts w:ascii="Roboto" w:hAnsi="Roboto" w:cs="Roboto"/>
                         </w:rPr>
                       </w:r>
                     </w:p>
                     <w:p>
                       <w:pPr>
-                        <w:pStyle w:val="1_1"/>
+                        <w:pStyle w:val="924"/>
                         <w:pBdr/>
                         <w:spacing/>
                         <w:ind/>
@@ -5612,13 +4965,13 @@
                       </w:pPr>
                       <w:r>
                         <w:rPr>
-                          <w:rStyle w:val="1_2"/>
+                          <w:rStyle w:val="925"/>
                           <w:rFonts w:ascii="Roboto" w:hAnsi="Roboto" w:eastAsia="Roboto" w:cs="Roboto"/>
                         </w:rPr>
                       </w:r>
                       <w:r>
                         <w:rPr>
-                          <w:rStyle w:val="1_2"/>
+                          <w:rStyle w:val="925"/>
                           <w:rFonts w:ascii="Roboto" w:hAnsi="Roboto" w:eastAsia="Roboto" w:cs="Roboto"/>
                           <w:b/>
                           <w:bCs/>
@@ -5627,7 +4980,7 @@
                       </w:r>
                       <w:r>
                         <w:rPr>
-                          <w:rStyle w:val="1_2"/>
+                          <w:rStyle w:val="925"/>
                           <w:rFonts w:ascii="Roboto" w:hAnsi="Roboto" w:eastAsia="Roboto" w:cs="Roboto"/>
                         </w:rPr>
                         <w:t xml:space="preserve"> | 2008</w:t>
@@ -5640,7 +4993,7 @@
                       </w:r>
                       <w:r>
                         <w:rPr>
-                          <w:rStyle w:val="1_2"/>
+                          <w:rStyle w:val="925"/>
                           <w:rFonts w:ascii="Roboto" w:hAnsi="Roboto" w:eastAsia="Roboto" w:cs="Roboto"/>
                         </w:rPr>
                         <w:t xml:space="preserve">Chihuahua's Institute of Technology No. II (ITCH II), Chihuahua, Mexico</w:t>
@@ -5652,7 +5005,7 @@
                       </w:r>
                       <w:r>
                         <w:rPr>
-                          <w:rFonts w:ascii="Roboto" w:hAnsi="Roboto" w:eastAsia="Roboto" w:cs="Roboto"/>
+                          <w:rFonts w:ascii="Roboto" w:hAnsi="Roboto" w:cs="Roboto"/>
                         </w:rPr>
                       </w:r>
                     </w:p>
@@ -5673,7 +5026,6 @@
           </mc:Fallback>
         </mc:AlternateContent>
       </w:r>
-      <w:r/>
       <w:r>
         <mc:AlternateContent>
           <mc:Choice Requires="wpg">
@@ -5745,6 +5097,16 @@
                                   <w:szCs w:val="28"/>
                                 </w:rPr>
                                 <w:t xml:space="preserve">EDUCATION</w:t>
+                              </w:r>
+                              <w:r>
+                                <w:rPr>
+                                  <w:rFonts w:ascii="Exo 2" w:hAnsi="Exo 2" w:eastAsia="Times New Roman" w:cs="Arial"/>
+                                  <w:b/>
+                                  <w:bCs/>
+                                  <w:color w:val="4472c4" w:themeColor="accent1"/>
+                                  <w:sz w:val="28"/>
+                                  <w:szCs w:val="28"/>
+                                </w:rPr>
                               </w:r>
                               <w:r>
                                 <w:rPr>
@@ -5849,6 +5211,16 @@
                             <w:szCs w:val="28"/>
                           </w:rPr>
                         </w:r>
+                        <w:r>
+                          <w:rPr>
+                            <w:rFonts w:ascii="Exo 2" w:hAnsi="Exo 2" w:eastAsia="Times New Roman" w:cs="Arial"/>
+                            <w:b/>
+                            <w:bCs/>
+                            <w:color w:val="4472c4" w:themeColor="accent1"/>
+                            <w:sz w:val="28"/>
+                            <w:szCs w:val="28"/>
+                          </w:rPr>
+                        </w:r>
                       </w:p>
                     </w:txbxContent>
                   </v:textbox>
@@ -5861,7 +5233,6 @@
           </mc:Fallback>
         </mc:AlternateContent>
       </w:r>
-      <w:r/>
       <w:r>
         <mc:AlternateContent>
           <mc:Choice Requires="wpg">
@@ -5901,19 +5272,19 @@
                         <w:txbxContent>
                           <w:p>
                             <w:pPr>
-                              <w:pStyle w:val="1_1"/>
+                              <w:pStyle w:val="924"/>
                               <w:pBdr/>
                               <w:spacing/>
                               <w:ind/>
                               <w:rPr>
-                                <w:rStyle w:val="1_2"/>
+                                <w:rStyle w:val="925"/>
                                 <w:rFonts w:ascii="Roboto" w:hAnsi="Roboto" w:eastAsia="Roboto" w:cs="Roboto"/>
                                 <w:highlight w:val="none"/>
                               </w:rPr>
                             </w:pPr>
                             <w:r>
                               <w:rPr>
-                                <w:rStyle w:val="1_2"/>
+                                <w:rStyle w:val="925"/>
                                 <w:rFonts w:ascii="Roboto" w:hAnsi="Roboto" w:eastAsia="Roboto" w:cs="Roboto"/>
                                 <w:b/>
                                 <w:bCs/>
@@ -5921,7 +5292,7 @@
                             </w:r>
                             <w:r>
                               <w:rPr>
-                                <w:rStyle w:val="1_2"/>
+                                <w:rStyle w:val="925"/>
                                 <w:b/>
                                 <w:bCs/>
                               </w:rPr>
@@ -5929,7 +5300,7 @@
                             </w:r>
                             <w:r>
                               <w:rPr>
-                                <w:rStyle w:val="1_2"/>
+                                <w:rStyle w:val="925"/>
                                 <w:b w:val="0"/>
                                 <w:bCs w:val="0"/>
                               </w:rPr>
@@ -5937,13 +5308,13 @@
                             </w:r>
                             <w:r>
                               <w:rPr>
-                                <w:rStyle w:val="1_2"/>
+                                <w:rStyle w:val="925"/>
                               </w:rPr>
                               <w:t xml:space="preserve"> </w:t>
                             </w:r>
                             <w:r>
                               <w:rPr>
-                                <w:rStyle w:val="1_2"/>
+                                <w:rStyle w:val="925"/>
                               </w:rPr>
                               <w:t xml:space="preserve"> | April 2012 - July 2013</w:t>
                             </w:r>
@@ -5955,32 +5326,27 @@
                             </w:r>
                             <w:r>
                               <w:rPr>
-                                <w:rStyle w:val="1_2"/>
+                                <w:rStyle w:val="925"/>
                                 <w:rFonts w:ascii="Roboto" w:hAnsi="Roboto" w:eastAsia="Roboto" w:cs="Roboto"/>
                               </w:rPr>
                               <w:br/>
                             </w:r>
                             <w:r>
                               <w:rPr>
-                                <w:rStyle w:val="1_2"/>
+                                <w:rStyle w:val="925"/>
                               </w:rPr>
                               <w:t xml:space="preserve">Built RESTful APIs for e-commerce platform enabling partner integration with order placement and product purchasing systems.</w:t>
                             </w:r>
-                            <w:r/>
                             <w:r>
                               <w:rPr>
-                                <w:rStyle w:val="1_2"/>
+                                <w:rStyle w:val="925"/>
                                 <w:rFonts w:ascii="Roboto" w:hAnsi="Roboto" w:eastAsia="Roboto" w:cs="Roboto"/>
+                                <w:highlight w:val="none"/>
                               </w:rPr>
                             </w:r>
                             <w:r>
                               <w:rPr>
-                                <w:rFonts w:ascii="Roboto" w:hAnsi="Roboto" w:cs="Roboto"/>
-                              </w:rPr>
-                            </w:r>
-                            <w:r>
-                              <w:rPr>
-                                <w:rStyle w:val="1_2"/>
+                                <w:rStyle w:val="925"/>
                                 <w:rFonts w:ascii="Roboto" w:hAnsi="Roboto" w:eastAsia="Roboto" w:cs="Roboto"/>
                                 <w:highlight w:val="none"/>
                               </w:rPr>
@@ -5988,7 +5354,7 @@
                           </w:p>
                           <w:p>
                             <w:pPr>
-                              <w:pStyle w:val="1_1"/>
+                              <w:pStyle w:val="924"/>
                               <w:pBdr/>
                               <w:spacing/>
                               <w:ind/>
@@ -5998,23 +5364,14 @@
                             </w:pPr>
                             <w:r>
                               <w:rPr>
-                                <w:rStyle w:val="1_2"/>
+                                <w:rStyle w:val="925"/>
                                 <w:rFonts w:ascii="Roboto" w:hAnsi="Roboto" w:eastAsia="Roboto" w:cs="Roboto"/>
                                 <w:highlight w:val="none"/>
                               </w:rPr>
                             </w:r>
                             <w:r>
                               <w:rPr>
-                                <w:rStyle w:val="1_2"/>
-                                <w:rFonts w:ascii="Roboto" w:hAnsi="Roboto" w:eastAsia="Roboto" w:cs="Roboto"/>
-                                <w:highlight w:val="none"/>
-                              </w:rPr>
-                            </w:r>
-                            <w:r>
-                              <w:rPr>
-                                <w:rStyle w:val="1_2"/>
-                                <w:rFonts w:ascii="Roboto" w:hAnsi="Roboto" w:eastAsia="Roboto" w:cs="Roboto"/>
-                                <w:highlight w:val="none"/>
+                                <w:rFonts w:ascii="Roboto" w:hAnsi="Roboto" w:cs="Roboto"/>
                               </w:rPr>
                             </w:r>
                             <w:r>
@@ -6064,22 +5421,6 @@
                                 <w:highlight w:val="none"/>
                               </w:rPr>
                             </w:r>
-                            <w:r>
-                              <w:rPr>
-                                <w:rFonts w:ascii="Roboto" w:hAnsi="Roboto" w:cs="Roboto"/>
-                                <w:sz w:val="24"/>
-                                <w:szCs w:val="24"/>
-                                <w:highlight w:val="none"/>
-                              </w:rPr>
-                            </w:r>
-                            <w:r>
-                              <w:rPr>
-                                <w:rFonts w:ascii="Roboto" w:hAnsi="Roboto" w:cs="Roboto"/>
-                                <w:sz w:val="24"/>
-                                <w:szCs w:val="24"/>
-                                <w:highlight w:val="none"/>
-                              </w:rPr>
-                            </w:r>
                           </w:p>
                         </w:txbxContent>
                       </wps:txbx>
@@ -6100,19 +5441,19 @@
                   <w:txbxContent>
                     <w:p>
                       <w:pPr>
-                        <w:pStyle w:val="1_1"/>
+                        <w:pStyle w:val="924"/>
                         <w:pBdr/>
                         <w:spacing/>
                         <w:ind/>
                         <w:rPr>
-                          <w:rStyle w:val="1_2"/>
+                          <w:rStyle w:val="925"/>
                           <w:rFonts w:ascii="Roboto" w:hAnsi="Roboto" w:eastAsia="Roboto" w:cs="Roboto"/>
                           <w:highlight w:val="none"/>
                         </w:rPr>
                       </w:pPr>
                       <w:r>
                         <w:rPr>
-                          <w:rStyle w:val="1_2"/>
+                          <w:rStyle w:val="925"/>
                           <w:rFonts w:ascii="Roboto" w:hAnsi="Roboto" w:eastAsia="Roboto" w:cs="Roboto"/>
                           <w:b/>
                           <w:bCs/>
@@ -6120,7 +5461,7 @@
                       </w:r>
                       <w:r>
                         <w:rPr>
-                          <w:rStyle w:val="1_2"/>
+                          <w:rStyle w:val="925"/>
                           <w:b/>
                           <w:bCs/>
                         </w:rPr>
@@ -6128,7 +5469,7 @@
                       </w:r>
                       <w:r>
                         <w:rPr>
-                          <w:rStyle w:val="1_2"/>
+                          <w:rStyle w:val="925"/>
                           <w:b w:val="0"/>
                           <w:bCs w:val="0"/>
                         </w:rPr>
@@ -6136,13 +5477,13 @@
                       </w:r>
                       <w:r>
                         <w:rPr>
-                          <w:rStyle w:val="1_2"/>
+                          <w:rStyle w:val="925"/>
                         </w:rPr>
                         <w:t xml:space="preserve"> </w:t>
                       </w:r>
                       <w:r>
                         <w:rPr>
-                          <w:rStyle w:val="1_2"/>
+                          <w:rStyle w:val="925"/>
                         </w:rPr>
                         <w:t xml:space="preserve"> | April 2012 - July 2013</w:t>
                       </w:r>
@@ -6154,32 +5495,27 @@
                       </w:r>
                       <w:r>
                         <w:rPr>
-                          <w:rStyle w:val="1_2"/>
+                          <w:rStyle w:val="925"/>
                           <w:rFonts w:ascii="Roboto" w:hAnsi="Roboto" w:eastAsia="Roboto" w:cs="Roboto"/>
                         </w:rPr>
                         <w:br/>
                       </w:r>
                       <w:r>
                         <w:rPr>
-                          <w:rStyle w:val="1_2"/>
+                          <w:rStyle w:val="925"/>
                         </w:rPr>
                         <w:t xml:space="preserve">Built RESTful APIs for e-commerce platform enabling partner integration with order placement and product purchasing systems.</w:t>
                       </w:r>
-                      <w:r/>
                       <w:r>
                         <w:rPr>
-                          <w:rStyle w:val="1_2"/>
+                          <w:rStyle w:val="925"/>
                           <w:rFonts w:ascii="Roboto" w:hAnsi="Roboto" w:eastAsia="Roboto" w:cs="Roboto"/>
+                          <w:highlight w:val="none"/>
                         </w:rPr>
                       </w:r>
                       <w:r>
                         <w:rPr>
-                          <w:rFonts w:ascii="Roboto" w:hAnsi="Roboto" w:cs="Roboto"/>
-                        </w:rPr>
-                      </w:r>
-                      <w:r>
-                        <w:rPr>
-                          <w:rStyle w:val="1_2"/>
+                          <w:rStyle w:val="925"/>
                           <w:rFonts w:ascii="Roboto" w:hAnsi="Roboto" w:eastAsia="Roboto" w:cs="Roboto"/>
                           <w:highlight w:val="none"/>
                         </w:rPr>
@@ -6187,7 +5523,7 @@
                     </w:p>
                     <w:p>
                       <w:pPr>
-                        <w:pStyle w:val="1_1"/>
+                        <w:pStyle w:val="924"/>
                         <w:pBdr/>
                         <w:spacing/>
                         <w:ind/>
@@ -6197,23 +5533,14 @@
                       </w:pPr>
                       <w:r>
                         <w:rPr>
-                          <w:rStyle w:val="1_2"/>
+                          <w:rStyle w:val="925"/>
                           <w:rFonts w:ascii="Roboto" w:hAnsi="Roboto" w:eastAsia="Roboto" w:cs="Roboto"/>
                           <w:highlight w:val="none"/>
                         </w:rPr>
                       </w:r>
                       <w:r>
                         <w:rPr>
-                          <w:rStyle w:val="1_2"/>
-                          <w:rFonts w:ascii="Roboto" w:hAnsi="Roboto" w:eastAsia="Roboto" w:cs="Roboto"/>
-                          <w:highlight w:val="none"/>
-                        </w:rPr>
-                      </w:r>
-                      <w:r>
-                        <w:rPr>
-                          <w:rStyle w:val="1_2"/>
-                          <w:rFonts w:ascii="Roboto" w:hAnsi="Roboto" w:eastAsia="Roboto" w:cs="Roboto"/>
-                          <w:highlight w:val="none"/>
+                          <w:rFonts w:ascii="Roboto" w:hAnsi="Roboto" w:cs="Roboto"/>
                         </w:rPr>
                       </w:r>
                       <w:r>
@@ -6263,22 +5590,6 @@
                           <w:highlight w:val="none"/>
                         </w:rPr>
                       </w:r>
-                      <w:r>
-                        <w:rPr>
-                          <w:rFonts w:ascii="Roboto" w:hAnsi="Roboto" w:cs="Roboto"/>
-                          <w:sz w:val="24"/>
-                          <w:szCs w:val="24"/>
-                          <w:highlight w:val="none"/>
-                        </w:rPr>
-                      </w:r>
-                      <w:r>
-                        <w:rPr>
-                          <w:rFonts w:ascii="Roboto" w:hAnsi="Roboto" w:cs="Roboto"/>
-                          <w:sz w:val="24"/>
-                          <w:szCs w:val="24"/>
-                          <w:highlight w:val="none"/>
-                        </w:rPr>
-                      </w:r>
                     </w:p>
                   </w:txbxContent>
                 </v:textbox>
@@ -6287,7 +5598,6 @@
           </mc:Fallback>
         </mc:AlternateContent>
       </w:r>
-      <w:r/>
       <w:r>
         <mc:AlternateContent>
           <mc:Choice Requires="wpg">
@@ -6359,6 +5669,16 @@
                                   <w:szCs w:val="28"/>
                                 </w:rPr>
                                 <w:t xml:space="preserve">EARLIER EXPERIENCE</w:t>
+                              </w:r>
+                              <w:r>
+                                <w:rPr>
+                                  <w:rFonts w:ascii="Exo 2" w:hAnsi="Exo 2" w:eastAsia="Times New Roman" w:cs="Arial"/>
+                                  <w:b/>
+                                  <w:bCs/>
+                                  <w:color w:val="4472c4" w:themeColor="accent1"/>
+                                  <w:sz w:val="28"/>
+                                  <w:szCs w:val="28"/>
+                                </w:rPr>
                               </w:r>
                               <w:r>
                                 <w:rPr>
@@ -6463,6 +5783,16 @@
                             <w:szCs w:val="28"/>
                           </w:rPr>
                         </w:r>
+                        <w:r>
+                          <w:rPr>
+                            <w:rFonts w:ascii="Exo 2" w:hAnsi="Exo 2" w:eastAsia="Times New Roman" w:cs="Arial"/>
+                            <w:b/>
+                            <w:bCs/>
+                            <w:color w:val="4472c4" w:themeColor="accent1"/>
+                            <w:sz w:val="28"/>
+                            <w:szCs w:val="28"/>
+                          </w:rPr>
+                        </w:r>
                       </w:p>
                     </w:txbxContent>
                   </v:textbox>
@@ -6475,7 +5805,6 @@
           </mc:Fallback>
         </mc:AlternateContent>
       </w:r>
-      <w:r/>
       <w:r>
         <mc:AlternateContent>
           <mc:Choice Requires="wpg">
@@ -6515,7 +5844,7 @@
                         <w:txbxContent>
                           <w:p>
                             <w:pPr>
-                              <w:pStyle w:val="1_1"/>
+                              <w:pStyle w:val="924"/>
                               <w:pBdr/>
                               <w:spacing/>
                               <w:ind/>
@@ -6523,7 +5852,7 @@
                             </w:pPr>
                             <w:r>
                               <w:rPr>
-                                <w:rStyle w:val="1_2"/>
+                                <w:rStyle w:val="925"/>
                                 <w:b/>
                                 <w:bCs/>
                               </w:rPr>
@@ -6531,28 +5860,27 @@
                             </w:r>
                             <w:r>
                               <w:rPr>
-                                <w:rStyle w:val="1_2"/>
+                                <w:rStyle w:val="925"/>
                               </w:rPr>
                               <w:t xml:space="preserve"> C++/Java Programmer at AutoZone (2011-2012) | Systems Analyst/Programmer at Labinal de Mexico (2008-2010)</w:t>
                             </w:r>
                             <w:r/>
-                            <w:r/>
                           </w:p>
                           <w:p>
                             <w:pPr>
-                              <w:pStyle w:val="1_1"/>
+                              <w:pStyle w:val="924"/>
                               <w:pBdr/>
                               <w:spacing/>
                               <w:ind/>
                               <w:rPr>
-                                <w:rStyle w:val="1_2"/>
+                                <w:rStyle w:val="925"/>
                                 <w:rFonts w:ascii="Roboto" w:hAnsi="Roboto" w:eastAsia="Roboto" w:cs="Roboto"/>
                                 <w:highlight w:val="none"/>
                               </w:rPr>
                             </w:pPr>
                             <w:r>
                               <w:rPr>
-                                <w:rStyle w:val="1_2"/>
+                                <w:rStyle w:val="925"/>
                                 <w:rFonts w:ascii="Roboto" w:hAnsi="Roboto" w:eastAsia="Roboto" w:cs="Roboto"/>
                                 <w:b/>
                                 <w:bCs/>
@@ -6560,19 +5888,14 @@
                             </w:r>
                             <w:r>
                               <w:rPr>
-                                <w:rStyle w:val="1_2"/>
-                              </w:rPr>
-                            </w:r>
-                            <w:r>
-                              <w:rPr>
-                                <w:rStyle w:val="1_2"/>
+                                <w:rStyle w:val="925"/>
                                 <w:rFonts w:ascii="Roboto" w:hAnsi="Roboto" w:eastAsia="Roboto" w:cs="Roboto"/>
                                 <w:highlight w:val="none"/>
                               </w:rPr>
                             </w:r>
                             <w:r>
                               <w:rPr>
-                                <w:rStyle w:val="1_2"/>
+                                <w:rStyle w:val="925"/>
                                 <w:rFonts w:ascii="Roboto" w:hAnsi="Roboto" w:eastAsia="Roboto" w:cs="Roboto"/>
                                 <w:highlight w:val="none"/>
                               </w:rPr>
@@ -6580,7 +5903,7 @@
                           </w:p>
                           <w:p>
                             <w:pPr>
-                              <w:pStyle w:val="1_1"/>
+                              <w:pStyle w:val="924"/>
                               <w:pBdr/>
                               <w:spacing/>
                               <w:ind/>
@@ -6590,19 +5913,9 @@
                             </w:pPr>
                             <w:r>
                               <w:rPr>
-                                <w:rStyle w:val="1_2"/>
+                                <w:rStyle w:val="925"/>
                                 <w:rFonts w:ascii="Roboto" w:hAnsi="Roboto" w:eastAsia="Roboto" w:cs="Roboto"/>
                                 <w:highlight w:val="none"/>
-                              </w:rPr>
-                            </w:r>
-                            <w:r>
-                              <w:rPr>
-                                <w:rFonts w:ascii="Roboto" w:hAnsi="Roboto" w:cs="Roboto"/>
-                              </w:rPr>
-                            </w:r>
-                            <w:r>
-                              <w:rPr>
-                                <w:rFonts w:ascii="Roboto" w:hAnsi="Roboto" w:cs="Roboto"/>
                               </w:rPr>
                             </w:r>
                             <w:r>
@@ -6657,22 +5970,6 @@
                                 <w:highlight w:val="none"/>
                               </w:rPr>
                             </w:r>
-                            <w:r>
-                              <w:rPr>
-                                <w:rFonts w:ascii="Roboto" w:hAnsi="Roboto" w:cs="Roboto"/>
-                                <w:sz w:val="24"/>
-                                <w:szCs w:val="24"/>
-                                <w:highlight w:val="none"/>
-                              </w:rPr>
-                            </w:r>
-                            <w:r>
-                              <w:rPr>
-                                <w:rFonts w:ascii="Roboto" w:hAnsi="Roboto" w:cs="Roboto"/>
-                                <w:sz w:val="24"/>
-                                <w:szCs w:val="24"/>
-                                <w:highlight w:val="none"/>
-                              </w:rPr>
-                            </w:r>
                           </w:p>
                         </w:txbxContent>
                       </wps:txbx>
@@ -6693,7 +5990,7 @@
                   <w:txbxContent>
                     <w:p>
                       <w:pPr>
-                        <w:pStyle w:val="1_1"/>
+                        <w:pStyle w:val="924"/>
                         <w:pBdr/>
                         <w:spacing/>
                         <w:ind/>
@@ -6701,7 +5998,7 @@
                       </w:pPr>
                       <w:r>
                         <w:rPr>
-                          <w:rStyle w:val="1_2"/>
+                          <w:rStyle w:val="925"/>
                           <w:b/>
                           <w:bCs/>
                         </w:rPr>
@@ -6709,28 +6006,27 @@
                       </w:r>
                       <w:r>
                         <w:rPr>
-                          <w:rStyle w:val="1_2"/>
+                          <w:rStyle w:val="925"/>
                         </w:rPr>
                         <w:t xml:space="preserve"> C++/Java Programmer at AutoZone (2011-2012) | Systems Analyst/Programmer at Labinal de Mexico (2008-2010)</w:t>
                       </w:r>
                       <w:r/>
-                      <w:r/>
                     </w:p>
                     <w:p>
                       <w:pPr>
-                        <w:pStyle w:val="1_1"/>
+                        <w:pStyle w:val="924"/>
                         <w:pBdr/>
                         <w:spacing/>
                         <w:ind/>
                         <w:rPr>
-                          <w:rStyle w:val="1_2"/>
+                          <w:rStyle w:val="925"/>
                           <w:rFonts w:ascii="Roboto" w:hAnsi="Roboto" w:eastAsia="Roboto" w:cs="Roboto"/>
                           <w:highlight w:val="none"/>
                         </w:rPr>
                       </w:pPr>
                       <w:r>
                         <w:rPr>
-                          <w:rStyle w:val="1_2"/>
+                          <w:rStyle w:val="925"/>
                           <w:rFonts w:ascii="Roboto" w:hAnsi="Roboto" w:eastAsia="Roboto" w:cs="Roboto"/>
                           <w:b/>
                           <w:bCs/>
@@ -6738,19 +6034,14 @@
                       </w:r>
                       <w:r>
                         <w:rPr>
-                          <w:rStyle w:val="1_2"/>
-                        </w:rPr>
-                      </w:r>
-                      <w:r>
-                        <w:rPr>
-                          <w:rStyle w:val="1_2"/>
+                          <w:rStyle w:val="925"/>
                           <w:rFonts w:ascii="Roboto" w:hAnsi="Roboto" w:eastAsia="Roboto" w:cs="Roboto"/>
                           <w:highlight w:val="none"/>
                         </w:rPr>
                       </w:r>
                       <w:r>
                         <w:rPr>
-                          <w:rStyle w:val="1_2"/>
+                          <w:rStyle w:val="925"/>
                           <w:rFonts w:ascii="Roboto" w:hAnsi="Roboto" w:eastAsia="Roboto" w:cs="Roboto"/>
                           <w:highlight w:val="none"/>
                         </w:rPr>
@@ -6758,7 +6049,7 @@
                     </w:p>
                     <w:p>
                       <w:pPr>
-                        <w:pStyle w:val="1_1"/>
+                        <w:pStyle w:val="924"/>
                         <w:pBdr/>
                         <w:spacing/>
                         <w:ind/>
@@ -6768,19 +6059,9 @@
                       </w:pPr>
                       <w:r>
                         <w:rPr>
-                          <w:rStyle w:val="1_2"/>
+                          <w:rStyle w:val="925"/>
                           <w:rFonts w:ascii="Roboto" w:hAnsi="Roboto" w:eastAsia="Roboto" w:cs="Roboto"/>
                           <w:highlight w:val="none"/>
-                        </w:rPr>
-                      </w:r>
-                      <w:r>
-                        <w:rPr>
-                          <w:rFonts w:ascii="Roboto" w:hAnsi="Roboto" w:cs="Roboto"/>
-                        </w:rPr>
-                      </w:r>
-                      <w:r>
-                        <w:rPr>
-                          <w:rFonts w:ascii="Roboto" w:hAnsi="Roboto" w:cs="Roboto"/>
                         </w:rPr>
                       </w:r>
                       <w:r>
@@ -6835,22 +6116,6 @@
                           <w:highlight w:val="none"/>
                         </w:rPr>
                       </w:r>
-                      <w:r>
-                        <w:rPr>
-                          <w:rFonts w:ascii="Roboto" w:hAnsi="Roboto" w:cs="Roboto"/>
-                          <w:sz w:val="24"/>
-                          <w:szCs w:val="24"/>
-                          <w:highlight w:val="none"/>
-                        </w:rPr>
-                      </w:r>
-                      <w:r>
-                        <w:rPr>
-                          <w:rFonts w:ascii="Roboto" w:hAnsi="Roboto" w:cs="Roboto"/>
-                          <w:sz w:val="24"/>
-                          <w:szCs w:val="24"/>
-                          <w:highlight w:val="none"/>
-                        </w:rPr>
-                      </w:r>
                     </w:p>
                   </w:txbxContent>
                 </v:textbox>
@@ -6863,7 +6128,6 @@
         <w:br w:type="page" w:clear="all"/>
       </w:r>
       <w:r/>
-      <w:r/>
     </w:p>
     <w:p>
       <w:pPr>
@@ -6872,9 +6136,6 @@
         <w:ind/>
         <w:rPr/>
       </w:pPr>
-      <w:r/>
-      <w:r/>
-      <w:r/>
       <w:r/>
       <w:r/>
     </w:p>
@@ -6887,9 +6148,6 @@
       </w:pPr>
       <w:r/>
       <w:r/>
-      <w:r/>
-      <w:r/>
-      <w:r/>
     </w:p>
     <w:p>
       <w:pPr>
@@ -6898,7 +6156,6 @@
         <w:ind/>
         <w:rPr/>
       </w:pPr>
-      <w:r/>
       <w:r>
         <mc:AlternateContent>
           <mc:Choice Requires="wpg">
@@ -6980,7 +6237,6 @@
                                   <w:color w:val="4472c4" w:themeColor="accent1"/>
                                   <w:sz w:val="28"/>
                                   <w:szCs w:val="28"/>
-                                  <w:lang w:val="en-PH"/>
                                 </w:rPr>
                               </w:r>
                               <w:r>
@@ -7025,7 +6281,7 @@
                                 <w:spacing/>
                                 <w:ind/>
                                 <w:rPr>
-                                  <w:rStyle w:val="1_4290"/>
+                                  <w:rStyle w:val="929"/>
                                   <w:rFonts w:ascii="Roboto" w:hAnsi="Roboto" w:eastAsia="Roboto" w:cs="Roboto"/>
                                   <w:color w:val="000000" w:themeColor="text1"/>
                                   <w:sz w:val="20"/>
@@ -7035,7 +6291,7 @@
                               </w:pPr>
                               <w:r>
                                 <w:rPr>
-                                  <w:rStyle w:val="1_4290"/>
+                                  <w:rStyle w:val="929"/>
                                   <w:rFonts w:ascii="Roboto" w:hAnsi="Roboto" w:eastAsia="Roboto" w:cs="Roboto"/>
                                   <w:color w:val="000000" w:themeColor="text1"/>
                                   <w:sz w:val="20"/>
@@ -7045,43 +6301,7 @@
                               </w:r>
                               <w:r>
                                 <w:rPr>
-                                  <w:rStyle w:val="1_4290"/>
-                                  <w:rFonts w:ascii="Roboto" w:hAnsi="Roboto" w:eastAsia="Roboto" w:cs="Roboto"/>
-                                  <w:color w:val="000000" w:themeColor="text1"/>
-                                  <w:sz w:val="20"/>
-                                  <w:szCs w:val="20"/>
-                                </w:rPr>
-                              </w:r>
-                              <w:r>
-                                <w:rPr>
-                                  <w:rStyle w:val="1_4290"/>
-                                  <w:rFonts w:ascii="Roboto" w:hAnsi="Roboto" w:eastAsia="Roboto" w:cs="Roboto"/>
-                                  <w:sz w:val="20"/>
-                                  <w:szCs w:val="20"/>
-                                  <w:highlight w:val="none"/>
-                                </w:rPr>
-                              </w:r>
-                              <w:r>
-                                <w:rPr>
-                                  <w:rStyle w:val="1_4290"/>
-                                  <w:rFonts w:ascii="Roboto" w:hAnsi="Roboto" w:eastAsia="Roboto" w:cs="Roboto"/>
-                                  <w:sz w:val="20"/>
-                                  <w:szCs w:val="20"/>
-                                  <w:highlight w:val="none"/>
-                                </w:rPr>
-                              </w:r>
-                              <w:r>
-                                <w:rPr>
-                                  <w:rStyle w:val="1_4290"/>
-                                  <w:rFonts w:ascii="Roboto" w:hAnsi="Roboto" w:eastAsia="Roboto" w:cs="Roboto"/>
-                                  <w:sz w:val="20"/>
-                                  <w:szCs w:val="20"/>
-                                  <w:highlight w:val="none"/>
-                                </w:rPr>
-                              </w:r>
-                              <w:r>
-                                <w:rPr>
-                                  <w:rStyle w:val="1_4290"/>
+                                  <w:rStyle w:val="929"/>
                                   <w:rFonts w:ascii="Roboto" w:hAnsi="Roboto" w:eastAsia="Roboto" w:cs="Roboto"/>
                                   <w:color w:val="000000" w:themeColor="text1"/>
                                   <w:sz w:val="20"/>
@@ -7091,7 +6311,7 @@
                               </w:r>
                               <w:r>
                                 <w:rPr>
-                                  <w:rStyle w:val="1_4290"/>
+                                  <w:rStyle w:val="929"/>
                                   <w:rFonts w:ascii="Roboto" w:hAnsi="Roboto" w:eastAsia="Roboto" w:cs="Roboto"/>
                                   <w:color w:val="000000" w:themeColor="text1"/>
                                   <w:sz w:val="20"/>
@@ -7114,7 +6334,7 @@
                               </w:pPr>
                               <w:r>
                                 <w:rPr>
-                                  <w:rStyle w:val="1_4290"/>
+                                  <w:rStyle w:val="929"/>
                                   <w:rFonts w:ascii="Roboto" w:hAnsi="Roboto" w:eastAsia="Roboto" w:cs="Roboto"/>
                                   <w:sz w:val="20"/>
                                   <w:szCs w:val="20"/>
@@ -7122,7 +6342,7 @@
                               </w:r>
                               <w:r>
                                 <w:rPr>
-                                  <w:rStyle w:val="1_2"/>
+                                  <w:rStyle w:val="925"/>
                                   <w:rFonts w:ascii="Roboto" w:hAnsi="Roboto" w:eastAsia="Roboto" w:cs="Roboto"/>
                                   <w:b/>
                                   <w:bCs/>
@@ -7133,7 +6353,7 @@
                               </w:r>
                               <w:r>
                                 <w:rPr>
-                                  <w:rStyle w:val="1_2"/>
+                                  <w:rStyle w:val="925"/>
                                   <w:rFonts w:ascii="Roboto" w:hAnsi="Roboto" w:eastAsia="Roboto" w:cs="Roboto"/>
                                   <w:sz w:val="20"/>
                                   <w:szCs w:val="20"/>
@@ -7145,13 +6365,7 @@
                                   <w:rFonts w:ascii="Roboto" w:hAnsi="Roboto" w:cs="Roboto"/>
                                   <w:sz w:val="20"/>
                                   <w:szCs w:val="20"/>
-                                </w:rPr>
-                              </w:r>
-                              <w:r>
-                                <w:rPr>
-                                  <w:rFonts w:ascii="Roboto" w:hAnsi="Roboto" w:cs="Roboto"/>
-                                  <w:sz w:val="20"/>
-                                  <w:szCs w:val="20"/>
+                                  <w:highlight w:val="none"/>
                                 </w:rPr>
                               </w:r>
                               <w:r>
@@ -7187,15 +6401,6 @@
                                   <w:rFonts w:ascii="Roboto" w:hAnsi="Roboto" w:cs="Roboto"/>
                                   <w:sz w:val="20"/>
                                   <w:szCs w:val="20"/>
-                                  <w:highlight w:val="none"/>
-                                </w:rPr>
-                              </w:r>
-                              <w:r>
-                                <w:rPr>
-                                  <w:rFonts w:ascii="Roboto" w:hAnsi="Roboto" w:cs="Roboto"/>
-                                  <w:sz w:val="20"/>
-                                  <w:szCs w:val="20"/>
-                                  <w:highlight w:val="none"/>
                                 </w:rPr>
                               </w:r>
                               <w:r>
@@ -7219,7 +6424,7 @@
                               </w:pPr>
                               <w:r>
                                 <w:rPr>
-                                  <w:rStyle w:val="1_2"/>
+                                  <w:rStyle w:val="925"/>
                                   <w:rFonts w:ascii="Roboto" w:hAnsi="Roboto" w:eastAsia="Roboto" w:cs="Roboto"/>
                                   <w:sz w:val="20"/>
                                   <w:szCs w:val="20"/>
@@ -7228,7 +6433,7 @@
                               </w:r>
                               <w:r>
                                 <w:rPr>
-                                  <w:rStyle w:val="1_2"/>
+                                  <w:rStyle w:val="925"/>
                                   <w:rFonts w:ascii="Roboto" w:hAnsi="Roboto" w:eastAsia="Roboto" w:cs="Roboto"/>
                                   <w:sz w:val="20"/>
                                   <w:szCs w:val="20"/>
@@ -7237,14 +6442,7 @@
                               </w:r>
                               <w:r>
                                 <w:rPr>
-                                  <w:rFonts w:ascii="Roboto" w:hAnsi="Roboto" w:eastAsia="Roboto" w:cs="Roboto"/>
-                                  <w:sz w:val="20"/>
-                                  <w:szCs w:val="20"/>
-                                </w:rPr>
-                              </w:r>
-                              <w:r>
-                                <w:rPr>
-                                  <w:rFonts w:ascii="Roboto" w:hAnsi="Roboto" w:eastAsia="Roboto" w:cs="Roboto"/>
+                                  <w:rFonts w:ascii="Roboto" w:hAnsi="Roboto" w:cs="Roboto"/>
                                   <w:sz w:val="20"/>
                                   <w:szCs w:val="20"/>
                                 </w:rPr>
@@ -7270,7 +6468,7 @@
                               </w:pPr>
                               <w:r>
                                 <w:rPr>
-                                  <w:rStyle w:val="1_2"/>
+                                  <w:rStyle w:val="925"/>
                                   <w:rFonts w:ascii="Roboto" w:hAnsi="Roboto" w:eastAsia="Roboto" w:cs="Roboto"/>
                                   <w:sz w:val="20"/>
                                   <w:szCs w:val="20"/>
@@ -7279,20 +6477,9 @@
                               </w:r>
                               <w:r>
                                 <w:rPr>
-                                  <w:rStyle w:val="1_2"/>
-                                  <w:rFonts w:ascii="Roboto" w:hAnsi="Roboto" w:eastAsia="Roboto" w:cs="Roboto"/>
+                                  <w:rFonts w:ascii="Roboto" w:hAnsi="Roboto" w:cs="Roboto"/>
                                   <w:sz w:val="20"/>
                                   <w:szCs w:val="20"/>
-                                  <w:highlight w:val="none"/>
-                                </w:rPr>
-                              </w:r>
-                              <w:r>
-                                <w:rPr>
-                                  <w:rStyle w:val="1_2"/>
-                                  <w:rFonts w:ascii="Roboto" w:hAnsi="Roboto" w:eastAsia="Roboto" w:cs="Roboto"/>
-                                  <w:sz w:val="20"/>
-                                  <w:szCs w:val="20"/>
-                                  <w:highlight w:val="none"/>
                                 </w:rPr>
                               </w:r>
                               <w:r>
@@ -7309,7 +6496,7 @@
                                 <w:spacing/>
                                 <w:ind/>
                                 <w:rPr>
-                                  <w:rStyle w:val="1_2"/>
+                                  <w:rStyle w:val="925"/>
                                   <w:rFonts w:ascii="Roboto" w:hAnsi="Roboto" w:eastAsia="Roboto" w:cs="Roboto"/>
                                   <w:sz w:val="20"/>
                                   <w:szCs w:val="20"/>
@@ -7318,7 +6505,7 @@
                               </w:pPr>
                               <w:r>
                                 <w:rPr>
-                                  <w:rStyle w:val="1_2"/>
+                                  <w:rStyle w:val="925"/>
                                   <w:rFonts w:ascii="Roboto" w:hAnsi="Roboto" w:eastAsia="Roboto" w:cs="Roboto"/>
                                   <w:b/>
                                   <w:bCs/>
@@ -7329,7 +6516,7 @@
                               </w:r>
                               <w:r>
                                 <w:rPr>
-                                  <w:rStyle w:val="1_2"/>
+                                  <w:rStyle w:val="925"/>
                                   <w:rFonts w:ascii="Roboto" w:hAnsi="Roboto" w:eastAsia="Roboto" w:cs="Roboto"/>
                                   <w:sz w:val="20"/>
                                   <w:szCs w:val="20"/>
@@ -7338,21 +6525,16 @@
                               </w:r>
                               <w:r>
                                 <w:rPr>
+                                  <w:rStyle w:val="925"/>
                                   <w:rFonts w:ascii="Roboto" w:hAnsi="Roboto" w:eastAsia="Roboto" w:cs="Roboto"/>
                                   <w:sz w:val="20"/>
                                   <w:szCs w:val="20"/>
+                                  <w:highlight w:val="none"/>
                                 </w:rPr>
                               </w:r>
                               <w:r>
                                 <w:rPr>
-                                  <w:rFonts w:ascii="Roboto" w:hAnsi="Roboto" w:eastAsia="Roboto" w:cs="Roboto"/>
-                                  <w:sz w:val="20"/>
-                                  <w:szCs w:val="20"/>
-                                </w:rPr>
-                              </w:r>
-                              <w:r>
-                                <w:rPr>
-                                  <w:rStyle w:val="1_2"/>
+                                  <w:rStyle w:val="925"/>
                                   <w:rFonts w:ascii="Roboto" w:hAnsi="Roboto" w:eastAsia="Roboto" w:cs="Roboto"/>
                                   <w:sz w:val="20"/>
                                   <w:szCs w:val="20"/>
@@ -7392,13 +6574,6 @@
                                   <w:szCs w:val="20"/>
                                 </w:rPr>
                               </w:r>
-                              <w:r>
-                                <w:rPr>
-                                  <w:rFonts w:ascii="Roboto" w:hAnsi="Roboto" w:cs="Roboto"/>
-                                  <w:sz w:val="20"/>
-                                  <w:szCs w:val="20"/>
-                                </w:rPr>
-                              </w:r>
                             </w:p>
                             <w:p>
                               <w:pPr>
@@ -7415,53 +6590,13 @@
                               </w:pPr>
                               <w:r>
                                 <w:rPr>
-                                  <w:rStyle w:val="1_4290"/>
+                                  <w:rStyle w:val="929"/>
                                   <w:rFonts w:ascii="Roboto" w:hAnsi="Roboto" w:eastAsia="Roboto" w:cs="Roboto"/>
                                   <w:color w:val="000000" w:themeColor="text1"/>
                                   <w:sz w:val="20"/>
                                   <w:szCs w:val="20"/>
                                 </w:rPr>
                                 <w:t xml:space="preserve">Albiworks, Chihuahua, Mexico</w:t>
-                              </w:r>
-                              <w:r>
-                                <w:rPr>
-                                  <w:rFonts w:ascii="Roboto" w:hAnsi="Roboto" w:eastAsia="Roboto" w:cs="Roboto"/>
-                                  <w:color w:val="000000" w:themeColor="text1"/>
-                                  <w:sz w:val="20"/>
-                                  <w:szCs w:val="20"/>
-                                </w:rPr>
-                              </w:r>
-                              <w:r>
-                                <w:rPr>
-                                  <w:rFonts w:ascii="Roboto" w:hAnsi="Roboto" w:cs="Roboto"/>
-                                  <w:color w:val="000000" w:themeColor="text1"/>
-                                  <w:sz w:val="20"/>
-                                  <w:szCs w:val="20"/>
-                                </w:rPr>
-                              </w:r>
-                              <w:r>
-                                <w:rPr>
-                                  <w:rFonts w:ascii="Roboto" w:hAnsi="Roboto" w:eastAsia="Roboto" w:cs="Roboto"/>
-                                  <w:sz w:val="20"/>
-                                  <w:szCs w:val="20"/>
-                                  <w:highlight w:val="none"/>
-                                </w:rPr>
-                              </w:r>
-                              <w:r>
-                                <w:rPr>
-                                  <w:rFonts w:ascii="Roboto" w:hAnsi="Roboto" w:eastAsia="Roboto" w:cs="Roboto"/>
-                                  <w:sz w:val="20"/>
-                                  <w:szCs w:val="20"/>
-                                  <w:highlight w:val="none"/>
-                                </w:rPr>
-                              </w:r>
-                              <w:r>
-                                <w:rPr>
-                                  <w:rFonts w:ascii="Roboto" w:hAnsi="Roboto" w:eastAsia="Roboto" w:cs="Roboto"/>
-                                  <w:sz w:val="20"/>
-                                  <w:szCs w:val="20"/>
-                                  <w:highlight w:val="none"/>
-                                </w:rPr>
                               </w:r>
                               <w:r>
                                 <w:rPr>
@@ -7496,7 +6631,7 @@
                               </w:pPr>
                               <w:r>
                                 <w:rPr>
-                                  <w:rStyle w:val="1_2"/>
+                                  <w:rStyle w:val="925"/>
                                   <w:rFonts w:ascii="Roboto" w:hAnsi="Roboto" w:eastAsia="Roboto" w:cs="Roboto"/>
                                   <w:b/>
                                   <w:bCs/>
@@ -7507,7 +6642,7 @@
                               </w:r>
                               <w:r>
                                 <w:rPr>
-                                  <w:rStyle w:val="1_2"/>
+                                  <w:rStyle w:val="925"/>
                                   <w:rFonts w:ascii="Roboto" w:hAnsi="Roboto" w:eastAsia="Roboto" w:cs="Roboto"/>
                                   <w:sz w:val="20"/>
                                   <w:szCs w:val="20"/>
@@ -7519,13 +6654,7 @@
                                   <w:rFonts w:ascii="Roboto" w:hAnsi="Roboto" w:eastAsia="Roboto" w:cs="Roboto"/>
                                   <w:sz w:val="20"/>
                                   <w:szCs w:val="20"/>
-                                </w:rPr>
-                              </w:r>
-                              <w:r>
-                                <w:rPr>
-                                  <w:rFonts w:ascii="Roboto" w:hAnsi="Roboto" w:cs="Roboto"/>
-                                  <w:sz w:val="20"/>
-                                  <w:szCs w:val="20"/>
+                                  <w:highlight w:val="none"/>
                                 </w:rPr>
                               </w:r>
                               <w:r>
@@ -7558,18 +6687,9 @@
                               </w:r>
                               <w:r>
                                 <w:rPr>
-                                  <w:rFonts w:ascii="Roboto" w:hAnsi="Roboto" w:eastAsia="Roboto" w:cs="Roboto"/>
+                                  <w:rFonts w:ascii="Roboto" w:hAnsi="Roboto" w:cs="Roboto"/>
                                   <w:sz w:val="20"/>
                                   <w:szCs w:val="20"/>
-                                  <w:highlight w:val="none"/>
-                                </w:rPr>
-                              </w:r>
-                              <w:r>
-                                <w:rPr>
-                                  <w:rFonts w:ascii="Roboto" w:hAnsi="Roboto" w:eastAsia="Roboto" w:cs="Roboto"/>
-                                  <w:sz w:val="20"/>
-                                  <w:szCs w:val="20"/>
-                                  <w:highlight w:val="none"/>
                                 </w:rPr>
                               </w:r>
                               <w:r>
@@ -7594,7 +6714,7 @@
                               </w:pPr>
                               <w:r>
                                 <w:rPr>
-                                  <w:rStyle w:val="1_2"/>
+                                  <w:rStyle w:val="925"/>
                                   <w:rFonts w:ascii="Roboto" w:hAnsi="Roboto" w:eastAsia="Roboto" w:cs="Roboto"/>
                                   <w:sz w:val="20"/>
                                   <w:szCs w:val="20"/>
@@ -7606,20 +6726,7 @@
                                   <w:rFonts w:ascii="Roboto" w:hAnsi="Roboto" w:eastAsia="Roboto" w:cs="Roboto"/>
                                   <w:sz w:val="20"/>
                                   <w:szCs w:val="20"/>
-                                </w:rPr>
-                              </w:r>
-                              <w:r>
-                                <w:rPr>
-                                  <w:rFonts w:ascii="Roboto" w:hAnsi="Roboto" w:eastAsia="Roboto" w:cs="Roboto"/>
-                                  <w:sz w:val="20"/>
-                                  <w:szCs w:val="20"/>
-                                </w:rPr>
-                              </w:r>
-                              <w:r>
-                                <w:rPr>
-                                  <w:rFonts w:ascii="Roboto" w:hAnsi="Roboto" w:cs="Roboto"/>
-                                  <w:sz w:val="20"/>
-                                  <w:szCs w:val="20"/>
+                                  <w:highlight w:val="none"/>
                                 </w:rPr>
                               </w:r>
                               <w:r>
@@ -7652,18 +6759,9 @@
                               </w:r>
                               <w:r>
                                 <w:rPr>
-                                  <w:rFonts w:ascii="Roboto" w:hAnsi="Roboto" w:eastAsia="Roboto" w:cs="Roboto"/>
+                                  <w:rFonts w:ascii="Roboto" w:hAnsi="Roboto" w:cs="Roboto"/>
                                   <w:sz w:val="20"/>
                                   <w:szCs w:val="20"/>
-                                  <w:highlight w:val="none"/>
-                                </w:rPr>
-                              </w:r>
-                              <w:r>
-                                <w:rPr>
-                                  <w:rFonts w:ascii="Roboto" w:hAnsi="Roboto" w:eastAsia="Roboto" w:cs="Roboto"/>
-                                  <w:sz w:val="20"/>
-                                  <w:szCs w:val="20"/>
-                                  <w:highlight w:val="none"/>
                                 </w:rPr>
                               </w:r>
                               <w:r>
@@ -7687,7 +6785,7 @@
                               </w:pPr>
                               <w:r>
                                 <w:rPr>
-                                  <w:rStyle w:val="1_2"/>
+                                  <w:rStyle w:val="925"/>
                                   <w:rFonts w:ascii="Roboto" w:hAnsi="Roboto" w:eastAsia="Roboto" w:cs="Roboto"/>
                                   <w:b/>
                                   <w:bCs/>
@@ -7698,7 +6796,7 @@
                               </w:r>
                               <w:r>
                                 <w:rPr>
-                                  <w:rStyle w:val="1_2"/>
+                                  <w:rStyle w:val="925"/>
                                   <w:rFonts w:ascii="Roboto" w:hAnsi="Roboto" w:eastAsia="Roboto" w:cs="Roboto"/>
                                   <w:sz w:val="20"/>
                                   <w:szCs w:val="20"/>
@@ -7707,14 +6805,7 @@
                               </w:r>
                               <w:r>
                                 <w:rPr>
-                                  <w:rFonts w:ascii="Roboto" w:hAnsi="Roboto" w:eastAsia="Roboto" w:cs="Roboto"/>
-                                  <w:sz w:val="20"/>
-                                  <w:szCs w:val="20"/>
-                                </w:rPr>
-                              </w:r>
-                              <w:r>
-                                <w:rPr>
-                                  <w:rFonts w:ascii="Roboto" w:hAnsi="Roboto" w:eastAsia="Roboto" w:cs="Roboto"/>
+                                  <w:rFonts w:ascii="Roboto" w:hAnsi="Roboto" w:cs="Roboto"/>
                                   <w:sz w:val="20"/>
                                   <w:szCs w:val="20"/>
                                 </w:rPr>
@@ -7747,14 +6838,7 @@
                               </w:r>
                               <w:r>
                                 <w:rPr>
-                                  <w:rFonts w:ascii="Roboto" w:hAnsi="Roboto" w:eastAsia="Roboto" w:cs="Roboto"/>
-                                  <w:sz w:val="20"/>
-                                  <w:szCs w:val="20"/>
-                                </w:rPr>
-                              </w:r>
-                              <w:r>
-                                <w:rPr>
-                                  <w:rFonts w:ascii="Roboto" w:hAnsi="Roboto" w:eastAsia="Roboto" w:cs="Roboto"/>
+                                  <w:rFonts w:ascii="Roboto" w:hAnsi="Roboto" w:cs="Roboto"/>
                                   <w:sz w:val="20"/>
                                   <w:szCs w:val="20"/>
                                 </w:rPr>
@@ -7858,7 +6942,6 @@
                             <w:color w:val="4472c4" w:themeColor="accent1"/>
                             <w:sz w:val="28"/>
                             <w:szCs w:val="28"/>
-                            <w:lang w:val="en-PH"/>
                           </w:rPr>
                         </w:r>
                         <w:r>
@@ -7884,7 +6967,7 @@
                           <w:spacing/>
                           <w:ind/>
                           <w:rPr>
-                            <w:rStyle w:val="1_4290"/>
+                            <w:rStyle w:val="929"/>
                             <w:rFonts w:ascii="Roboto" w:hAnsi="Roboto" w:eastAsia="Roboto" w:cs="Roboto"/>
                             <w:color w:val="000000" w:themeColor="text1"/>
                             <w:sz w:val="20"/>
@@ -7894,7 +6977,7 @@
                         </w:pPr>
                         <w:r>
                           <w:rPr>
-                            <w:rStyle w:val="1_4290"/>
+                            <w:rStyle w:val="929"/>
                             <w:rFonts w:ascii="Roboto" w:hAnsi="Roboto" w:eastAsia="Roboto" w:cs="Roboto"/>
                             <w:color w:val="000000" w:themeColor="text1"/>
                             <w:sz w:val="20"/>
@@ -7904,43 +6987,7 @@
                         </w:r>
                         <w:r>
                           <w:rPr>
-                            <w:rStyle w:val="1_4290"/>
-                            <w:rFonts w:ascii="Roboto" w:hAnsi="Roboto" w:eastAsia="Roboto" w:cs="Roboto"/>
-                            <w:color w:val="000000" w:themeColor="text1"/>
-                            <w:sz w:val="20"/>
-                            <w:szCs w:val="20"/>
-                          </w:rPr>
-                        </w:r>
-                        <w:r>
-                          <w:rPr>
-                            <w:rStyle w:val="1_4290"/>
-                            <w:rFonts w:ascii="Roboto" w:hAnsi="Roboto" w:eastAsia="Roboto" w:cs="Roboto"/>
-                            <w:sz w:val="20"/>
-                            <w:szCs w:val="20"/>
-                            <w:highlight w:val="none"/>
-                          </w:rPr>
-                        </w:r>
-                        <w:r>
-                          <w:rPr>
-                            <w:rStyle w:val="1_4290"/>
-                            <w:rFonts w:ascii="Roboto" w:hAnsi="Roboto" w:eastAsia="Roboto" w:cs="Roboto"/>
-                            <w:sz w:val="20"/>
-                            <w:szCs w:val="20"/>
-                            <w:highlight w:val="none"/>
-                          </w:rPr>
-                        </w:r>
-                        <w:r>
-                          <w:rPr>
-                            <w:rStyle w:val="1_4290"/>
-                            <w:rFonts w:ascii="Roboto" w:hAnsi="Roboto" w:eastAsia="Roboto" w:cs="Roboto"/>
-                            <w:sz w:val="20"/>
-                            <w:szCs w:val="20"/>
-                            <w:highlight w:val="none"/>
-                          </w:rPr>
-                        </w:r>
-                        <w:r>
-                          <w:rPr>
-                            <w:rStyle w:val="1_4290"/>
+                            <w:rStyle w:val="929"/>
                             <w:rFonts w:ascii="Roboto" w:hAnsi="Roboto" w:eastAsia="Roboto" w:cs="Roboto"/>
                             <w:color w:val="000000" w:themeColor="text1"/>
                             <w:sz w:val="20"/>
@@ -7950,7 +6997,7 @@
                         </w:r>
                         <w:r>
                           <w:rPr>
-                            <w:rStyle w:val="1_4290"/>
+                            <w:rStyle w:val="929"/>
                             <w:rFonts w:ascii="Roboto" w:hAnsi="Roboto" w:eastAsia="Roboto" w:cs="Roboto"/>
                             <w:color w:val="000000" w:themeColor="text1"/>
                             <w:sz w:val="20"/>
@@ -7973,7 +7020,7 @@
                         </w:pPr>
                         <w:r>
                           <w:rPr>
-                            <w:rStyle w:val="1_4290"/>
+                            <w:rStyle w:val="929"/>
                             <w:rFonts w:ascii="Roboto" w:hAnsi="Roboto" w:eastAsia="Roboto" w:cs="Roboto"/>
                             <w:sz w:val="20"/>
                             <w:szCs w:val="20"/>
@@ -7981,7 +7028,7 @@
                         </w:r>
                         <w:r>
                           <w:rPr>
-                            <w:rStyle w:val="1_2"/>
+                            <w:rStyle w:val="925"/>
                             <w:rFonts w:ascii="Roboto" w:hAnsi="Roboto" w:eastAsia="Roboto" w:cs="Roboto"/>
                             <w:b/>
                             <w:bCs/>
@@ -7992,7 +7039,7 @@
                         </w:r>
                         <w:r>
                           <w:rPr>
-                            <w:rStyle w:val="1_2"/>
+                            <w:rStyle w:val="925"/>
                             <w:rFonts w:ascii="Roboto" w:hAnsi="Roboto" w:eastAsia="Roboto" w:cs="Roboto"/>
                             <w:sz w:val="20"/>
                             <w:szCs w:val="20"/>
@@ -8004,13 +7051,7 @@
                             <w:rFonts w:ascii="Roboto" w:hAnsi="Roboto" w:cs="Roboto"/>
                             <w:sz w:val="20"/>
                             <w:szCs w:val="20"/>
-                          </w:rPr>
-                        </w:r>
-                        <w:r>
-                          <w:rPr>
-                            <w:rFonts w:ascii="Roboto" w:hAnsi="Roboto" w:cs="Roboto"/>
-                            <w:sz w:val="20"/>
-                            <w:szCs w:val="20"/>
+                            <w:highlight w:val="none"/>
                           </w:rPr>
                         </w:r>
                         <w:r>
@@ -8046,15 +7087,6 @@
                             <w:rFonts w:ascii="Roboto" w:hAnsi="Roboto" w:cs="Roboto"/>
                             <w:sz w:val="20"/>
                             <w:szCs w:val="20"/>
-                            <w:highlight w:val="none"/>
-                          </w:rPr>
-                        </w:r>
-                        <w:r>
-                          <w:rPr>
-                            <w:rFonts w:ascii="Roboto" w:hAnsi="Roboto" w:cs="Roboto"/>
-                            <w:sz w:val="20"/>
-                            <w:szCs w:val="20"/>
-                            <w:highlight w:val="none"/>
                           </w:rPr>
                         </w:r>
                         <w:r>
@@ -8078,7 +7110,7 @@
                         </w:pPr>
                         <w:r>
                           <w:rPr>
-                            <w:rStyle w:val="1_2"/>
+                            <w:rStyle w:val="925"/>
                             <w:rFonts w:ascii="Roboto" w:hAnsi="Roboto" w:eastAsia="Roboto" w:cs="Roboto"/>
                             <w:sz w:val="20"/>
                             <w:szCs w:val="20"/>
@@ -8087,7 +7119,7 @@
                         </w:r>
                         <w:r>
                           <w:rPr>
-                            <w:rStyle w:val="1_2"/>
+                            <w:rStyle w:val="925"/>
                             <w:rFonts w:ascii="Roboto" w:hAnsi="Roboto" w:eastAsia="Roboto" w:cs="Roboto"/>
                             <w:sz w:val="20"/>
                             <w:szCs w:val="20"/>
@@ -8096,14 +7128,7 @@
                         </w:r>
                         <w:r>
                           <w:rPr>
-                            <w:rFonts w:ascii="Roboto" w:hAnsi="Roboto" w:eastAsia="Roboto" w:cs="Roboto"/>
-                            <w:sz w:val="20"/>
-                            <w:szCs w:val="20"/>
-                          </w:rPr>
-                        </w:r>
-                        <w:r>
-                          <w:rPr>
-                            <w:rFonts w:ascii="Roboto" w:hAnsi="Roboto" w:eastAsia="Roboto" w:cs="Roboto"/>
+                            <w:rFonts w:ascii="Roboto" w:hAnsi="Roboto" w:cs="Roboto"/>
                             <w:sz w:val="20"/>
                             <w:szCs w:val="20"/>
                           </w:rPr>
@@ -8129,7 +7154,7 @@
                         </w:pPr>
                         <w:r>
                           <w:rPr>
-                            <w:rStyle w:val="1_2"/>
+                            <w:rStyle w:val="925"/>
                             <w:rFonts w:ascii="Roboto" w:hAnsi="Roboto" w:eastAsia="Roboto" w:cs="Roboto"/>
                             <w:sz w:val="20"/>
                             <w:szCs w:val="20"/>
@@ -8138,20 +7163,9 @@
                         </w:r>
                         <w:r>
                           <w:rPr>
-                            <w:rStyle w:val="1_2"/>
-                            <w:rFonts w:ascii="Roboto" w:hAnsi="Roboto" w:eastAsia="Roboto" w:cs="Roboto"/>
+                            <w:rFonts w:ascii="Roboto" w:hAnsi="Roboto" w:cs="Roboto"/>
                             <w:sz w:val="20"/>
                             <w:szCs w:val="20"/>
-                            <w:highlight w:val="none"/>
-                          </w:rPr>
-                        </w:r>
-                        <w:r>
-                          <w:rPr>
-                            <w:rStyle w:val="1_2"/>
-                            <w:rFonts w:ascii="Roboto" w:hAnsi="Roboto" w:eastAsia="Roboto" w:cs="Roboto"/>
-                            <w:sz w:val="20"/>
-                            <w:szCs w:val="20"/>
-                            <w:highlight w:val="none"/>
                           </w:rPr>
                         </w:r>
                         <w:r>
@@ -8168,7 +7182,7 @@
                           <w:spacing/>
                           <w:ind/>
                           <w:rPr>
-                            <w:rStyle w:val="1_2"/>
+                            <w:rStyle w:val="925"/>
                             <w:rFonts w:ascii="Roboto" w:hAnsi="Roboto" w:eastAsia="Roboto" w:cs="Roboto"/>
                             <w:sz w:val="20"/>
                             <w:szCs w:val="20"/>
@@ -8177,7 +7191,7 @@
                         </w:pPr>
                         <w:r>
                           <w:rPr>
-                            <w:rStyle w:val="1_2"/>
+                            <w:rStyle w:val="925"/>
                             <w:rFonts w:ascii="Roboto" w:hAnsi="Roboto" w:eastAsia="Roboto" w:cs="Roboto"/>
                             <w:b/>
                             <w:bCs/>
@@ -8188,7 +7202,7 @@
                         </w:r>
                         <w:r>
                           <w:rPr>
-                            <w:rStyle w:val="1_2"/>
+                            <w:rStyle w:val="925"/>
                             <w:rFonts w:ascii="Roboto" w:hAnsi="Roboto" w:eastAsia="Roboto" w:cs="Roboto"/>
                             <w:sz w:val="20"/>
                             <w:szCs w:val="20"/>
@@ -8197,21 +7211,16 @@
                         </w:r>
                         <w:r>
                           <w:rPr>
+                            <w:rStyle w:val="925"/>
                             <w:rFonts w:ascii="Roboto" w:hAnsi="Roboto" w:eastAsia="Roboto" w:cs="Roboto"/>
                             <w:sz w:val="20"/>
                             <w:szCs w:val="20"/>
+                            <w:highlight w:val="none"/>
                           </w:rPr>
                         </w:r>
                         <w:r>
                           <w:rPr>
-                            <w:rFonts w:ascii="Roboto" w:hAnsi="Roboto" w:eastAsia="Roboto" w:cs="Roboto"/>
-                            <w:sz w:val="20"/>
-                            <w:szCs w:val="20"/>
-                          </w:rPr>
-                        </w:r>
-                        <w:r>
-                          <w:rPr>
-                            <w:rStyle w:val="1_2"/>
+                            <w:rStyle w:val="925"/>
                             <w:rFonts w:ascii="Roboto" w:hAnsi="Roboto" w:eastAsia="Roboto" w:cs="Roboto"/>
                             <w:sz w:val="20"/>
                             <w:szCs w:val="20"/>
@@ -8251,13 +7260,6 @@
                             <w:szCs w:val="20"/>
                           </w:rPr>
                         </w:r>
-                        <w:r>
-                          <w:rPr>
-                            <w:rFonts w:ascii="Roboto" w:hAnsi="Roboto" w:cs="Roboto"/>
-                            <w:sz w:val="20"/>
-                            <w:szCs w:val="20"/>
-                          </w:rPr>
-                        </w:r>
                       </w:p>
                       <w:p>
                         <w:pPr>
@@ -8274,53 +7276,13 @@
                         </w:pPr>
                         <w:r>
                           <w:rPr>
-                            <w:rStyle w:val="1_4290"/>
+                            <w:rStyle w:val="929"/>
                             <w:rFonts w:ascii="Roboto" w:hAnsi="Roboto" w:eastAsia="Roboto" w:cs="Roboto"/>
                             <w:color w:val="000000" w:themeColor="text1"/>
                             <w:sz w:val="20"/>
                             <w:szCs w:val="20"/>
                           </w:rPr>
                           <w:t xml:space="preserve">Albiworks, Chihuahua, Mexico</w:t>
-                        </w:r>
-                        <w:r>
-                          <w:rPr>
-                            <w:rFonts w:ascii="Roboto" w:hAnsi="Roboto" w:eastAsia="Roboto" w:cs="Roboto"/>
-                            <w:color w:val="000000" w:themeColor="text1"/>
-                            <w:sz w:val="20"/>
-                            <w:szCs w:val="20"/>
-                          </w:rPr>
-                        </w:r>
-                        <w:r>
-                          <w:rPr>
-                            <w:rFonts w:ascii="Roboto" w:hAnsi="Roboto" w:cs="Roboto"/>
-                            <w:color w:val="000000" w:themeColor="text1"/>
-                            <w:sz w:val="20"/>
-                            <w:szCs w:val="20"/>
-                          </w:rPr>
-                        </w:r>
-                        <w:r>
-                          <w:rPr>
-                            <w:rFonts w:ascii="Roboto" w:hAnsi="Roboto" w:eastAsia="Roboto" w:cs="Roboto"/>
-                            <w:sz w:val="20"/>
-                            <w:szCs w:val="20"/>
-                            <w:highlight w:val="none"/>
-                          </w:rPr>
-                        </w:r>
-                        <w:r>
-                          <w:rPr>
-                            <w:rFonts w:ascii="Roboto" w:hAnsi="Roboto" w:eastAsia="Roboto" w:cs="Roboto"/>
-                            <w:sz w:val="20"/>
-                            <w:szCs w:val="20"/>
-                            <w:highlight w:val="none"/>
-                          </w:rPr>
-                        </w:r>
-                        <w:r>
-                          <w:rPr>
-                            <w:rFonts w:ascii="Roboto" w:hAnsi="Roboto" w:eastAsia="Roboto" w:cs="Roboto"/>
-                            <w:sz w:val="20"/>
-                            <w:szCs w:val="20"/>
-                            <w:highlight w:val="none"/>
-                          </w:rPr>
                         </w:r>
                         <w:r>
                           <w:rPr>
@@ -8355,7 +7317,7 @@
                         </w:pPr>
                         <w:r>
                           <w:rPr>
-                            <w:rStyle w:val="1_2"/>
+                            <w:rStyle w:val="925"/>
                             <w:rFonts w:ascii="Roboto" w:hAnsi="Roboto" w:eastAsia="Roboto" w:cs="Roboto"/>
                             <w:b/>
                             <w:bCs/>
@@ -8366,7 +7328,7 @@
                         </w:r>
                         <w:r>
                           <w:rPr>
-                            <w:rStyle w:val="1_2"/>
+                            <w:rStyle w:val="925"/>
                             <w:rFonts w:ascii="Roboto" w:hAnsi="Roboto" w:eastAsia="Roboto" w:cs="Roboto"/>
                             <w:sz w:val="20"/>
                             <w:szCs w:val="20"/>
@@ -8378,13 +7340,7 @@
                             <w:rFonts w:ascii="Roboto" w:hAnsi="Roboto" w:eastAsia="Roboto" w:cs="Roboto"/>
                             <w:sz w:val="20"/>
                             <w:szCs w:val="20"/>
-                          </w:rPr>
-                        </w:r>
-                        <w:r>
-                          <w:rPr>
-                            <w:rFonts w:ascii="Roboto" w:hAnsi="Roboto" w:cs="Roboto"/>
-                            <w:sz w:val="20"/>
-                            <w:szCs w:val="20"/>
+                            <w:highlight w:val="none"/>
                           </w:rPr>
                         </w:r>
                         <w:r>
@@ -8417,18 +7373,9 @@
                         </w:r>
                         <w:r>
                           <w:rPr>
-                            <w:rFonts w:ascii="Roboto" w:hAnsi="Roboto" w:eastAsia="Roboto" w:cs="Roboto"/>
+                            <w:rFonts w:ascii="Roboto" w:hAnsi="Roboto" w:cs="Roboto"/>
                             <w:sz w:val="20"/>
                             <w:szCs w:val="20"/>
-                            <w:highlight w:val="none"/>
-                          </w:rPr>
-                        </w:r>
-                        <w:r>
-                          <w:rPr>
-                            <w:rFonts w:ascii="Roboto" w:hAnsi="Roboto" w:eastAsia="Roboto" w:cs="Roboto"/>
-                            <w:sz w:val="20"/>
-                            <w:szCs w:val="20"/>
-                            <w:highlight w:val="none"/>
                           </w:rPr>
                         </w:r>
                         <w:r>
@@ -8453,7 +7400,7 @@
                         </w:pPr>
                         <w:r>
                           <w:rPr>
-                            <w:rStyle w:val="1_2"/>
+                            <w:rStyle w:val="925"/>
                             <w:rFonts w:ascii="Roboto" w:hAnsi="Roboto" w:eastAsia="Roboto" w:cs="Roboto"/>
                             <w:sz w:val="20"/>
                             <w:szCs w:val="20"/>
@@ -8465,20 +7412,7 @@
                             <w:rFonts w:ascii="Roboto" w:hAnsi="Roboto" w:eastAsia="Roboto" w:cs="Roboto"/>
                             <w:sz w:val="20"/>
                             <w:szCs w:val="20"/>
-                          </w:rPr>
-                        </w:r>
-                        <w:r>
-                          <w:rPr>
-                            <w:rFonts w:ascii="Roboto" w:hAnsi="Roboto" w:eastAsia="Roboto" w:cs="Roboto"/>
-                            <w:sz w:val="20"/>
-                            <w:szCs w:val="20"/>
-                          </w:rPr>
-                        </w:r>
-                        <w:r>
-                          <w:rPr>
-                            <w:rFonts w:ascii="Roboto" w:hAnsi="Roboto" w:cs="Roboto"/>
-                            <w:sz w:val="20"/>
-                            <w:szCs w:val="20"/>
+                            <w:highlight w:val="none"/>
                           </w:rPr>
                         </w:r>
                         <w:r>
@@ -8511,18 +7445,9 @@
                         </w:r>
                         <w:r>
                           <w:rPr>
-                            <w:rFonts w:ascii="Roboto" w:hAnsi="Roboto" w:eastAsia="Roboto" w:cs="Roboto"/>
+                            <w:rFonts w:ascii="Roboto" w:hAnsi="Roboto" w:cs="Roboto"/>
                             <w:sz w:val="20"/>
                             <w:szCs w:val="20"/>
-                            <w:highlight w:val="none"/>
-                          </w:rPr>
-                        </w:r>
-                        <w:r>
-                          <w:rPr>
-                            <w:rFonts w:ascii="Roboto" w:hAnsi="Roboto" w:eastAsia="Roboto" w:cs="Roboto"/>
-                            <w:sz w:val="20"/>
-                            <w:szCs w:val="20"/>
-                            <w:highlight w:val="none"/>
                           </w:rPr>
                         </w:r>
                         <w:r>
@@ -8546,7 +7471,7 @@
                         </w:pPr>
                         <w:r>
                           <w:rPr>
-                            <w:rStyle w:val="1_2"/>
+                            <w:rStyle w:val="925"/>
                             <w:rFonts w:ascii="Roboto" w:hAnsi="Roboto" w:eastAsia="Roboto" w:cs="Roboto"/>
                             <w:b/>
                             <w:bCs/>
@@ -8557,7 +7482,7 @@
                         </w:r>
                         <w:r>
                           <w:rPr>
-                            <w:rStyle w:val="1_2"/>
+                            <w:rStyle w:val="925"/>
                             <w:rFonts w:ascii="Roboto" w:hAnsi="Roboto" w:eastAsia="Roboto" w:cs="Roboto"/>
                             <w:sz w:val="20"/>
                             <w:szCs w:val="20"/>
@@ -8566,14 +7491,7 @@
                         </w:r>
                         <w:r>
                           <w:rPr>
-                            <w:rFonts w:ascii="Roboto" w:hAnsi="Roboto" w:eastAsia="Roboto" w:cs="Roboto"/>
-                            <w:sz w:val="20"/>
-                            <w:szCs w:val="20"/>
-                          </w:rPr>
-                        </w:r>
-                        <w:r>
-                          <w:rPr>
-                            <w:rFonts w:ascii="Roboto" w:hAnsi="Roboto" w:eastAsia="Roboto" w:cs="Roboto"/>
+                            <w:rFonts w:ascii="Roboto" w:hAnsi="Roboto" w:cs="Roboto"/>
                             <w:sz w:val="20"/>
                             <w:szCs w:val="20"/>
                           </w:rPr>
@@ -8606,14 +7524,7 @@
                         </w:r>
                         <w:r>
                           <w:rPr>
-                            <w:rFonts w:ascii="Roboto" w:hAnsi="Roboto" w:eastAsia="Roboto" w:cs="Roboto"/>
-                            <w:sz w:val="20"/>
-                            <w:szCs w:val="20"/>
-                          </w:rPr>
-                        </w:r>
-                        <w:r>
-                          <w:rPr>
-                            <w:rFonts w:ascii="Roboto" w:hAnsi="Roboto" w:eastAsia="Roboto" w:cs="Roboto"/>
+                            <w:rFonts w:ascii="Roboto" w:hAnsi="Roboto" w:cs="Roboto"/>
                             <w:sz w:val="20"/>
                             <w:szCs w:val="20"/>
                           </w:rPr>
@@ -8637,9 +7548,6 @@
           </mc:Fallback>
         </mc:AlternateContent>
       </w:r>
-      <w:r/>
-      <w:r/>
-      <w:r/>
       <w:r>
         <mc:AlternateContent>
           <mc:Choice Requires="wpg">
@@ -8724,6 +7632,16 @@
                                   <w:lang w:val="en-PH"/>
                                 </w:rPr>
                               </w:r>
+                              <w:r>
+                                <w:rPr>
+                                  <w:rFonts w:ascii="Exo 2" w:hAnsi="Exo 2" w:eastAsia="Times New Roman" w:cs="Arial"/>
+                                  <w:b/>
+                                  <w:bCs/>
+                                  <w:color w:val="4472c4" w:themeColor="accent1"/>
+                                  <w:sz w:val="28"/>
+                                  <w:szCs w:val="28"/>
+                                </w:rPr>
+                              </w:r>
                             </w:p>
                           </w:txbxContent>
                         </wps:txbx>
@@ -8752,7 +7670,7 @@
                           <w:txbxContent>
                             <w:p>
                               <w:pPr>
-                                <w:pStyle w:val="1_1"/>
+                                <w:pStyle w:val="924"/>
                                 <w:pBdr/>
                                 <w:spacing/>
                                 <w:ind/>
@@ -8762,7 +7680,7 @@
                               </w:pPr>
                               <w:r>
                                 <w:rPr>
-                                  <w:rStyle w:val="1_2"/>
+                                  <w:rStyle w:val="925"/>
                                   <w:rFonts w:ascii="Roboto" w:hAnsi="Roboto" w:eastAsia="Roboto" w:cs="Roboto"/>
                                   <w:b/>
                                   <w:bCs/>
@@ -8771,7 +7689,7 @@
                               </w:r>
                               <w:r>
                                 <w:rPr>
-                                  <w:rStyle w:val="1_2"/>
+                                  <w:rStyle w:val="925"/>
                                   <w:rFonts w:ascii="Roboto" w:hAnsi="Roboto" w:eastAsia="Roboto" w:cs="Roboto"/>
                                 </w:rPr>
                                 <w:t xml:space="preserve"> AWS (Lambda, DynamoDB, API Gateway, S3, CloudWatch, CDK, EventBridge, Step Functions, SQS, SNS, IAM, CloudFormation), Kubernetes, OpenShift, Docker, Helm, Linux/Unix</w:t>
@@ -8783,13 +7701,13 @@
                               </w:r>
                               <w:r>
                                 <w:rPr>
-                                  <w:rFonts w:ascii="Roboto" w:hAnsi="Roboto" w:eastAsia="Roboto" w:cs="Roboto"/>
+                                  <w:rFonts w:ascii="Roboto" w:hAnsi="Roboto" w:cs="Roboto"/>
                                 </w:rPr>
                               </w:r>
                             </w:p>
                             <w:p>
                               <w:pPr>
-                                <w:pStyle w:val="1_1"/>
+                                <w:pStyle w:val="924"/>
                                 <w:pBdr/>
                                 <w:spacing/>
                                 <w:ind/>
@@ -8799,7 +7717,7 @@
                               </w:pPr>
                               <w:r>
                                 <w:rPr>
-                                  <w:rStyle w:val="1_2"/>
+                                  <w:rStyle w:val="925"/>
                                   <w:rFonts w:ascii="Roboto" w:hAnsi="Roboto" w:eastAsia="Roboto" w:cs="Roboto"/>
                                   <w:b/>
                                   <w:bCs/>
@@ -8808,7 +7726,7 @@
                               </w:r>
                               <w:r>
                                 <w:rPr>
-                                  <w:rStyle w:val="1_2"/>
+                                  <w:rStyle w:val="925"/>
                                   <w:rFonts w:ascii="Roboto" w:hAnsi="Roboto" w:eastAsia="Roboto" w:cs="Roboto"/>
                                 </w:rPr>
                                 <w:t xml:space="preserve"> Java, Kotlin, Spring Boot, Spring Framework, Node.js, Microservices, REST APIs, Kafka, Event-Driven Architecture</w:t>
@@ -8820,13 +7738,13 @@
                               </w:r>
                               <w:r>
                                 <w:rPr>
-                                  <w:rFonts w:ascii="Roboto" w:hAnsi="Roboto" w:eastAsia="Roboto" w:cs="Roboto"/>
+                                  <w:rFonts w:ascii="Roboto" w:hAnsi="Roboto" w:cs="Roboto"/>
                                 </w:rPr>
                               </w:r>
                             </w:p>
                             <w:p>
                               <w:pPr>
-                                <w:pStyle w:val="1_1"/>
+                                <w:pStyle w:val="924"/>
                                 <w:pBdr/>
                                 <w:spacing/>
                                 <w:ind/>
@@ -8836,7 +7754,7 @@
                               </w:pPr>
                               <w:r>
                                 <w:rPr>
-                                  <w:rStyle w:val="1_2"/>
+                                  <w:rStyle w:val="925"/>
                                   <w:rFonts w:ascii="Roboto" w:hAnsi="Roboto" w:eastAsia="Roboto" w:cs="Roboto"/>
                                   <w:b/>
                                   <w:bCs/>
@@ -8845,7 +7763,7 @@
                               </w:r>
                               <w:r>
                                 <w:rPr>
-                                  <w:rStyle w:val="1_2"/>
+                                  <w:rStyle w:val="925"/>
                                   <w:rFonts w:ascii="Roboto" w:hAnsi="Roboto" w:eastAsia="Roboto" w:cs="Roboto"/>
                                 </w:rPr>
                                 <w:t xml:space="preserve"> Android, iOS, Jetpack Compose, SwiftUI, Kotlin, Swift</w:t>
@@ -8857,13 +7775,13 @@
                               </w:r>
                               <w:r>
                                 <w:rPr>
-                                  <w:rFonts w:ascii="Roboto" w:hAnsi="Roboto" w:eastAsia="Roboto" w:cs="Roboto"/>
+                                  <w:rFonts w:ascii="Roboto" w:hAnsi="Roboto" w:cs="Roboto"/>
                                 </w:rPr>
                               </w:r>
                             </w:p>
                             <w:p>
                               <w:pPr>
-                                <w:pStyle w:val="1_1"/>
+                                <w:pStyle w:val="924"/>
                                 <w:pBdr/>
                                 <w:spacing/>
                                 <w:ind/>
@@ -8873,7 +7791,7 @@
                               </w:pPr>
                               <w:r>
                                 <w:rPr>
-                                  <w:rStyle w:val="1_2"/>
+                                  <w:rStyle w:val="925"/>
                                   <w:rFonts w:ascii="Roboto" w:hAnsi="Roboto" w:eastAsia="Roboto" w:cs="Roboto"/>
                                   <w:b/>
                                   <w:bCs/>
@@ -8882,7 +7800,7 @@
                               </w:r>
                               <w:r>
                                 <w:rPr>
-                                  <w:rStyle w:val="1_2"/>
+                                  <w:rStyle w:val="925"/>
                                   <w:rFonts w:ascii="Roboto" w:hAnsi="Roboto" w:eastAsia="Roboto" w:cs="Roboto"/>
                                 </w:rPr>
                                 <w:t xml:space="preserve"> React, TypeScript, JavaScript</w:t>
@@ -8894,13 +7812,13 @@
                               </w:r>
                               <w:r>
                                 <w:rPr>
-                                  <w:rFonts w:ascii="Roboto" w:hAnsi="Roboto" w:eastAsia="Roboto" w:cs="Roboto"/>
+                                  <w:rFonts w:ascii="Roboto" w:hAnsi="Roboto" w:cs="Roboto"/>
                                 </w:rPr>
                               </w:r>
                             </w:p>
                             <w:p>
                               <w:pPr>
-                                <w:pStyle w:val="1_1"/>
+                                <w:pStyle w:val="924"/>
                                 <w:pBdr/>
                                 <w:spacing/>
                                 <w:ind/>
@@ -8910,7 +7828,7 @@
                               </w:pPr>
                               <w:r>
                                 <w:rPr>
-                                  <w:rStyle w:val="1_2"/>
+                                  <w:rStyle w:val="925"/>
                                   <w:rFonts w:ascii="Roboto" w:hAnsi="Roboto" w:eastAsia="Roboto" w:cs="Roboto"/>
                                   <w:b/>
                                   <w:bCs/>
@@ -8919,7 +7837,7 @@
                               </w:r>
                               <w:r>
                                 <w:rPr>
-                                  <w:rStyle w:val="1_2"/>
+                                  <w:rStyle w:val="925"/>
                                   <w:rFonts w:ascii="Roboto" w:hAnsi="Roboto" w:eastAsia="Roboto" w:cs="Roboto"/>
                                 </w:rPr>
                                 <w:t xml:space="preserve"> DynamoDB, PostgreSQL, MySQL, MongoDB, Elasticsearch, Oracle</w:t>
@@ -8931,13 +7849,13 @@
                               </w:r>
                               <w:r>
                                 <w:rPr>
-                                  <w:rFonts w:ascii="Roboto" w:hAnsi="Roboto" w:eastAsia="Roboto" w:cs="Roboto"/>
+                                  <w:rFonts w:ascii="Roboto" w:hAnsi="Roboto" w:cs="Roboto"/>
                                 </w:rPr>
                               </w:r>
                             </w:p>
                             <w:p>
                               <w:pPr>
-                                <w:pStyle w:val="1_1"/>
+                                <w:pStyle w:val="924"/>
                                 <w:pBdr/>
                                 <w:spacing/>
                                 <w:ind/>
@@ -8947,7 +7865,7 @@
                               </w:pPr>
                               <w:r>
                                 <w:rPr>
-                                  <w:rStyle w:val="1_2"/>
+                                  <w:rStyle w:val="925"/>
                                   <w:rFonts w:ascii="Roboto" w:hAnsi="Roboto" w:eastAsia="Roboto" w:cs="Roboto"/>
                                   <w:b/>
                                   <w:bCs/>
@@ -8956,7 +7874,7 @@
                               </w:r>
                               <w:r>
                                 <w:rPr>
-                                  <w:rStyle w:val="1_2"/>
+                                  <w:rStyle w:val="925"/>
                                   <w:rFonts w:ascii="Roboto" w:hAnsi="Roboto" w:eastAsia="Roboto" w:cs="Roboto"/>
                                 </w:rPr>
                                 <w:t xml:space="preserve"> CI/CD, Jenkins, Bamboo, Maven, Gradle, Git, JUnit, Mockito, TDD/BDD</w:t>
@@ -8968,13 +7886,13 @@
                               </w:r>
                               <w:r>
                                 <w:rPr>
-                                  <w:rFonts w:ascii="Roboto" w:hAnsi="Roboto" w:eastAsia="Roboto" w:cs="Roboto"/>
+                                  <w:rFonts w:ascii="Roboto" w:hAnsi="Roboto" w:cs="Roboto"/>
                                 </w:rPr>
                               </w:r>
                             </w:p>
                             <w:p>
                               <w:pPr>
-                                <w:pStyle w:val="1_1"/>
+                                <w:pStyle w:val="924"/>
                                 <w:pBdr/>
                                 <w:spacing/>
                                 <w:ind/>
@@ -8984,7 +7902,7 @@
                               </w:pPr>
                               <w:r>
                                 <w:rPr>
-                                  <w:rStyle w:val="1_2"/>
+                                  <w:rStyle w:val="925"/>
                                   <w:rFonts w:ascii="Roboto" w:hAnsi="Roboto" w:eastAsia="Roboto" w:cs="Roboto"/>
                                   <w:b/>
                                   <w:bCs/>
@@ -8993,7 +7911,7 @@
                               </w:r>
                               <w:r>
                                 <w:rPr>
-                                  <w:rStyle w:val="1_2"/>
+                                  <w:rStyle w:val="925"/>
                                   <w:rFonts w:ascii="Roboto" w:hAnsi="Roboto" w:eastAsia="Roboto" w:cs="Roboto"/>
                                 </w:rPr>
                                 <w:t xml:space="preserve"> Java, Kotlin, TypeScript, JavaScript, Python, Swift, SQL</w:t>
@@ -9005,7 +7923,7 @@
                               </w:r>
                               <w:r>
                                 <w:rPr>
-                                  <w:rFonts w:ascii="Roboto" w:hAnsi="Roboto" w:eastAsia="Roboto" w:cs="Roboto"/>
+                                  <w:rFonts w:ascii="Roboto" w:hAnsi="Roboto" w:cs="Roboto"/>
                                 </w:rPr>
                               </w:r>
                             </w:p>
@@ -9036,7 +7954,7 @@
                               </w:r>
                               <w:r>
                                 <w:rPr>
-                                  <w:rFonts w:ascii="Roboto" w:hAnsi="Roboto" w:eastAsia="Roboto" w:cs="Roboto"/>
+                                  <w:rFonts w:ascii="Roboto" w:hAnsi="Roboto" w:cs="Roboto"/>
                                   <w:sz w:val="20"/>
                                   <w:szCs w:val="20"/>
                                 </w:rPr>
@@ -9136,6 +8054,16 @@
                             <w:lang w:val="en-PH"/>
                           </w:rPr>
                         </w:r>
+                        <w:r>
+                          <w:rPr>
+                            <w:rFonts w:ascii="Exo 2" w:hAnsi="Exo 2" w:eastAsia="Times New Roman" w:cs="Arial"/>
+                            <w:b/>
+                            <w:bCs/>
+                            <w:color w:val="4472c4" w:themeColor="accent1"/>
+                            <w:sz w:val="28"/>
+                            <w:szCs w:val="28"/>
+                          </w:rPr>
+                        </w:r>
                       </w:p>
                     </w:txbxContent>
                   </v:textbox>
@@ -9145,7 +8073,7 @@
                     <w:txbxContent>
                       <w:p>
                         <w:pPr>
-                          <w:pStyle w:val="1_1"/>
+                          <w:pStyle w:val="924"/>
                           <w:pBdr/>
                           <w:spacing/>
                           <w:ind/>
@@ -9155,7 +8083,7 @@
                         </w:pPr>
                         <w:r>
                           <w:rPr>
-                            <w:rStyle w:val="1_2"/>
+                            <w:rStyle w:val="925"/>
                             <w:rFonts w:ascii="Roboto" w:hAnsi="Roboto" w:eastAsia="Roboto" w:cs="Roboto"/>
                             <w:b/>
                             <w:bCs/>
@@ -9164,7 +8092,7 @@
                         </w:r>
                         <w:r>
                           <w:rPr>
-                            <w:rStyle w:val="1_2"/>
+                            <w:rStyle w:val="925"/>
                             <w:rFonts w:ascii="Roboto" w:hAnsi="Roboto" w:eastAsia="Roboto" w:cs="Roboto"/>
                           </w:rPr>
                           <w:t xml:space="preserve"> AWS (Lambda, DynamoDB, API Gateway, S3, CloudWatch, CDK, EventBridge, Step Functions, SQS, SNS, IAM, CloudFormation), Kubernetes, OpenShift, Docker, Helm, Linux/Unix</w:t>
@@ -9176,13 +8104,13 @@
                         </w:r>
                         <w:r>
                           <w:rPr>
-                            <w:rFonts w:ascii="Roboto" w:hAnsi="Roboto" w:eastAsia="Roboto" w:cs="Roboto"/>
+                            <w:rFonts w:ascii="Roboto" w:hAnsi="Roboto" w:cs="Roboto"/>
                           </w:rPr>
                         </w:r>
                       </w:p>
                       <w:p>
                         <w:pPr>
-                          <w:pStyle w:val="1_1"/>
+                          <w:pStyle w:val="924"/>
                           <w:pBdr/>
                           <w:spacing/>
                           <w:ind/>
@@ -9192,7 +8120,7 @@
                         </w:pPr>
                         <w:r>
                           <w:rPr>
-                            <w:rStyle w:val="1_2"/>
+                            <w:rStyle w:val="925"/>
                             <w:rFonts w:ascii="Roboto" w:hAnsi="Roboto" w:eastAsia="Roboto" w:cs="Roboto"/>
                             <w:b/>
                             <w:bCs/>
@@ -9201,7 +8129,7 @@
                         </w:r>
                         <w:r>
                           <w:rPr>
-                            <w:rStyle w:val="1_2"/>
+                            <w:rStyle w:val="925"/>
                             <w:rFonts w:ascii="Roboto" w:hAnsi="Roboto" w:eastAsia="Roboto" w:cs="Roboto"/>
                           </w:rPr>
                           <w:t xml:space="preserve"> Java, Kotlin, Spring Boot, Spring Framework, Node.js, Microservices, REST APIs, Kafka, Event-Driven Architecture</w:t>
@@ -9213,13 +8141,13 @@
                         </w:r>
                         <w:r>
                           <w:rPr>
-                            <w:rFonts w:ascii="Roboto" w:hAnsi="Roboto" w:eastAsia="Roboto" w:cs="Roboto"/>
+                            <w:rFonts w:ascii="Roboto" w:hAnsi="Roboto" w:cs="Roboto"/>
                           </w:rPr>
                         </w:r>
                       </w:p>
                       <w:p>
                         <w:pPr>
-                          <w:pStyle w:val="1_1"/>
+                          <w:pStyle w:val="924"/>
                           <w:pBdr/>
                           <w:spacing/>
                           <w:ind/>
@@ -9229,7 +8157,7 @@
                         </w:pPr>
                         <w:r>
                           <w:rPr>
-                            <w:rStyle w:val="1_2"/>
+                            <w:rStyle w:val="925"/>
                             <w:rFonts w:ascii="Roboto" w:hAnsi="Roboto" w:eastAsia="Roboto" w:cs="Roboto"/>
                             <w:b/>
                             <w:bCs/>
@@ -9238,7 +8166,7 @@
                         </w:r>
                         <w:r>
                           <w:rPr>
-                            <w:rStyle w:val="1_2"/>
+                            <w:rStyle w:val="925"/>
                             <w:rFonts w:ascii="Roboto" w:hAnsi="Roboto" w:eastAsia="Roboto" w:cs="Roboto"/>
                           </w:rPr>
                           <w:t xml:space="preserve"> Android, iOS, Jetpack Compose, SwiftUI, Kotlin, Swift</w:t>
@@ -9250,13 +8178,13 @@
                         </w:r>
                         <w:r>
                           <w:rPr>
-                            <w:rFonts w:ascii="Roboto" w:hAnsi="Roboto" w:eastAsia="Roboto" w:cs="Roboto"/>
+                            <w:rFonts w:ascii="Roboto" w:hAnsi="Roboto" w:cs="Roboto"/>
                           </w:rPr>
                         </w:r>
                       </w:p>
                       <w:p>
                         <w:pPr>
-                          <w:pStyle w:val="1_1"/>
+                          <w:pStyle w:val="924"/>
                           <w:pBdr/>
                           <w:spacing/>
                           <w:ind/>
@@ -9266,7 +8194,7 @@
                         </w:pPr>
                         <w:r>
                           <w:rPr>
-                            <w:rStyle w:val="1_2"/>
+                            <w:rStyle w:val="925"/>
                             <w:rFonts w:ascii="Roboto" w:hAnsi="Roboto" w:eastAsia="Roboto" w:cs="Roboto"/>
                             <w:b/>
                             <w:bCs/>
@@ -9275,7 +8203,7 @@
                         </w:r>
                         <w:r>
                           <w:rPr>
-                            <w:rStyle w:val="1_2"/>
+                            <w:rStyle w:val="925"/>
                             <w:rFonts w:ascii="Roboto" w:hAnsi="Roboto" w:eastAsia="Roboto" w:cs="Roboto"/>
                           </w:rPr>
                           <w:t xml:space="preserve"> React, TypeScript, JavaScript</w:t>
@@ -9287,13 +8215,13 @@
                         </w:r>
                         <w:r>
                           <w:rPr>
-                            <w:rFonts w:ascii="Roboto" w:hAnsi="Roboto" w:eastAsia="Roboto" w:cs="Roboto"/>
+                            <w:rFonts w:ascii="Roboto" w:hAnsi="Roboto" w:cs="Roboto"/>
                           </w:rPr>
                         </w:r>
                       </w:p>
                       <w:p>
                         <w:pPr>
-                          <w:pStyle w:val="1_1"/>
+                          <w:pStyle w:val="924"/>
                           <w:pBdr/>
                           <w:spacing/>
                           <w:ind/>
@@ -9303,7 +8231,7 @@
                         </w:pPr>
                         <w:r>
                           <w:rPr>
-                            <w:rStyle w:val="1_2"/>
+                            <w:rStyle w:val="925"/>
                             <w:rFonts w:ascii="Roboto" w:hAnsi="Roboto" w:eastAsia="Roboto" w:cs="Roboto"/>
                             <w:b/>
                             <w:bCs/>
@@ -9312,7 +8240,7 @@
                         </w:r>
                         <w:r>
                           <w:rPr>
-                            <w:rStyle w:val="1_2"/>
+                            <w:rStyle w:val="925"/>
                             <w:rFonts w:ascii="Roboto" w:hAnsi="Roboto" w:eastAsia="Roboto" w:cs="Roboto"/>
                           </w:rPr>
                           <w:t xml:space="preserve"> DynamoDB, PostgreSQL, MySQL, MongoDB, Elasticsearch, Oracle</w:t>
@@ -9324,13 +8252,13 @@
                         </w:r>
                         <w:r>
                           <w:rPr>
-                            <w:rFonts w:ascii="Roboto" w:hAnsi="Roboto" w:eastAsia="Roboto" w:cs="Roboto"/>
+                            <w:rFonts w:ascii="Roboto" w:hAnsi="Roboto" w:cs="Roboto"/>
                           </w:rPr>
                         </w:r>
                       </w:p>
                       <w:p>
                         <w:pPr>
-                          <w:pStyle w:val="1_1"/>
+                          <w:pStyle w:val="924"/>
                           <w:pBdr/>
                           <w:spacing/>
                           <w:ind/>
@@ -9340,7 +8268,7 @@
                         </w:pPr>
                         <w:r>
                           <w:rPr>
-                            <w:rStyle w:val="1_2"/>
+                            <w:rStyle w:val="925"/>
                             <w:rFonts w:ascii="Roboto" w:hAnsi="Roboto" w:eastAsia="Roboto" w:cs="Roboto"/>
                             <w:b/>
                             <w:bCs/>
@@ -9349,7 +8277,7 @@
                         </w:r>
                         <w:r>
                           <w:rPr>
-                            <w:rStyle w:val="1_2"/>
+                            <w:rStyle w:val="925"/>
                             <w:rFonts w:ascii="Roboto" w:hAnsi="Roboto" w:eastAsia="Roboto" w:cs="Roboto"/>
                           </w:rPr>
                           <w:t xml:space="preserve"> CI/CD, Jenkins, Bamboo, Maven, Gradle, Git, JUnit, Mockito, TDD/BDD</w:t>
@@ -9361,13 +8289,13 @@
                         </w:r>
                         <w:r>
                           <w:rPr>
-                            <w:rFonts w:ascii="Roboto" w:hAnsi="Roboto" w:eastAsia="Roboto" w:cs="Roboto"/>
+                            <w:rFonts w:ascii="Roboto" w:hAnsi="Roboto" w:cs="Roboto"/>
                           </w:rPr>
                         </w:r>
                       </w:p>
                       <w:p>
                         <w:pPr>
-                          <w:pStyle w:val="1_1"/>
+                          <w:pStyle w:val="924"/>
                           <w:pBdr/>
                           <w:spacing/>
                           <w:ind/>
@@ -9377,7 +8305,7 @@
                         </w:pPr>
                         <w:r>
                           <w:rPr>
-                            <w:rStyle w:val="1_2"/>
+                            <w:rStyle w:val="925"/>
                             <w:rFonts w:ascii="Roboto" w:hAnsi="Roboto" w:eastAsia="Roboto" w:cs="Roboto"/>
                             <w:b/>
                             <w:bCs/>
@@ -9386,7 +8314,7 @@
                         </w:r>
                         <w:r>
                           <w:rPr>
-                            <w:rStyle w:val="1_2"/>
+                            <w:rStyle w:val="925"/>
                             <w:rFonts w:ascii="Roboto" w:hAnsi="Roboto" w:eastAsia="Roboto" w:cs="Roboto"/>
                           </w:rPr>
                           <w:t xml:space="preserve"> Java, Kotlin, TypeScript, JavaScript, Python, Swift, SQL</w:t>
@@ -9398,7 +8326,7 @@
                         </w:r>
                         <w:r>
                           <w:rPr>
-                            <w:rFonts w:ascii="Roboto" w:hAnsi="Roboto" w:eastAsia="Roboto" w:cs="Roboto"/>
+                            <w:rFonts w:ascii="Roboto" w:hAnsi="Roboto" w:cs="Roboto"/>
                           </w:rPr>
                         </w:r>
                       </w:p>
@@ -9429,7 +8357,7 @@
                         </w:r>
                         <w:r>
                           <w:rPr>
-                            <w:rFonts w:ascii="Roboto" w:hAnsi="Roboto" w:eastAsia="Roboto" w:cs="Roboto"/>
+                            <w:rFonts w:ascii="Roboto" w:hAnsi="Roboto" w:cs="Roboto"/>
                             <w:sz w:val="20"/>
                             <w:szCs w:val="20"/>
                           </w:rPr>
@@ -9446,10 +8374,6 @@
           </mc:Fallback>
         </mc:AlternateContent>
       </w:r>
-      <w:r/>
-      <w:r/>
-      <w:r/>
-      <w:r/>
       <w:r/>
     </w:p>
     <w:sectPr>
@@ -9474,7 +8398,6 @@
         <w:ind/>
         <w:rPr/>
       </w:pPr>
-      <w:r/>
       <w:r>
         <w:separator/>
       </w:r>
@@ -9489,7 +8412,6 @@
         <w:ind/>
         <w:rPr/>
       </w:pPr>
-      <w:r/>
       <w:r>
         <w:continuationSeparator/>
       </w:r>
@@ -9509,7 +8431,6 @@
         <w:ind/>
         <w:rPr/>
       </w:pPr>
-      <w:r/>
       <w:r>
         <w:separator/>
       </w:r>
@@ -9524,7 +8445,6 @@
         <w:ind/>
         <w:rPr/>
       </w:pPr>
-      <w:r/>
       <w:r>
         <w:continuationSeparator/>
       </w:r>
@@ -11981,9 +10901,9 @@
     <w:lsdException w:name="Bibliography" w:uiPriority="37"/>
     <w:lsdException w:name="TOC Heading" w:uiPriority="39" w:qFormat="1"/>
   </w:latentStyles>
-  <w:style w:type="table" w:styleId="12">
+  <w:style w:type="table" w:styleId="731">
     <w:name w:val="Table Grid"/>
-    <w:basedOn w:val="684"/>
+    <w:basedOn w:val="917"/>
     <w:uiPriority w:val="59"/>
     <w:pPr>
       <w:pBdr/>
@@ -12180,9 +11100,9 @@
       </w:tcPr>
     </w:tblStylePr>
   </w:style>
-  <w:style w:type="table" w:styleId="13">
+  <w:style w:type="table" w:styleId="732">
     <w:name w:val="Table Grid Light"/>
-    <w:basedOn w:val="684"/>
+    <w:basedOn w:val="917"/>
     <w:uiPriority w:val="59"/>
     <w:pPr>
       <w:pBdr/>
@@ -12379,9 +11299,9 @@
       </w:tcPr>
     </w:tblStylePr>
   </w:style>
-  <w:style w:type="table" w:styleId="14">
+  <w:style w:type="table" w:styleId="733">
     <w:name w:val="Plain Table 1"/>
-    <w:basedOn w:val="684"/>
+    <w:basedOn w:val="917"/>
     <w:uiPriority w:val="59"/>
     <w:pPr>
       <w:pBdr/>
@@ -12604,9 +11524,9 @@
       </w:tcPr>
     </w:tblStylePr>
   </w:style>
-  <w:style w:type="table" w:styleId="15">
+  <w:style w:type="table" w:styleId="734">
     <w:name w:val="Plain Table 2"/>
-    <w:basedOn w:val="684"/>
+    <w:basedOn w:val="917"/>
     <w:uiPriority w:val="59"/>
     <w:pPr>
       <w:pBdr/>
@@ -12837,9 +11757,9 @@
       </w:tcPr>
     </w:tblStylePr>
   </w:style>
-  <w:style w:type="table" w:styleId="16">
+  <w:style w:type="table" w:styleId="735">
     <w:name w:val="Plain Table 3"/>
-    <w:basedOn w:val="684"/>
+    <w:basedOn w:val="917"/>
     <w:uiPriority w:val="99"/>
     <w:pPr>
       <w:pBdr/>
@@ -13067,9 +11987,9 @@
       </w:tcPr>
     </w:tblStylePr>
   </w:style>
-  <w:style w:type="table" w:styleId="17">
+  <w:style w:type="table" w:styleId="736">
     <w:name w:val="Plain Table 4"/>
-    <w:basedOn w:val="684"/>
+    <w:basedOn w:val="917"/>
     <w:uiPriority w:val="99"/>
     <w:pPr>
       <w:pBdr/>
@@ -13283,9 +12203,9 @@
       </w:tcPr>
     </w:tblStylePr>
   </w:style>
-  <w:style w:type="table" w:styleId="18">
+  <w:style w:type="table" w:styleId="737">
     <w:name w:val="Plain Table 5"/>
-    <w:basedOn w:val="684"/>
+    <w:basedOn w:val="917"/>
     <w:uiPriority w:val="99"/>
     <w:pPr>
       <w:pBdr/>
@@ -13516,9 +12436,9 @@
       </w:tcPr>
     </w:tblStylePr>
   </w:style>
-  <w:style w:type="table" w:styleId="19">
+  <w:style w:type="table" w:styleId="738">
     <w:name w:val="Grid Table 1 Light"/>
-    <w:basedOn w:val="684"/>
+    <w:basedOn w:val="917"/>
     <w:uiPriority w:val="99"/>
     <w:pPr>
       <w:pBdr/>
@@ -13739,9 +12659,9 @@
       </w:tcPr>
     </w:tblStylePr>
   </w:style>
-  <w:style w:type="table" w:styleId="20">
+  <w:style w:type="table" w:styleId="739">
     <w:name w:val="Grid Table 1 Light - Accent 1"/>
-    <w:basedOn w:val="684"/>
+    <w:basedOn w:val="917"/>
     <w:uiPriority w:val="99"/>
     <w:pPr>
       <w:pBdr/>
@@ -13962,9 +12882,9 @@
       </w:tcPr>
     </w:tblStylePr>
   </w:style>
-  <w:style w:type="table" w:styleId="21">
+  <w:style w:type="table" w:styleId="740">
     <w:name w:val="Grid Table 1 Light - Accent 2"/>
-    <w:basedOn w:val="684"/>
+    <w:basedOn w:val="917"/>
     <w:uiPriority w:val="99"/>
     <w:pPr>
       <w:pBdr/>
@@ -14185,9 +13105,9 @@
       </w:tcPr>
     </w:tblStylePr>
   </w:style>
-  <w:style w:type="table" w:styleId="22">
+  <w:style w:type="table" w:styleId="741">
     <w:name w:val="Grid Table 1 Light - Accent 3"/>
-    <w:basedOn w:val="684"/>
+    <w:basedOn w:val="917"/>
     <w:uiPriority w:val="99"/>
     <w:pPr>
       <w:pBdr/>
@@ -14408,9 +13328,9 @@
       </w:tcPr>
     </w:tblStylePr>
   </w:style>
-  <w:style w:type="table" w:styleId="23">
+  <w:style w:type="table" w:styleId="742">
     <w:name w:val="Grid Table 1 Light - Accent 4"/>
-    <w:basedOn w:val="684"/>
+    <w:basedOn w:val="917"/>
     <w:uiPriority w:val="99"/>
     <w:pPr>
       <w:pBdr/>
@@ -14631,9 +13551,9 @@
       </w:tcPr>
     </w:tblStylePr>
   </w:style>
-  <w:style w:type="table" w:styleId="24">
+  <w:style w:type="table" w:styleId="743">
     <w:name w:val="Grid Table 1 Light - Accent 5"/>
-    <w:basedOn w:val="684"/>
+    <w:basedOn w:val="917"/>
     <w:uiPriority w:val="99"/>
     <w:pPr>
       <w:pBdr/>
@@ -14854,9 +13774,9 @@
       </w:tcPr>
     </w:tblStylePr>
   </w:style>
-  <w:style w:type="table" w:styleId="25">
+  <w:style w:type="table" w:styleId="744">
     <w:name w:val="Grid Table 1 Light - Accent 6"/>
-    <w:basedOn w:val="684"/>
+    <w:basedOn w:val="917"/>
     <w:uiPriority w:val="99"/>
     <w:pPr>
       <w:pBdr/>
@@ -15077,9 +13997,9 @@
       </w:tcPr>
     </w:tblStylePr>
   </w:style>
-  <w:style w:type="table" w:styleId="26">
+  <w:style w:type="table" w:styleId="745">
     <w:name w:val="Grid Table 2"/>
-    <w:basedOn w:val="684"/>
+    <w:basedOn w:val="917"/>
     <w:uiPriority w:val="99"/>
     <w:pPr>
       <w:pBdr/>
@@ -15309,9 +14229,9 @@
       </w:tcPr>
     </w:tblStylePr>
   </w:style>
-  <w:style w:type="table" w:styleId="27">
+  <w:style w:type="table" w:styleId="746">
     <w:name w:val="Grid Table 2 - Accent 1"/>
-    <w:basedOn w:val="684"/>
+    <w:basedOn w:val="917"/>
     <w:uiPriority w:val="99"/>
     <w:pPr>
       <w:pBdr/>
@@ -15541,9 +14461,9 @@
       </w:tcPr>
     </w:tblStylePr>
   </w:style>
-  <w:style w:type="table" w:styleId="28">
+  <w:style w:type="table" w:styleId="747">
     <w:name w:val="Grid Table 2 - Accent 2"/>
-    <w:basedOn w:val="684"/>
+    <w:basedOn w:val="917"/>
     <w:uiPriority w:val="99"/>
     <w:pPr>
       <w:pBdr/>
@@ -15773,9 +14693,9 @@
       </w:tcPr>
     </w:tblStylePr>
   </w:style>
-  <w:style w:type="table" w:styleId="29">
+  <w:style w:type="table" w:styleId="748">
     <w:name w:val="Grid Table 2 - Accent 3"/>
-    <w:basedOn w:val="684"/>
+    <w:basedOn w:val="917"/>
     <w:uiPriority w:val="99"/>
     <w:pPr>
       <w:pBdr/>
@@ -16005,9 +14925,9 @@
       </w:tcPr>
     </w:tblStylePr>
   </w:style>
-  <w:style w:type="table" w:styleId="30">
+  <w:style w:type="table" w:styleId="749">
     <w:name w:val="Grid Table 2 - Accent 4"/>
-    <w:basedOn w:val="684"/>
+    <w:basedOn w:val="917"/>
     <w:uiPriority w:val="99"/>
     <w:pPr>
       <w:pBdr/>
@@ -16237,9 +15157,9 @@
       </w:tcPr>
     </w:tblStylePr>
   </w:style>
-  <w:style w:type="table" w:styleId="31">
+  <w:style w:type="table" w:styleId="750">
     <w:name w:val="Grid Table 2 - Accent 5"/>
-    <w:basedOn w:val="684"/>
+    <w:basedOn w:val="917"/>
     <w:uiPriority w:val="99"/>
     <w:pPr>
       <w:pBdr/>
@@ -16469,9 +15389,9 @@
       </w:tcPr>
     </w:tblStylePr>
   </w:style>
-  <w:style w:type="table" w:styleId="32">
+  <w:style w:type="table" w:styleId="751">
     <w:name w:val="Grid Table 2 - Accent 6"/>
-    <w:basedOn w:val="684"/>
+    <w:basedOn w:val="917"/>
     <w:uiPriority w:val="99"/>
     <w:pPr>
       <w:pBdr/>
@@ -16701,9 +15621,9 @@
       </w:tcPr>
     </w:tblStylePr>
   </w:style>
-  <w:style w:type="table" w:styleId="33">
+  <w:style w:type="table" w:styleId="752">
     <w:name w:val="Grid Table 3"/>
-    <w:basedOn w:val="684"/>
+    <w:basedOn w:val="917"/>
     <w:uiPriority w:val="99"/>
     <w:pPr>
       <w:pBdr/>
@@ -16802,29 +15722,6 @@
         <w:tblBorders/>
       </w:tblPr>
       <w:tcPr>
-        <w:shd w:color="ffffff"/>
-        <w:tcBorders>
-          <w:top w:val="none" w:color="000000" w:sz="4" w:space="0"/>
-          <w:left w:val="none" w:color="000000" w:sz="4" w:space="0"/>
-          <w:bottom w:val="none" w:color="000000" w:sz="4" w:space="0"/>
-          <w:right w:val="none" w:color="000000" w:sz="4" w:space="0"/>
-        </w:tcBorders>
-      </w:tcPr>
-    </w:tblStylePr>
-    <w:tblStylePr w:type="firstRow">
-      <w:rPr>
-        <w:b/>
-        <w:color w:val="404040"/>
-      </w:rPr>
-      <w:pPr>
-        <w:pBdr/>
-        <w:spacing/>
-        <w:ind/>
-      </w:pPr>
-      <w:tblPr>
-        <w:tblBorders/>
-      </w:tblPr>
-      <w:tcPr>
         <w:shd w:val="clear" w:color="ffffff"/>
         <w:tcBorders>
           <w:top w:val="none" w:color="000000" w:sz="4" w:space="0"/>
@@ -16834,30 +15731,7 @@
         </w:tcBorders>
       </w:tcPr>
     </w:tblStylePr>
-    <w:tblStylePr w:type="lastCol">
-      <w:rPr>
-        <w:i/>
-        <w:color w:val="404040"/>
-      </w:rPr>
-      <w:pPr>
-        <w:pBdr/>
-        <w:spacing/>
-        <w:ind/>
-      </w:pPr>
-      <w:tblPr>
-        <w:tblBorders/>
-      </w:tblPr>
-      <w:tcPr>
-        <w:shd w:color="ffffff"/>
-        <w:tcBorders>
-          <w:top w:val="none" w:color="000000" w:sz="4" w:space="0"/>
-          <w:left w:val="none" w:color="000000" w:sz="4" w:space="0"/>
-          <w:bottom w:val="none" w:color="000000" w:sz="4" w:space="0"/>
-          <w:right w:val="none" w:color="000000" w:sz="4" w:space="0"/>
-        </w:tcBorders>
-      </w:tcPr>
-    </w:tblStylePr>
-    <w:tblStylePr w:type="lastRow">
+    <w:tblStylePr w:type="firstRow">
       <w:rPr>
         <w:b/>
         <w:color w:val="404040"/>
@@ -16880,6 +15754,52 @@
         </w:tcBorders>
       </w:tcPr>
     </w:tblStylePr>
+    <w:tblStylePr w:type="lastCol">
+      <w:rPr>
+        <w:i/>
+        <w:color w:val="404040"/>
+      </w:rPr>
+      <w:pPr>
+        <w:pBdr/>
+        <w:spacing/>
+        <w:ind/>
+      </w:pPr>
+      <w:tblPr>
+        <w:tblBorders/>
+      </w:tblPr>
+      <w:tcPr>
+        <w:shd w:val="clear" w:color="ffffff"/>
+        <w:tcBorders>
+          <w:top w:val="none" w:color="000000" w:sz="4" w:space="0"/>
+          <w:left w:val="none" w:color="000000" w:sz="4" w:space="0"/>
+          <w:bottom w:val="none" w:color="000000" w:sz="4" w:space="0"/>
+          <w:right w:val="none" w:color="000000" w:sz="4" w:space="0"/>
+        </w:tcBorders>
+      </w:tcPr>
+    </w:tblStylePr>
+    <w:tblStylePr w:type="lastRow">
+      <w:rPr>
+        <w:b/>
+        <w:color w:val="404040"/>
+      </w:rPr>
+      <w:pPr>
+        <w:pBdr/>
+        <w:spacing/>
+        <w:ind/>
+      </w:pPr>
+      <w:tblPr>
+        <w:tblBorders/>
+      </w:tblPr>
+      <w:tcPr>
+        <w:shd w:val="clear" w:color="ffffff"/>
+        <w:tcBorders>
+          <w:top w:val="none" w:color="000000" w:sz="4" w:space="0"/>
+          <w:left w:val="none" w:color="000000" w:sz="4" w:space="0"/>
+          <w:bottom w:val="none" w:color="000000" w:sz="4" w:space="0"/>
+          <w:right w:val="none" w:color="000000" w:sz="4" w:space="0"/>
+        </w:tcBorders>
+      </w:tcPr>
+    </w:tblStylePr>
     <w:tblStylePr w:type="nwCell">
       <w:pPr>
         <w:pBdr/>
@@ -16946,9 +15866,9 @@
       </w:tcPr>
     </w:tblStylePr>
   </w:style>
-  <w:style w:type="table" w:styleId="34">
+  <w:style w:type="table" w:styleId="753">
     <w:name w:val="Grid Table 3 - Accent 1"/>
-    <w:basedOn w:val="684"/>
+    <w:basedOn w:val="917"/>
     <w:uiPriority w:val="99"/>
     <w:pPr>
       <w:pBdr/>
@@ -17047,29 +15967,6 @@
         <w:tblBorders/>
       </w:tblPr>
       <w:tcPr>
-        <w:shd w:color="ffffff"/>
-        <w:tcBorders>
-          <w:top w:val="none" w:color="000000" w:sz="4" w:space="0"/>
-          <w:left w:val="none" w:color="000000" w:sz="4" w:space="0"/>
-          <w:bottom w:val="none" w:color="000000" w:sz="4" w:space="0"/>
-          <w:right w:val="none" w:color="000000" w:sz="4" w:space="0"/>
-        </w:tcBorders>
-      </w:tcPr>
-    </w:tblStylePr>
-    <w:tblStylePr w:type="firstRow">
-      <w:rPr>
-        <w:b/>
-        <w:color w:val="404040"/>
-      </w:rPr>
-      <w:pPr>
-        <w:pBdr/>
-        <w:spacing/>
-        <w:ind/>
-      </w:pPr>
-      <w:tblPr>
-        <w:tblBorders/>
-      </w:tblPr>
-      <w:tcPr>
         <w:shd w:val="clear" w:color="ffffff"/>
         <w:tcBorders>
           <w:top w:val="none" w:color="000000" w:sz="4" w:space="0"/>
@@ -17079,30 +15976,7 @@
         </w:tcBorders>
       </w:tcPr>
     </w:tblStylePr>
-    <w:tblStylePr w:type="lastCol">
-      <w:rPr>
-        <w:i/>
-        <w:color w:val="404040"/>
-      </w:rPr>
-      <w:pPr>
-        <w:pBdr/>
-        <w:spacing/>
-        <w:ind/>
-      </w:pPr>
-      <w:tblPr>
-        <w:tblBorders/>
-      </w:tblPr>
-      <w:tcPr>
-        <w:shd w:color="ffffff"/>
-        <w:tcBorders>
-          <w:top w:val="none" w:color="000000" w:sz="4" w:space="0"/>
-          <w:left w:val="none" w:color="000000" w:sz="4" w:space="0"/>
-          <w:bottom w:val="none" w:color="000000" w:sz="4" w:space="0"/>
-          <w:right w:val="none" w:color="000000" w:sz="4" w:space="0"/>
-        </w:tcBorders>
-      </w:tcPr>
-    </w:tblStylePr>
-    <w:tblStylePr w:type="lastRow">
+    <w:tblStylePr w:type="firstRow">
       <w:rPr>
         <w:b/>
         <w:color w:val="404040"/>
@@ -17125,6 +15999,52 @@
         </w:tcBorders>
       </w:tcPr>
     </w:tblStylePr>
+    <w:tblStylePr w:type="lastCol">
+      <w:rPr>
+        <w:i/>
+        <w:color w:val="404040"/>
+      </w:rPr>
+      <w:pPr>
+        <w:pBdr/>
+        <w:spacing/>
+        <w:ind/>
+      </w:pPr>
+      <w:tblPr>
+        <w:tblBorders/>
+      </w:tblPr>
+      <w:tcPr>
+        <w:shd w:val="clear" w:color="ffffff"/>
+        <w:tcBorders>
+          <w:top w:val="none" w:color="000000" w:sz="4" w:space="0"/>
+          <w:left w:val="none" w:color="000000" w:sz="4" w:space="0"/>
+          <w:bottom w:val="none" w:color="000000" w:sz="4" w:space="0"/>
+          <w:right w:val="none" w:color="000000" w:sz="4" w:space="0"/>
+        </w:tcBorders>
+      </w:tcPr>
+    </w:tblStylePr>
+    <w:tblStylePr w:type="lastRow">
+      <w:rPr>
+        <w:b/>
+        <w:color w:val="404040"/>
+      </w:rPr>
+      <w:pPr>
+        <w:pBdr/>
+        <w:spacing/>
+        <w:ind/>
+      </w:pPr>
+      <w:tblPr>
+        <w:tblBorders/>
+      </w:tblPr>
+      <w:tcPr>
+        <w:shd w:val="clear" w:color="ffffff"/>
+        <w:tcBorders>
+          <w:top w:val="none" w:color="000000" w:sz="4" w:space="0"/>
+          <w:left w:val="none" w:color="000000" w:sz="4" w:space="0"/>
+          <w:bottom w:val="none" w:color="000000" w:sz="4" w:space="0"/>
+          <w:right w:val="none" w:color="000000" w:sz="4" w:space="0"/>
+        </w:tcBorders>
+      </w:tcPr>
+    </w:tblStylePr>
     <w:tblStylePr w:type="nwCell">
       <w:pPr>
         <w:pBdr/>
@@ -17191,9 +16111,9 @@
       </w:tcPr>
     </w:tblStylePr>
   </w:style>
-  <w:style w:type="table" w:styleId="35">
+  <w:style w:type="table" w:styleId="754">
     <w:name w:val="Grid Table 3 - Accent 2"/>
-    <w:basedOn w:val="684"/>
+    <w:basedOn w:val="917"/>
     <w:uiPriority w:val="99"/>
     <w:pPr>
       <w:pBdr/>
@@ -17292,29 +16212,6 @@
         <w:tblBorders/>
       </w:tblPr>
       <w:tcPr>
-        <w:shd w:color="ffffff"/>
-        <w:tcBorders>
-          <w:top w:val="none" w:color="000000" w:sz="4" w:space="0"/>
-          <w:left w:val="none" w:color="000000" w:sz="4" w:space="0"/>
-          <w:bottom w:val="none" w:color="000000" w:sz="4" w:space="0"/>
-          <w:right w:val="none" w:color="000000" w:sz="4" w:space="0"/>
-        </w:tcBorders>
-      </w:tcPr>
-    </w:tblStylePr>
-    <w:tblStylePr w:type="firstRow">
-      <w:rPr>
-        <w:b/>
-        <w:color w:val="404040"/>
-      </w:rPr>
-      <w:pPr>
-        <w:pBdr/>
-        <w:spacing/>
-        <w:ind/>
-      </w:pPr>
-      <w:tblPr>
-        <w:tblBorders/>
-      </w:tblPr>
-      <w:tcPr>
         <w:shd w:val="clear" w:color="ffffff"/>
         <w:tcBorders>
           <w:top w:val="none" w:color="000000" w:sz="4" w:space="0"/>
@@ -17324,30 +16221,7 @@
         </w:tcBorders>
       </w:tcPr>
     </w:tblStylePr>
-    <w:tblStylePr w:type="lastCol">
-      <w:rPr>
-        <w:i/>
-        <w:color w:val="404040"/>
-      </w:rPr>
-      <w:pPr>
-        <w:pBdr/>
-        <w:spacing/>
-        <w:ind/>
-      </w:pPr>
-      <w:tblPr>
-        <w:tblBorders/>
-      </w:tblPr>
-      <w:tcPr>
-        <w:shd w:color="ffffff"/>
-        <w:tcBorders>
-          <w:top w:val="none" w:color="000000" w:sz="4" w:space="0"/>
-          <w:left w:val="none" w:color="000000" w:sz="4" w:space="0"/>
-          <w:bottom w:val="none" w:color="000000" w:sz="4" w:space="0"/>
-          <w:right w:val="none" w:color="000000" w:sz="4" w:space="0"/>
-        </w:tcBorders>
-      </w:tcPr>
-    </w:tblStylePr>
-    <w:tblStylePr w:type="lastRow">
+    <w:tblStylePr w:type="firstRow">
       <w:rPr>
         <w:b/>
         <w:color w:val="404040"/>
@@ -17370,6 +16244,52 @@
         </w:tcBorders>
       </w:tcPr>
     </w:tblStylePr>
+    <w:tblStylePr w:type="lastCol">
+      <w:rPr>
+        <w:i/>
+        <w:color w:val="404040"/>
+      </w:rPr>
+      <w:pPr>
+        <w:pBdr/>
+        <w:spacing/>
+        <w:ind/>
+      </w:pPr>
+      <w:tblPr>
+        <w:tblBorders/>
+      </w:tblPr>
+      <w:tcPr>
+        <w:shd w:val="clear" w:color="ffffff"/>
+        <w:tcBorders>
+          <w:top w:val="none" w:color="000000" w:sz="4" w:space="0"/>
+          <w:left w:val="none" w:color="000000" w:sz="4" w:space="0"/>
+          <w:bottom w:val="none" w:color="000000" w:sz="4" w:space="0"/>
+          <w:right w:val="none" w:color="000000" w:sz="4" w:space="0"/>
+        </w:tcBorders>
+      </w:tcPr>
+    </w:tblStylePr>
+    <w:tblStylePr w:type="lastRow">
+      <w:rPr>
+        <w:b/>
+        <w:color w:val="404040"/>
+      </w:rPr>
+      <w:pPr>
+        <w:pBdr/>
+        <w:spacing/>
+        <w:ind/>
+      </w:pPr>
+      <w:tblPr>
+        <w:tblBorders/>
+      </w:tblPr>
+      <w:tcPr>
+        <w:shd w:val="clear" w:color="ffffff"/>
+        <w:tcBorders>
+          <w:top w:val="none" w:color="000000" w:sz="4" w:space="0"/>
+          <w:left w:val="none" w:color="000000" w:sz="4" w:space="0"/>
+          <w:bottom w:val="none" w:color="000000" w:sz="4" w:space="0"/>
+          <w:right w:val="none" w:color="000000" w:sz="4" w:space="0"/>
+        </w:tcBorders>
+      </w:tcPr>
+    </w:tblStylePr>
     <w:tblStylePr w:type="nwCell">
       <w:pPr>
         <w:pBdr/>
@@ -17436,9 +16356,9 @@
       </w:tcPr>
     </w:tblStylePr>
   </w:style>
-  <w:style w:type="table" w:styleId="36">
+  <w:style w:type="table" w:styleId="755">
     <w:name w:val="Grid Table 3 - Accent 3"/>
-    <w:basedOn w:val="684"/>
+    <w:basedOn w:val="917"/>
     <w:uiPriority w:val="99"/>
     <w:pPr>
       <w:pBdr/>
@@ -17537,29 +16457,6 @@
         <w:tblBorders/>
       </w:tblPr>
       <w:tcPr>
-        <w:shd w:color="ffffff"/>
-        <w:tcBorders>
-          <w:top w:val="none" w:color="000000" w:sz="4" w:space="0"/>
-          <w:left w:val="none" w:color="000000" w:sz="4" w:space="0"/>
-          <w:bottom w:val="none" w:color="000000" w:sz="4" w:space="0"/>
-          <w:right w:val="none" w:color="000000" w:sz="4" w:space="0"/>
-        </w:tcBorders>
-      </w:tcPr>
-    </w:tblStylePr>
-    <w:tblStylePr w:type="firstRow">
-      <w:rPr>
-        <w:b/>
-        <w:color w:val="404040"/>
-      </w:rPr>
-      <w:pPr>
-        <w:pBdr/>
-        <w:spacing/>
-        <w:ind/>
-      </w:pPr>
-      <w:tblPr>
-        <w:tblBorders/>
-      </w:tblPr>
-      <w:tcPr>
         <w:shd w:val="clear" w:color="ffffff"/>
         <w:tcBorders>
           <w:top w:val="none" w:color="000000" w:sz="4" w:space="0"/>
@@ -17569,30 +16466,7 @@
         </w:tcBorders>
       </w:tcPr>
     </w:tblStylePr>
-    <w:tblStylePr w:type="lastCol">
-      <w:rPr>
-        <w:i/>
-        <w:color w:val="404040"/>
-      </w:rPr>
-      <w:pPr>
-        <w:pBdr/>
-        <w:spacing/>
-        <w:ind/>
-      </w:pPr>
-      <w:tblPr>
-        <w:tblBorders/>
-      </w:tblPr>
-      <w:tcPr>
-        <w:shd w:color="ffffff"/>
-        <w:tcBorders>
-          <w:top w:val="none" w:color="000000" w:sz="4" w:space="0"/>
-          <w:left w:val="none" w:color="000000" w:sz="4" w:space="0"/>
-          <w:bottom w:val="none" w:color="000000" w:sz="4" w:space="0"/>
-          <w:right w:val="none" w:color="000000" w:sz="4" w:space="0"/>
-        </w:tcBorders>
-      </w:tcPr>
-    </w:tblStylePr>
-    <w:tblStylePr w:type="lastRow">
+    <w:tblStylePr w:type="firstRow">
       <w:rPr>
         <w:b/>
         <w:color w:val="404040"/>
@@ -17615,6 +16489,52 @@
         </w:tcBorders>
       </w:tcPr>
     </w:tblStylePr>
+    <w:tblStylePr w:type="lastCol">
+      <w:rPr>
+        <w:i/>
+        <w:color w:val="404040"/>
+      </w:rPr>
+      <w:pPr>
+        <w:pBdr/>
+        <w:spacing/>
+        <w:ind/>
+      </w:pPr>
+      <w:tblPr>
+        <w:tblBorders/>
+      </w:tblPr>
+      <w:tcPr>
+        <w:shd w:val="clear" w:color="ffffff"/>
+        <w:tcBorders>
+          <w:top w:val="none" w:color="000000" w:sz="4" w:space="0"/>
+          <w:left w:val="none" w:color="000000" w:sz="4" w:space="0"/>
+          <w:bottom w:val="none" w:color="000000" w:sz="4" w:space="0"/>
+          <w:right w:val="none" w:color="000000" w:sz="4" w:space="0"/>
+        </w:tcBorders>
+      </w:tcPr>
+    </w:tblStylePr>
+    <w:tblStylePr w:type="lastRow">
+      <w:rPr>
+        <w:b/>
+        <w:color w:val="404040"/>
+      </w:rPr>
+      <w:pPr>
+        <w:pBdr/>
+        <w:spacing/>
+        <w:ind/>
+      </w:pPr>
+      <w:tblPr>
+        <w:tblBorders/>
+      </w:tblPr>
+      <w:tcPr>
+        <w:shd w:val="clear" w:color="ffffff"/>
+        <w:tcBorders>
+          <w:top w:val="none" w:color="000000" w:sz="4" w:space="0"/>
+          <w:left w:val="none" w:color="000000" w:sz="4" w:space="0"/>
+          <w:bottom w:val="none" w:color="000000" w:sz="4" w:space="0"/>
+          <w:right w:val="none" w:color="000000" w:sz="4" w:space="0"/>
+        </w:tcBorders>
+      </w:tcPr>
+    </w:tblStylePr>
     <w:tblStylePr w:type="nwCell">
       <w:pPr>
         <w:pBdr/>
@@ -17681,9 +16601,9 @@
       </w:tcPr>
     </w:tblStylePr>
   </w:style>
-  <w:style w:type="table" w:styleId="37">
+  <w:style w:type="table" w:styleId="756">
     <w:name w:val="Grid Table 3 - Accent 4"/>
-    <w:basedOn w:val="684"/>
+    <w:basedOn w:val="917"/>
     <w:uiPriority w:val="99"/>
     <w:pPr>
       <w:pBdr/>
@@ -17782,29 +16702,6 @@
         <w:tblBorders/>
       </w:tblPr>
       <w:tcPr>
-        <w:shd w:color="ffffff"/>
-        <w:tcBorders>
-          <w:top w:val="none" w:color="000000" w:sz="4" w:space="0"/>
-          <w:left w:val="none" w:color="000000" w:sz="4" w:space="0"/>
-          <w:bottom w:val="none" w:color="000000" w:sz="4" w:space="0"/>
-          <w:right w:val="none" w:color="000000" w:sz="4" w:space="0"/>
-        </w:tcBorders>
-      </w:tcPr>
-    </w:tblStylePr>
-    <w:tblStylePr w:type="firstRow">
-      <w:rPr>
-        <w:b/>
-        <w:color w:val="404040"/>
-      </w:rPr>
-      <w:pPr>
-        <w:pBdr/>
-        <w:spacing/>
-        <w:ind/>
-      </w:pPr>
-      <w:tblPr>
-        <w:tblBorders/>
-      </w:tblPr>
-      <w:tcPr>
         <w:shd w:val="clear" w:color="ffffff"/>
         <w:tcBorders>
           <w:top w:val="none" w:color="000000" w:sz="4" w:space="0"/>
@@ -17814,30 +16711,7 @@
         </w:tcBorders>
       </w:tcPr>
     </w:tblStylePr>
-    <w:tblStylePr w:type="lastCol">
-      <w:rPr>
-        <w:i/>
-        <w:color w:val="404040"/>
-      </w:rPr>
-      <w:pPr>
-        <w:pBdr/>
-        <w:spacing/>
-        <w:ind/>
-      </w:pPr>
-      <w:tblPr>
-        <w:tblBorders/>
-      </w:tblPr>
-      <w:tcPr>
-        <w:shd w:color="ffffff"/>
-        <w:tcBorders>
-          <w:top w:val="none" w:color="000000" w:sz="4" w:space="0"/>
-          <w:left w:val="none" w:color="000000" w:sz="4" w:space="0"/>
-          <w:bottom w:val="none" w:color="000000" w:sz="4" w:space="0"/>
-          <w:right w:val="none" w:color="000000" w:sz="4" w:space="0"/>
-        </w:tcBorders>
-      </w:tcPr>
-    </w:tblStylePr>
-    <w:tblStylePr w:type="lastRow">
+    <w:tblStylePr w:type="firstRow">
       <w:rPr>
         <w:b/>
         <w:color w:val="404040"/>
@@ -17860,6 +16734,52 @@
         </w:tcBorders>
       </w:tcPr>
     </w:tblStylePr>
+    <w:tblStylePr w:type="lastCol">
+      <w:rPr>
+        <w:i/>
+        <w:color w:val="404040"/>
+      </w:rPr>
+      <w:pPr>
+        <w:pBdr/>
+        <w:spacing/>
+        <w:ind/>
+      </w:pPr>
+      <w:tblPr>
+        <w:tblBorders/>
+      </w:tblPr>
+      <w:tcPr>
+        <w:shd w:val="clear" w:color="ffffff"/>
+        <w:tcBorders>
+          <w:top w:val="none" w:color="000000" w:sz="4" w:space="0"/>
+          <w:left w:val="none" w:color="000000" w:sz="4" w:space="0"/>
+          <w:bottom w:val="none" w:color="000000" w:sz="4" w:space="0"/>
+          <w:right w:val="none" w:color="000000" w:sz="4" w:space="0"/>
+        </w:tcBorders>
+      </w:tcPr>
+    </w:tblStylePr>
+    <w:tblStylePr w:type="lastRow">
+      <w:rPr>
+        <w:b/>
+        <w:color w:val="404040"/>
+      </w:rPr>
+      <w:pPr>
+        <w:pBdr/>
+        <w:spacing/>
+        <w:ind/>
+      </w:pPr>
+      <w:tblPr>
+        <w:tblBorders/>
+      </w:tblPr>
+      <w:tcPr>
+        <w:shd w:val="clear" w:color="ffffff"/>
+        <w:tcBorders>
+          <w:top w:val="none" w:color="000000" w:sz="4" w:space="0"/>
+          <w:left w:val="none" w:color="000000" w:sz="4" w:space="0"/>
+          <w:bottom w:val="none" w:color="000000" w:sz="4" w:space="0"/>
+          <w:right w:val="none" w:color="000000" w:sz="4" w:space="0"/>
+        </w:tcBorders>
+      </w:tcPr>
+    </w:tblStylePr>
     <w:tblStylePr w:type="nwCell">
       <w:pPr>
         <w:pBdr/>
@@ -17926,9 +16846,9 @@
       </w:tcPr>
     </w:tblStylePr>
   </w:style>
-  <w:style w:type="table" w:styleId="38">
+  <w:style w:type="table" w:styleId="757">
     <w:name w:val="Grid Table 3 - Accent 5"/>
-    <w:basedOn w:val="684"/>
+    <w:basedOn w:val="917"/>
     <w:uiPriority w:val="99"/>
     <w:pPr>
       <w:pBdr/>
@@ -18027,29 +16947,6 @@
         <w:tblBorders/>
       </w:tblPr>
       <w:tcPr>
-        <w:shd w:color="ffffff"/>
-        <w:tcBorders>
-          <w:top w:val="none" w:color="000000" w:sz="4" w:space="0"/>
-          <w:left w:val="none" w:color="000000" w:sz="4" w:space="0"/>
-          <w:bottom w:val="none" w:color="000000" w:sz="4" w:space="0"/>
-          <w:right w:val="none" w:color="000000" w:sz="4" w:space="0"/>
-        </w:tcBorders>
-      </w:tcPr>
-    </w:tblStylePr>
-    <w:tblStylePr w:type="firstRow">
-      <w:rPr>
-        <w:b/>
-        <w:color w:val="404040"/>
-      </w:rPr>
-      <w:pPr>
-        <w:pBdr/>
-        <w:spacing/>
-        <w:ind/>
-      </w:pPr>
-      <w:tblPr>
-        <w:tblBorders/>
-      </w:tblPr>
-      <w:tcPr>
         <w:shd w:val="clear" w:color="ffffff"/>
         <w:tcBorders>
           <w:top w:val="none" w:color="000000" w:sz="4" w:space="0"/>
@@ -18059,30 +16956,7 @@
         </w:tcBorders>
       </w:tcPr>
     </w:tblStylePr>
-    <w:tblStylePr w:type="lastCol">
-      <w:rPr>
-        <w:i/>
-        <w:color w:val="404040"/>
-      </w:rPr>
-      <w:pPr>
-        <w:pBdr/>
-        <w:spacing/>
-        <w:ind/>
-      </w:pPr>
-      <w:tblPr>
-        <w:tblBorders/>
-      </w:tblPr>
-      <w:tcPr>
-        <w:shd w:color="ffffff"/>
-        <w:tcBorders>
-          <w:top w:val="none" w:color="000000" w:sz="4" w:space="0"/>
-          <w:left w:val="none" w:color="000000" w:sz="4" w:space="0"/>
-          <w:bottom w:val="none" w:color="000000" w:sz="4" w:space="0"/>
-          <w:right w:val="none" w:color="000000" w:sz="4" w:space="0"/>
-        </w:tcBorders>
-      </w:tcPr>
-    </w:tblStylePr>
-    <w:tblStylePr w:type="lastRow">
+    <w:tblStylePr w:type="firstRow">
       <w:rPr>
         <w:b/>
         <w:color w:val="404040"/>
@@ -18105,6 +16979,52 @@
         </w:tcBorders>
       </w:tcPr>
     </w:tblStylePr>
+    <w:tblStylePr w:type="lastCol">
+      <w:rPr>
+        <w:i/>
+        <w:color w:val="404040"/>
+      </w:rPr>
+      <w:pPr>
+        <w:pBdr/>
+        <w:spacing/>
+        <w:ind/>
+      </w:pPr>
+      <w:tblPr>
+        <w:tblBorders/>
+      </w:tblPr>
+      <w:tcPr>
+        <w:shd w:val="clear" w:color="ffffff"/>
+        <w:tcBorders>
+          <w:top w:val="none" w:color="000000" w:sz="4" w:space="0"/>
+          <w:left w:val="none" w:color="000000" w:sz="4" w:space="0"/>
+          <w:bottom w:val="none" w:color="000000" w:sz="4" w:space="0"/>
+          <w:right w:val="none" w:color="000000" w:sz="4" w:space="0"/>
+        </w:tcBorders>
+      </w:tcPr>
+    </w:tblStylePr>
+    <w:tblStylePr w:type="lastRow">
+      <w:rPr>
+        <w:b/>
+        <w:color w:val="404040"/>
+      </w:rPr>
+      <w:pPr>
+        <w:pBdr/>
+        <w:spacing/>
+        <w:ind/>
+      </w:pPr>
+      <w:tblPr>
+        <w:tblBorders/>
+      </w:tblPr>
+      <w:tcPr>
+        <w:shd w:val="clear" w:color="ffffff"/>
+        <w:tcBorders>
+          <w:top w:val="none" w:color="000000" w:sz="4" w:space="0"/>
+          <w:left w:val="none" w:color="000000" w:sz="4" w:space="0"/>
+          <w:bottom w:val="none" w:color="000000" w:sz="4" w:space="0"/>
+          <w:right w:val="none" w:color="000000" w:sz="4" w:space="0"/>
+        </w:tcBorders>
+      </w:tcPr>
+    </w:tblStylePr>
     <w:tblStylePr w:type="nwCell">
       <w:pPr>
         <w:pBdr/>
@@ -18171,9 +17091,9 @@
       </w:tcPr>
     </w:tblStylePr>
   </w:style>
-  <w:style w:type="table" w:styleId="39">
+  <w:style w:type="table" w:styleId="758">
     <w:name w:val="Grid Table 3 - Accent 6"/>
-    <w:basedOn w:val="684"/>
+    <w:basedOn w:val="917"/>
     <w:uiPriority w:val="99"/>
     <w:pPr>
       <w:pBdr/>
@@ -18272,29 +17192,6 @@
         <w:tblBorders/>
       </w:tblPr>
       <w:tcPr>
-        <w:shd w:color="ffffff"/>
-        <w:tcBorders>
-          <w:top w:val="none" w:color="000000" w:sz="4" w:space="0"/>
-          <w:left w:val="none" w:color="000000" w:sz="4" w:space="0"/>
-          <w:bottom w:val="none" w:color="000000" w:sz="4" w:space="0"/>
-          <w:right w:val="none" w:color="000000" w:sz="4" w:space="0"/>
-        </w:tcBorders>
-      </w:tcPr>
-    </w:tblStylePr>
-    <w:tblStylePr w:type="firstRow">
-      <w:rPr>
-        <w:b/>
-        <w:color w:val="404040"/>
-      </w:rPr>
-      <w:pPr>
-        <w:pBdr/>
-        <w:spacing/>
-        <w:ind/>
-      </w:pPr>
-      <w:tblPr>
-        <w:tblBorders/>
-      </w:tblPr>
-      <w:tcPr>
         <w:shd w:val="clear" w:color="ffffff"/>
         <w:tcBorders>
           <w:top w:val="none" w:color="000000" w:sz="4" w:space="0"/>
@@ -18304,30 +17201,7 @@
         </w:tcBorders>
       </w:tcPr>
     </w:tblStylePr>
-    <w:tblStylePr w:type="lastCol">
-      <w:rPr>
-        <w:i/>
-        <w:color w:val="404040"/>
-      </w:rPr>
-      <w:pPr>
-        <w:pBdr/>
-        <w:spacing/>
-        <w:ind/>
-      </w:pPr>
-      <w:tblPr>
-        <w:tblBorders/>
-      </w:tblPr>
-      <w:tcPr>
-        <w:shd w:color="ffffff"/>
-        <w:tcBorders>
-          <w:top w:val="none" w:color="000000" w:sz="4" w:space="0"/>
-          <w:left w:val="none" w:color="000000" w:sz="4" w:space="0"/>
-          <w:bottom w:val="none" w:color="000000" w:sz="4" w:space="0"/>
-          <w:right w:val="none" w:color="000000" w:sz="4" w:space="0"/>
-        </w:tcBorders>
-      </w:tcPr>
-    </w:tblStylePr>
-    <w:tblStylePr w:type="lastRow">
+    <w:tblStylePr w:type="firstRow">
       <w:rPr>
         <w:b/>
         <w:color w:val="404040"/>
@@ -18350,6 +17224,52 @@
         </w:tcBorders>
       </w:tcPr>
     </w:tblStylePr>
+    <w:tblStylePr w:type="lastCol">
+      <w:rPr>
+        <w:i/>
+        <w:color w:val="404040"/>
+      </w:rPr>
+      <w:pPr>
+        <w:pBdr/>
+        <w:spacing/>
+        <w:ind/>
+      </w:pPr>
+      <w:tblPr>
+        <w:tblBorders/>
+      </w:tblPr>
+      <w:tcPr>
+        <w:shd w:val="clear" w:color="ffffff"/>
+        <w:tcBorders>
+          <w:top w:val="none" w:color="000000" w:sz="4" w:space="0"/>
+          <w:left w:val="none" w:color="000000" w:sz="4" w:space="0"/>
+          <w:bottom w:val="none" w:color="000000" w:sz="4" w:space="0"/>
+          <w:right w:val="none" w:color="000000" w:sz="4" w:space="0"/>
+        </w:tcBorders>
+      </w:tcPr>
+    </w:tblStylePr>
+    <w:tblStylePr w:type="lastRow">
+      <w:rPr>
+        <w:b/>
+        <w:color w:val="404040"/>
+      </w:rPr>
+      <w:pPr>
+        <w:pBdr/>
+        <w:spacing/>
+        <w:ind/>
+      </w:pPr>
+      <w:tblPr>
+        <w:tblBorders/>
+      </w:tblPr>
+      <w:tcPr>
+        <w:shd w:val="clear" w:color="ffffff"/>
+        <w:tcBorders>
+          <w:top w:val="none" w:color="000000" w:sz="4" w:space="0"/>
+          <w:left w:val="none" w:color="000000" w:sz="4" w:space="0"/>
+          <w:bottom w:val="none" w:color="000000" w:sz="4" w:space="0"/>
+          <w:right w:val="none" w:color="000000" w:sz="4" w:space="0"/>
+        </w:tcBorders>
+      </w:tcPr>
+    </w:tblStylePr>
     <w:tblStylePr w:type="nwCell">
       <w:pPr>
         <w:pBdr/>
@@ -18416,9 +17336,9 @@
       </w:tcPr>
     </w:tblStylePr>
   </w:style>
-  <w:style w:type="table" w:styleId="40">
+  <w:style w:type="table" w:styleId="759">
     <w:name w:val="Grid Table 4"/>
-    <w:basedOn w:val="684"/>
+    <w:basedOn w:val="917"/>
     <w:uiPriority w:val="59"/>
     <w:pPr>
       <w:pBdr/>
@@ -18649,9 +17569,9 @@
       </w:tcPr>
     </w:tblStylePr>
   </w:style>
-  <w:style w:type="table" w:styleId="41">
+  <w:style w:type="table" w:styleId="760">
     <w:name w:val="Grid Table 4 - Accent 1"/>
-    <w:basedOn w:val="684"/>
+    <w:basedOn w:val="917"/>
     <w:uiPriority w:val="59"/>
     <w:pPr>
       <w:pBdr/>
@@ -18882,9 +17802,9 @@
       </w:tcPr>
     </w:tblStylePr>
   </w:style>
-  <w:style w:type="table" w:styleId="42">
+  <w:style w:type="table" w:styleId="761">
     <w:name w:val="Grid Table 4 - Accent 2"/>
-    <w:basedOn w:val="684"/>
+    <w:basedOn w:val="917"/>
     <w:uiPriority w:val="59"/>
     <w:pPr>
       <w:pBdr/>
@@ -19115,9 +18035,9 @@
       </w:tcPr>
     </w:tblStylePr>
   </w:style>
-  <w:style w:type="table" w:styleId="43">
+  <w:style w:type="table" w:styleId="762">
     <w:name w:val="Grid Table 4 - Accent 3"/>
-    <w:basedOn w:val="684"/>
+    <w:basedOn w:val="917"/>
     <w:uiPriority w:val="59"/>
     <w:pPr>
       <w:pBdr/>
@@ -19348,9 +18268,9 @@
       </w:tcPr>
     </w:tblStylePr>
   </w:style>
-  <w:style w:type="table" w:styleId="44">
+  <w:style w:type="table" w:styleId="763">
     <w:name w:val="Grid Table 4 - Accent 4"/>
-    <w:basedOn w:val="684"/>
+    <w:basedOn w:val="917"/>
     <w:uiPriority w:val="59"/>
     <w:pPr>
       <w:pBdr/>
@@ -19581,9 +18501,9 @@
       </w:tcPr>
     </w:tblStylePr>
   </w:style>
-  <w:style w:type="table" w:styleId="45">
+  <w:style w:type="table" w:styleId="764">
     <w:name w:val="Grid Table 4 - Accent 5"/>
-    <w:basedOn w:val="684"/>
+    <w:basedOn w:val="917"/>
     <w:uiPriority w:val="59"/>
     <w:pPr>
       <w:pBdr/>
@@ -19814,9 +18734,9 @@
       </w:tcPr>
     </w:tblStylePr>
   </w:style>
-  <w:style w:type="table" w:styleId="46">
+  <w:style w:type="table" w:styleId="765">
     <w:name w:val="Grid Table 4 - Accent 6"/>
-    <w:basedOn w:val="684"/>
+    <w:basedOn w:val="917"/>
     <w:uiPriority w:val="59"/>
     <w:pPr>
       <w:pBdr/>
@@ -20047,9 +18967,9 @@
       </w:tcPr>
     </w:tblStylePr>
   </w:style>
-  <w:style w:type="table" w:styleId="47">
+  <w:style w:type="table" w:styleId="766">
     <w:name w:val="Grid Table 5 Dark"/>
-    <w:basedOn w:val="684"/>
+    <w:basedOn w:val="917"/>
     <w:uiPriority w:val="99"/>
     <w:pPr>
       <w:pBdr/>
@@ -20275,9 +19195,9 @@
       </w:tcPr>
     </w:tblStylePr>
   </w:style>
-  <w:style w:type="table" w:styleId="48">
+  <w:style w:type="table" w:styleId="767">
     <w:name w:val="Grid Table 5 Dark- Accent 1"/>
-    <w:basedOn w:val="684"/>
+    <w:basedOn w:val="917"/>
     <w:uiPriority w:val="99"/>
     <w:pPr>
       <w:pBdr/>
@@ -20503,9 +19423,9 @@
       </w:tcPr>
     </w:tblStylePr>
   </w:style>
-  <w:style w:type="table" w:styleId="49">
+  <w:style w:type="table" w:styleId="768">
     <w:name w:val="Grid Table 5 Dark - Accent 2"/>
-    <w:basedOn w:val="684"/>
+    <w:basedOn w:val="917"/>
     <w:uiPriority w:val="99"/>
     <w:pPr>
       <w:pBdr/>
@@ -20731,9 +19651,9 @@
       </w:tcPr>
     </w:tblStylePr>
   </w:style>
-  <w:style w:type="table" w:styleId="50">
+  <w:style w:type="table" w:styleId="769">
     <w:name w:val="Grid Table 5 Dark - Accent 3"/>
-    <w:basedOn w:val="684"/>
+    <w:basedOn w:val="917"/>
     <w:uiPriority w:val="99"/>
     <w:pPr>
       <w:pBdr/>
@@ -20959,9 +19879,9 @@
       </w:tcPr>
     </w:tblStylePr>
   </w:style>
-  <w:style w:type="table" w:styleId="51">
+  <w:style w:type="table" w:styleId="770">
     <w:name w:val="Grid Table 5 Dark- Accent 4"/>
-    <w:basedOn w:val="684"/>
+    <w:basedOn w:val="917"/>
     <w:uiPriority w:val="99"/>
     <w:pPr>
       <w:pBdr/>
@@ -21187,9 +20107,9 @@
       </w:tcPr>
     </w:tblStylePr>
   </w:style>
-  <w:style w:type="table" w:styleId="52">
+  <w:style w:type="table" w:styleId="771">
     <w:name w:val="Grid Table 5 Dark - Accent 5"/>
-    <w:basedOn w:val="684"/>
+    <w:basedOn w:val="917"/>
     <w:uiPriority w:val="99"/>
     <w:pPr>
       <w:pBdr/>
@@ -21415,9 +20335,9 @@
       </w:tcPr>
     </w:tblStylePr>
   </w:style>
-  <w:style w:type="table" w:styleId="53">
+  <w:style w:type="table" w:styleId="772">
     <w:name w:val="Grid Table 5 Dark - Accent 6"/>
-    <w:basedOn w:val="684"/>
+    <w:basedOn w:val="917"/>
     <w:uiPriority w:val="99"/>
     <w:pPr>
       <w:pBdr/>
@@ -21643,9 +20563,9 @@
       </w:tcPr>
     </w:tblStylePr>
   </w:style>
-  <w:style w:type="table" w:styleId="54">
+  <w:style w:type="table" w:styleId="773">
     <w:name w:val="Grid Table 6 Colorful"/>
-    <w:basedOn w:val="684"/>
+    <w:basedOn w:val="917"/>
     <w:uiPriority w:val="99"/>
     <w:pPr>
       <w:pBdr/>
@@ -21873,9 +20793,9 @@
       </w:tcPr>
     </w:tblStylePr>
   </w:style>
-  <w:style w:type="table" w:styleId="55">
+  <w:style w:type="table" w:styleId="774">
     <w:name w:val="Grid Table 6 Colorful - Accent 1"/>
-    <w:basedOn w:val="684"/>
+    <w:basedOn w:val="917"/>
     <w:uiPriority w:val="99"/>
     <w:pPr>
       <w:pBdr/>
@@ -22103,9 +21023,9 @@
       </w:tcPr>
     </w:tblStylePr>
   </w:style>
-  <w:style w:type="table" w:styleId="56">
+  <w:style w:type="table" w:styleId="775">
     <w:name w:val="Grid Table 6 Colorful - Accent 2"/>
-    <w:basedOn w:val="684"/>
+    <w:basedOn w:val="917"/>
     <w:uiPriority w:val="99"/>
     <w:pPr>
       <w:pBdr/>
@@ -22333,9 +21253,9 @@
       </w:tcPr>
     </w:tblStylePr>
   </w:style>
-  <w:style w:type="table" w:styleId="57">
+  <w:style w:type="table" w:styleId="776">
     <w:name w:val="Grid Table 6 Colorful - Accent 3"/>
-    <w:basedOn w:val="684"/>
+    <w:basedOn w:val="917"/>
     <w:uiPriority w:val="99"/>
     <w:pPr>
       <w:pBdr/>
@@ -22563,9 +21483,9 @@
       </w:tcPr>
     </w:tblStylePr>
   </w:style>
-  <w:style w:type="table" w:styleId="58">
+  <w:style w:type="table" w:styleId="777">
     <w:name w:val="Grid Table 6 Colorful - Accent 4"/>
-    <w:basedOn w:val="684"/>
+    <w:basedOn w:val="917"/>
     <w:uiPriority w:val="99"/>
     <w:pPr>
       <w:pBdr/>
@@ -22793,9 +21713,9 @@
       </w:tcPr>
     </w:tblStylePr>
   </w:style>
-  <w:style w:type="table" w:styleId="59">
+  <w:style w:type="table" w:styleId="778">
     <w:name w:val="Grid Table 6 Colorful - Accent 5"/>
-    <w:basedOn w:val="684"/>
+    <w:basedOn w:val="917"/>
     <w:uiPriority w:val="99"/>
     <w:pPr>
       <w:pBdr/>
@@ -23023,9 +21943,9 @@
       </w:tcPr>
     </w:tblStylePr>
   </w:style>
-  <w:style w:type="table" w:styleId="60">
+  <w:style w:type="table" w:styleId="779">
     <w:name w:val="Grid Table 6 Colorful - Accent 6"/>
-    <w:basedOn w:val="684"/>
+    <w:basedOn w:val="917"/>
     <w:uiPriority w:val="99"/>
     <w:pPr>
       <w:pBdr/>
@@ -23253,9 +22173,9 @@
       </w:tcPr>
     </w:tblStylePr>
   </w:style>
-  <w:style w:type="table" w:styleId="61">
+  <w:style w:type="table" w:styleId="780">
     <w:name w:val="Grid Table 7 Colorful"/>
-    <w:basedOn w:val="684"/>
+    <w:basedOn w:val="917"/>
     <w:uiPriority w:val="99"/>
     <w:pPr>
       <w:pBdr/>
@@ -23357,11 +22277,11 @@
         <w:tblBorders/>
       </w:tblPr>
       <w:tcPr>
-        <w:shd w:color="ffffff"/>
+        <w:shd w:val="clear" w:color="ffffff"/>
         <w:tcBorders>
-          <w:top w:val="none"/>
-          <w:left w:val="none"/>
-          <w:bottom w:val="none"/>
+          <w:top w:val="none" w:color="000000" w:sz="4" w:space="0"/>
+          <w:left w:val="none" w:color="000000" w:sz="4" w:space="0"/>
+          <w:bottom w:val="none" w:color="000000" w:sz="4" w:space="0"/>
           <w:right w:val="single" w:color="000000" w:themeColor="text1" w:themeTint="80" w:sz="4" w:space="0"/>
         </w:tcBorders>
       </w:tcPr>
@@ -23384,10 +22304,10 @@
       <w:tcPr>
         <w:shd w:val="clear" w:color="ffffff" w:themeColor="light1" w:fill="ffffff" w:themeFill="light1"/>
         <w:tcBorders>
-          <w:top w:val="none"/>
-          <w:left w:val="none"/>
+          <w:top w:val="none" w:color="000000" w:sz="4" w:space="0"/>
+          <w:left w:val="none" w:color="000000" w:sz="4" w:space="0"/>
           <w:bottom w:val="single" w:color="000000" w:themeColor="text1" w:themeTint="80" w:sz="4" w:space="0"/>
-          <w:right w:val="none"/>
+          <w:right w:val="none" w:color="000000" w:sz="4" w:space="0"/>
         </w:tcBorders>
       </w:tcPr>
     </w:tblStylePr>
@@ -23407,12 +22327,12 @@
         <w:tblBorders/>
       </w:tblPr>
       <w:tcPr>
-        <w:shd w:color="ffffff"/>
+        <w:shd w:val="clear" w:color="ffffff"/>
         <w:tcBorders>
-          <w:top w:val="none"/>
+          <w:top w:val="none" w:color="000000" w:sz="4" w:space="0"/>
           <w:left w:val="single" w:color="000000" w:themeColor="text1" w:themeTint="80" w:sz="4" w:space="0"/>
-          <w:bottom w:val="none"/>
-          <w:right w:val="none"/>
+          <w:bottom w:val="none" w:color="000000" w:sz="4" w:space="0"/>
+          <w:right w:val="none" w:color="000000" w:sz="4" w:space="0"/>
         </w:tcBorders>
       </w:tcPr>
     </w:tblStylePr>
@@ -23435,9 +22355,9 @@
         <w:shd w:val="clear" w:color="ffffff" w:themeColor="light1" w:fill="ffffff" w:themeFill="light1"/>
         <w:tcBorders>
           <w:top w:val="single" w:color="000000" w:themeColor="text1" w:themeTint="80" w:sz="4" w:space="0"/>
-          <w:left w:val="none"/>
-          <w:bottom w:val="none"/>
-          <w:right w:val="none"/>
+          <w:left w:val="none" w:color="000000" w:sz="4" w:space="0"/>
+          <w:bottom w:val="none" w:color="000000" w:sz="4" w:space="0"/>
+          <w:right w:val="none" w:color="000000" w:sz="4" w:space="0"/>
         </w:tcBorders>
       </w:tcPr>
     </w:tblStylePr>
@@ -23507,9 +22427,9 @@
       </w:tcPr>
     </w:tblStylePr>
   </w:style>
-  <w:style w:type="table" w:styleId="62">
+  <w:style w:type="table" w:styleId="781">
     <w:name w:val="Grid Table 7 Colorful - Accent 1"/>
-    <w:basedOn w:val="684"/>
+    <w:basedOn w:val="917"/>
     <w:uiPriority w:val="99"/>
     <w:pPr>
       <w:pBdr/>
@@ -23611,11 +22531,11 @@
         <w:tblBorders/>
       </w:tblPr>
       <w:tcPr>
-        <w:shd w:color="ffffff"/>
+        <w:shd w:val="clear" w:color="ffffff"/>
         <w:tcBorders>
-          <w:top w:val="none"/>
-          <w:left w:val="none"/>
-          <w:bottom w:val="none"/>
+          <w:top w:val="none" w:color="000000" w:sz="4" w:space="0"/>
+          <w:left w:val="none" w:color="000000" w:sz="4" w:space="0"/>
+          <w:bottom w:val="none" w:color="000000" w:sz="4" w:space="0"/>
           <w:right w:val="single" w:color="000000" w:themeColor="accent1" w:themeTint="80" w:sz="4" w:space="0"/>
         </w:tcBorders>
       </w:tcPr>
@@ -23638,10 +22558,10 @@
       <w:tcPr>
         <w:shd w:val="clear" w:color="ffffff" w:themeColor="light1" w:fill="ffffff" w:themeFill="light1"/>
         <w:tcBorders>
-          <w:top w:val="none"/>
-          <w:left w:val="none"/>
+          <w:top w:val="none" w:color="000000" w:sz="4" w:space="0"/>
+          <w:left w:val="none" w:color="000000" w:sz="4" w:space="0"/>
           <w:bottom w:val="single" w:color="000000" w:themeColor="accent1" w:themeTint="80" w:sz="4" w:space="0"/>
-          <w:right w:val="none"/>
+          <w:right w:val="none" w:color="000000" w:sz="4" w:space="0"/>
         </w:tcBorders>
       </w:tcPr>
     </w:tblStylePr>
@@ -23661,12 +22581,12 @@
         <w:tblBorders/>
       </w:tblPr>
       <w:tcPr>
-        <w:shd w:color="ffffff"/>
+        <w:shd w:val="clear" w:color="ffffff"/>
         <w:tcBorders>
-          <w:top w:val="none"/>
+          <w:top w:val="none" w:color="000000" w:sz="4" w:space="0"/>
           <w:left w:val="single" w:color="000000" w:themeColor="accent1" w:themeTint="80" w:sz="4" w:space="0"/>
-          <w:bottom w:val="none"/>
-          <w:right w:val="none"/>
+          <w:bottom w:val="none" w:color="000000" w:sz="4" w:space="0"/>
+          <w:right w:val="none" w:color="000000" w:sz="4" w:space="0"/>
         </w:tcBorders>
       </w:tcPr>
     </w:tblStylePr>
@@ -23689,9 +22609,9 @@
         <w:shd w:val="clear" w:color="ffffff" w:themeColor="light1" w:fill="ffffff" w:themeFill="light1"/>
         <w:tcBorders>
           <w:top w:val="single" w:color="000000" w:themeColor="accent1" w:themeTint="80" w:sz="4" w:space="0"/>
-          <w:left w:val="none"/>
-          <w:bottom w:val="none"/>
-          <w:right w:val="none"/>
+          <w:left w:val="none" w:color="000000" w:sz="4" w:space="0"/>
+          <w:bottom w:val="none" w:color="000000" w:sz="4" w:space="0"/>
+          <w:right w:val="none" w:color="000000" w:sz="4" w:space="0"/>
         </w:tcBorders>
       </w:tcPr>
     </w:tblStylePr>
@@ -23761,9 +22681,9 @@
       </w:tcPr>
     </w:tblStylePr>
   </w:style>
-  <w:style w:type="table" w:styleId="63">
+  <w:style w:type="table" w:styleId="782">
     <w:name w:val="Grid Table 7 Colorful - Accent 2"/>
-    <w:basedOn w:val="684"/>
+    <w:basedOn w:val="917"/>
     <w:uiPriority w:val="99"/>
     <w:pPr>
       <w:pBdr/>
@@ -23865,11 +22785,11 @@
         <w:tblBorders/>
       </w:tblPr>
       <w:tcPr>
-        <w:shd w:color="ffffff"/>
+        <w:shd w:val="clear" w:color="ffffff"/>
         <w:tcBorders>
-          <w:top w:val="none"/>
-          <w:left w:val="none"/>
-          <w:bottom w:val="none"/>
+          <w:top w:val="none" w:color="000000" w:sz="4" w:space="0"/>
+          <w:left w:val="none" w:color="000000" w:sz="4" w:space="0"/>
+          <w:bottom w:val="none" w:color="000000" w:sz="4" w:space="0"/>
           <w:right w:val="single" w:color="000000" w:themeColor="accent2" w:themeTint="97" w:sz="4" w:space="0"/>
         </w:tcBorders>
       </w:tcPr>
@@ -23892,10 +22812,10 @@
       <w:tcPr>
         <w:shd w:val="clear" w:color="ffffff" w:themeColor="light1" w:fill="ffffff" w:themeFill="light1"/>
         <w:tcBorders>
-          <w:top w:val="none"/>
-          <w:left w:val="none"/>
+          <w:top w:val="none" w:color="000000" w:sz="4" w:space="0"/>
+          <w:left w:val="none" w:color="000000" w:sz="4" w:space="0"/>
           <w:bottom w:val="single" w:color="000000" w:themeColor="accent2" w:themeTint="97" w:sz="4" w:space="0"/>
-          <w:right w:val="none"/>
+          <w:right w:val="none" w:color="000000" w:sz="4" w:space="0"/>
         </w:tcBorders>
       </w:tcPr>
     </w:tblStylePr>
@@ -23915,12 +22835,12 @@
         <w:tblBorders/>
       </w:tblPr>
       <w:tcPr>
-        <w:shd w:color="ffffff"/>
+        <w:shd w:val="clear" w:color="ffffff"/>
         <w:tcBorders>
-          <w:top w:val="none"/>
+          <w:top w:val="none" w:color="000000" w:sz="4" w:space="0"/>
           <w:left w:val="single" w:color="000000" w:themeColor="accent2" w:themeTint="97" w:sz="4" w:space="0"/>
-          <w:bottom w:val="none"/>
-          <w:right w:val="none"/>
+          <w:bottom w:val="none" w:color="000000" w:sz="4" w:space="0"/>
+          <w:right w:val="none" w:color="000000" w:sz="4" w:space="0"/>
         </w:tcBorders>
       </w:tcPr>
     </w:tblStylePr>
@@ -23943,9 +22863,9 @@
         <w:shd w:val="clear" w:color="ffffff" w:themeColor="light1" w:fill="ffffff" w:themeFill="light1"/>
         <w:tcBorders>
           <w:top w:val="single" w:color="000000" w:themeColor="accent2" w:themeTint="97" w:sz="4" w:space="0"/>
-          <w:left w:val="none"/>
-          <w:bottom w:val="none"/>
-          <w:right w:val="none"/>
+          <w:left w:val="none" w:color="000000" w:sz="4" w:space="0"/>
+          <w:bottom w:val="none" w:color="000000" w:sz="4" w:space="0"/>
+          <w:right w:val="none" w:color="000000" w:sz="4" w:space="0"/>
         </w:tcBorders>
       </w:tcPr>
     </w:tblStylePr>
@@ -24015,9 +22935,9 @@
       </w:tcPr>
     </w:tblStylePr>
   </w:style>
-  <w:style w:type="table" w:styleId="64">
+  <w:style w:type="table" w:styleId="783">
     <w:name w:val="Grid Table 7 Colorful - Accent 3"/>
-    <w:basedOn w:val="684"/>
+    <w:basedOn w:val="917"/>
     <w:uiPriority w:val="99"/>
     <w:pPr>
       <w:pBdr/>
@@ -24119,11 +23039,11 @@
         <w:tblBorders/>
       </w:tblPr>
       <w:tcPr>
-        <w:shd w:color="ffffff"/>
+        <w:shd w:val="clear" w:color="ffffff"/>
         <w:tcBorders>
-          <w:top w:val="none"/>
-          <w:left w:val="none"/>
-          <w:bottom w:val="none"/>
+          <w:top w:val="none" w:color="000000" w:sz="4" w:space="0"/>
+          <w:left w:val="none" w:color="000000" w:sz="4" w:space="0"/>
+          <w:bottom w:val="none" w:color="000000" w:sz="4" w:space="0"/>
           <w:right w:val="single" w:color="000000" w:themeColor="accent3" w:themeTint="FE" w:sz="4" w:space="0"/>
         </w:tcBorders>
       </w:tcPr>
@@ -24146,10 +23066,10 @@
       <w:tcPr>
         <w:shd w:val="clear" w:color="ffffff" w:themeColor="light1" w:fill="ffffff" w:themeFill="light1"/>
         <w:tcBorders>
-          <w:top w:val="none"/>
-          <w:left w:val="none"/>
+          <w:top w:val="none" w:color="000000" w:sz="4" w:space="0"/>
+          <w:left w:val="none" w:color="000000" w:sz="4" w:space="0"/>
           <w:bottom w:val="single" w:color="000000" w:themeColor="accent3" w:themeTint="FE" w:sz="4" w:space="0"/>
-          <w:right w:val="none"/>
+          <w:right w:val="none" w:color="000000" w:sz="4" w:space="0"/>
         </w:tcBorders>
       </w:tcPr>
     </w:tblStylePr>
@@ -24169,12 +23089,12 @@
         <w:tblBorders/>
       </w:tblPr>
       <w:tcPr>
-        <w:shd w:color="ffffff"/>
+        <w:shd w:val="clear" w:color="ffffff"/>
         <w:tcBorders>
-          <w:top w:val="none"/>
+          <w:top w:val="none" w:color="000000" w:sz="4" w:space="0"/>
           <w:left w:val="single" w:color="000000" w:themeColor="accent3" w:themeTint="FE" w:sz="4" w:space="0"/>
-          <w:bottom w:val="none"/>
-          <w:right w:val="none"/>
+          <w:bottom w:val="none" w:color="000000" w:sz="4" w:space="0"/>
+          <w:right w:val="none" w:color="000000" w:sz="4" w:space="0"/>
         </w:tcBorders>
       </w:tcPr>
     </w:tblStylePr>
@@ -24197,9 +23117,9 @@
         <w:shd w:val="clear" w:color="ffffff" w:themeColor="light1" w:fill="ffffff" w:themeFill="light1"/>
         <w:tcBorders>
           <w:top w:val="single" w:color="000000" w:themeColor="accent3" w:themeTint="FE" w:sz="4" w:space="0"/>
-          <w:left w:val="none"/>
-          <w:bottom w:val="none"/>
-          <w:right w:val="none"/>
+          <w:left w:val="none" w:color="000000" w:sz="4" w:space="0"/>
+          <w:bottom w:val="none" w:color="000000" w:sz="4" w:space="0"/>
+          <w:right w:val="none" w:color="000000" w:sz="4" w:space="0"/>
         </w:tcBorders>
       </w:tcPr>
     </w:tblStylePr>
@@ -24269,9 +23189,9 @@
       </w:tcPr>
     </w:tblStylePr>
   </w:style>
-  <w:style w:type="table" w:styleId="65">
+  <w:style w:type="table" w:styleId="784">
     <w:name w:val="Grid Table 7 Colorful - Accent 4"/>
-    <w:basedOn w:val="684"/>
+    <w:basedOn w:val="917"/>
     <w:uiPriority w:val="99"/>
     <w:pPr>
       <w:pBdr/>
@@ -24373,11 +23293,11 @@
         <w:tblBorders/>
       </w:tblPr>
       <w:tcPr>
-        <w:shd w:color="ffffff"/>
+        <w:shd w:val="clear" w:color="ffffff"/>
         <w:tcBorders>
-          <w:top w:val="none"/>
-          <w:left w:val="none"/>
-          <w:bottom w:val="none"/>
+          <w:top w:val="none" w:color="000000" w:sz="4" w:space="0"/>
+          <w:left w:val="none" w:color="000000" w:sz="4" w:space="0"/>
+          <w:bottom w:val="none" w:color="000000" w:sz="4" w:space="0"/>
           <w:right w:val="single" w:color="000000" w:themeColor="accent4" w:themeTint="9A" w:sz="4" w:space="0"/>
         </w:tcBorders>
       </w:tcPr>
@@ -24400,10 +23320,10 @@
       <w:tcPr>
         <w:shd w:val="clear" w:color="ffffff" w:themeColor="light1" w:fill="ffffff" w:themeFill="light1"/>
         <w:tcBorders>
-          <w:top w:val="none"/>
-          <w:left w:val="none"/>
+          <w:top w:val="none" w:color="000000" w:sz="4" w:space="0"/>
+          <w:left w:val="none" w:color="000000" w:sz="4" w:space="0"/>
           <w:bottom w:val="single" w:color="000000" w:themeColor="accent4" w:themeTint="9A" w:sz="4" w:space="0"/>
-          <w:right w:val="none"/>
+          <w:right w:val="none" w:color="000000" w:sz="4" w:space="0"/>
         </w:tcBorders>
       </w:tcPr>
     </w:tblStylePr>
@@ -24423,12 +23343,12 @@
         <w:tblBorders/>
       </w:tblPr>
       <w:tcPr>
-        <w:shd w:color="ffffff"/>
+        <w:shd w:val="clear" w:color="ffffff"/>
         <w:tcBorders>
-          <w:top w:val="none"/>
+          <w:top w:val="none" w:color="000000" w:sz="4" w:space="0"/>
           <w:left w:val="single" w:color="000000" w:themeColor="accent4" w:themeTint="9A" w:sz="4" w:space="0"/>
-          <w:bottom w:val="none"/>
-          <w:right w:val="none"/>
+          <w:bottom w:val="none" w:color="000000" w:sz="4" w:space="0"/>
+          <w:right w:val="none" w:color="000000" w:sz="4" w:space="0"/>
         </w:tcBorders>
       </w:tcPr>
     </w:tblStylePr>
@@ -24451,9 +23371,9 @@
         <w:shd w:val="clear" w:color="ffffff" w:themeColor="light1" w:fill="ffffff" w:themeFill="light1"/>
         <w:tcBorders>
           <w:top w:val="single" w:color="000000" w:themeColor="accent4" w:themeTint="9A" w:sz="4" w:space="0"/>
-          <w:left w:val="none"/>
-          <w:bottom w:val="none"/>
-          <w:right w:val="none"/>
+          <w:left w:val="none" w:color="000000" w:sz="4" w:space="0"/>
+          <w:bottom w:val="none" w:color="000000" w:sz="4" w:space="0"/>
+          <w:right w:val="none" w:color="000000" w:sz="4" w:space="0"/>
         </w:tcBorders>
       </w:tcPr>
     </w:tblStylePr>
@@ -24523,9 +23443,9 @@
       </w:tcPr>
     </w:tblStylePr>
   </w:style>
-  <w:style w:type="table" w:styleId="66">
+  <w:style w:type="table" w:styleId="785">
     <w:name w:val="Grid Table 7 Colorful - Accent 5"/>
-    <w:basedOn w:val="684"/>
+    <w:basedOn w:val="917"/>
     <w:uiPriority w:val="99"/>
     <w:pPr>
       <w:pBdr/>
@@ -24627,11 +23547,11 @@
         <w:tblBorders/>
       </w:tblPr>
       <w:tcPr>
-        <w:shd w:color="ffffff"/>
+        <w:shd w:val="clear" w:color="ffffff"/>
         <w:tcBorders>
-          <w:top w:val="none"/>
-          <w:left w:val="none"/>
-          <w:bottom w:val="none"/>
+          <w:top w:val="none" w:color="000000" w:sz="4" w:space="0"/>
+          <w:left w:val="none" w:color="000000" w:sz="4" w:space="0"/>
+          <w:bottom w:val="none" w:color="000000" w:sz="4" w:space="0"/>
           <w:right w:val="single" w:color="000000" w:themeColor="accent5" w:themeTint="90" w:sz="4" w:space="0"/>
         </w:tcBorders>
       </w:tcPr>
@@ -24654,10 +23574,10 @@
       <w:tcPr>
         <w:shd w:val="clear" w:color="ffffff" w:themeColor="light1" w:fill="ffffff" w:themeFill="light1"/>
         <w:tcBorders>
-          <w:top w:val="none"/>
-          <w:left w:val="none"/>
+          <w:top w:val="none" w:color="000000" w:sz="4" w:space="0"/>
+          <w:left w:val="none" w:color="000000" w:sz="4" w:space="0"/>
           <w:bottom w:val="single" w:color="000000" w:themeColor="accent5" w:themeTint="90" w:sz="4" w:space="0"/>
-          <w:right w:val="none"/>
+          <w:right w:val="none" w:color="000000" w:sz="4" w:space="0"/>
         </w:tcBorders>
       </w:tcPr>
     </w:tblStylePr>
@@ -24677,12 +23597,12 @@
         <w:tblBorders/>
       </w:tblPr>
       <w:tcPr>
-        <w:shd w:color="ffffff"/>
+        <w:shd w:val="clear" w:color="ffffff"/>
         <w:tcBorders>
-          <w:top w:val="none"/>
+          <w:top w:val="none" w:color="000000" w:sz="4" w:space="0"/>
           <w:left w:val="single" w:color="000000" w:themeColor="accent5" w:themeTint="90" w:sz="4" w:space="0"/>
-          <w:bottom w:val="none"/>
-          <w:right w:val="none"/>
+          <w:bottom w:val="none" w:color="000000" w:sz="4" w:space="0"/>
+          <w:right w:val="none" w:color="000000" w:sz="4" w:space="0"/>
         </w:tcBorders>
       </w:tcPr>
     </w:tblStylePr>
@@ -24705,9 +23625,9 @@
         <w:shd w:val="clear" w:color="ffffff" w:themeColor="light1" w:fill="ffffff" w:themeFill="light1"/>
         <w:tcBorders>
           <w:top w:val="single" w:color="000000" w:themeColor="accent5" w:themeTint="90" w:sz="4" w:space="0"/>
-          <w:left w:val="none"/>
-          <w:bottom w:val="none"/>
-          <w:right w:val="none"/>
+          <w:left w:val="none" w:color="000000" w:sz="4" w:space="0"/>
+          <w:bottom w:val="none" w:color="000000" w:sz="4" w:space="0"/>
+          <w:right w:val="none" w:color="000000" w:sz="4" w:space="0"/>
         </w:tcBorders>
       </w:tcPr>
     </w:tblStylePr>
@@ -24777,9 +23697,9 @@
       </w:tcPr>
     </w:tblStylePr>
   </w:style>
-  <w:style w:type="table" w:styleId="67">
+  <w:style w:type="table" w:styleId="786">
     <w:name w:val="Grid Table 7 Colorful - Accent 6"/>
-    <w:basedOn w:val="684"/>
+    <w:basedOn w:val="917"/>
     <w:uiPriority w:val="99"/>
     <w:pPr>
       <w:pBdr/>
@@ -24881,11 +23801,11 @@
         <w:tblBorders/>
       </w:tblPr>
       <w:tcPr>
-        <w:shd w:color="ffffff"/>
+        <w:shd w:val="clear" w:color="ffffff"/>
         <w:tcBorders>
-          <w:top w:val="none"/>
-          <w:left w:val="none"/>
-          <w:bottom w:val="none"/>
+          <w:top w:val="none" w:color="000000" w:sz="4" w:space="0"/>
+          <w:left w:val="none" w:color="000000" w:sz="4" w:space="0"/>
+          <w:bottom w:val="none" w:color="000000" w:sz="4" w:space="0"/>
           <w:right w:val="single" w:color="000000" w:themeColor="accent6" w:themeTint="90" w:sz="4" w:space="0"/>
         </w:tcBorders>
       </w:tcPr>
@@ -24908,10 +23828,10 @@
       <w:tcPr>
         <w:shd w:val="clear" w:color="ffffff" w:themeColor="light1" w:fill="ffffff" w:themeFill="light1"/>
         <w:tcBorders>
-          <w:top w:val="none"/>
-          <w:left w:val="none"/>
+          <w:top w:val="none" w:color="000000" w:sz="4" w:space="0"/>
+          <w:left w:val="none" w:color="000000" w:sz="4" w:space="0"/>
           <w:bottom w:val="single" w:color="000000" w:themeColor="accent6" w:themeTint="90" w:sz="4" w:space="0"/>
-          <w:right w:val="none"/>
+          <w:right w:val="none" w:color="000000" w:sz="4" w:space="0"/>
         </w:tcBorders>
       </w:tcPr>
     </w:tblStylePr>
@@ -24931,12 +23851,12 @@
         <w:tblBorders/>
       </w:tblPr>
       <w:tcPr>
-        <w:shd w:color="ffffff"/>
+        <w:shd w:val="clear" w:color="ffffff"/>
         <w:tcBorders>
-          <w:top w:val="none"/>
+          <w:top w:val="none" w:color="000000" w:sz="4" w:space="0"/>
           <w:left w:val="single" w:color="000000" w:themeColor="accent6" w:themeTint="90" w:sz="4" w:space="0"/>
-          <w:bottom w:val="none"/>
-          <w:right w:val="none"/>
+          <w:bottom w:val="none" w:color="000000" w:sz="4" w:space="0"/>
+          <w:right w:val="none" w:color="000000" w:sz="4" w:space="0"/>
         </w:tcBorders>
       </w:tcPr>
     </w:tblStylePr>
@@ -24959,9 +23879,9 @@
         <w:shd w:val="clear" w:color="ffffff" w:themeColor="light1" w:fill="ffffff" w:themeFill="light1"/>
         <w:tcBorders>
           <w:top w:val="single" w:color="000000" w:themeColor="accent6" w:themeTint="90" w:sz="4" w:space="0"/>
-          <w:left w:val="none"/>
-          <w:bottom w:val="none"/>
-          <w:right w:val="none"/>
+          <w:left w:val="none" w:color="000000" w:sz="4" w:space="0"/>
+          <w:bottom w:val="none" w:color="000000" w:sz="4" w:space="0"/>
+          <w:right w:val="none" w:color="000000" w:sz="4" w:space="0"/>
         </w:tcBorders>
       </w:tcPr>
     </w:tblStylePr>
@@ -25031,9 +23951,9 @@
       </w:tcPr>
     </w:tblStylePr>
   </w:style>
-  <w:style w:type="table" w:styleId="68">
+  <w:style w:type="table" w:styleId="787">
     <w:name w:val="List Table 1 Light"/>
-    <w:basedOn w:val="684"/>
+    <w:basedOn w:val="917"/>
     <w:uiPriority w:val="99"/>
     <w:pPr>
       <w:pBdr/>
@@ -25247,9 +24167,9 @@
       </w:tcPr>
     </w:tblStylePr>
   </w:style>
-  <w:style w:type="table" w:styleId="69">
+  <w:style w:type="table" w:styleId="788">
     <w:name w:val="List Table 1 Light - Accent 1"/>
-    <w:basedOn w:val="684"/>
+    <w:basedOn w:val="917"/>
     <w:uiPriority w:val="99"/>
     <w:pPr>
       <w:pBdr/>
@@ -25463,9 +24383,9 @@
       </w:tcPr>
     </w:tblStylePr>
   </w:style>
-  <w:style w:type="table" w:styleId="70">
+  <w:style w:type="table" w:styleId="789">
     <w:name w:val="List Table 1 Light - Accent 2"/>
-    <w:basedOn w:val="684"/>
+    <w:basedOn w:val="917"/>
     <w:uiPriority w:val="99"/>
     <w:pPr>
       <w:pBdr/>
@@ -25679,9 +24599,9 @@
       </w:tcPr>
     </w:tblStylePr>
   </w:style>
-  <w:style w:type="table" w:styleId="71">
+  <w:style w:type="table" w:styleId="790">
     <w:name w:val="List Table 1 Light - Accent 3"/>
-    <w:basedOn w:val="684"/>
+    <w:basedOn w:val="917"/>
     <w:uiPriority w:val="99"/>
     <w:pPr>
       <w:pBdr/>
@@ -25895,9 +24815,9 @@
       </w:tcPr>
     </w:tblStylePr>
   </w:style>
-  <w:style w:type="table" w:styleId="72">
+  <w:style w:type="table" w:styleId="791">
     <w:name w:val="List Table 1 Light - Accent 4"/>
-    <w:basedOn w:val="684"/>
+    <w:basedOn w:val="917"/>
     <w:uiPriority w:val="99"/>
     <w:pPr>
       <w:pBdr/>
@@ -26111,9 +25031,9 @@
       </w:tcPr>
     </w:tblStylePr>
   </w:style>
-  <w:style w:type="table" w:styleId="73">
+  <w:style w:type="table" w:styleId="792">
     <w:name w:val="List Table 1 Light - Accent 5"/>
-    <w:basedOn w:val="684"/>
+    <w:basedOn w:val="917"/>
     <w:uiPriority w:val="99"/>
     <w:pPr>
       <w:pBdr/>
@@ -26327,9 +25247,9 @@
       </w:tcPr>
     </w:tblStylePr>
   </w:style>
-  <w:style w:type="table" w:styleId="74">
+  <w:style w:type="table" w:styleId="793">
     <w:name w:val="List Table 1 Light - Accent 6"/>
-    <w:basedOn w:val="684"/>
+    <w:basedOn w:val="917"/>
     <w:uiPriority w:val="99"/>
     <w:pPr>
       <w:pBdr/>
@@ -26543,9 +25463,9 @@
       </w:tcPr>
     </w:tblStylePr>
   </w:style>
-  <w:style w:type="table" w:styleId="75">
+  <w:style w:type="table" w:styleId="794">
     <w:name w:val="List Table 2"/>
-    <w:basedOn w:val="684"/>
+    <w:basedOn w:val="917"/>
     <w:uiPriority w:val="99"/>
     <w:pPr>
       <w:pBdr/>
@@ -26781,9 +25701,9 @@
       </w:tcPr>
     </w:tblStylePr>
   </w:style>
-  <w:style w:type="table" w:styleId="76">
+  <w:style w:type="table" w:styleId="795">
     <w:name w:val="List Table 2 - Accent 1"/>
-    <w:basedOn w:val="684"/>
+    <w:basedOn w:val="917"/>
     <w:uiPriority w:val="99"/>
     <w:pPr>
       <w:pBdr/>
@@ -27019,9 +25939,9 @@
       </w:tcPr>
     </w:tblStylePr>
   </w:style>
-  <w:style w:type="table" w:styleId="77">
+  <w:style w:type="table" w:styleId="796">
     <w:name w:val="List Table 2 - Accent 2"/>
-    <w:basedOn w:val="684"/>
+    <w:basedOn w:val="917"/>
     <w:uiPriority w:val="99"/>
     <w:pPr>
       <w:pBdr/>
@@ -27257,9 +26177,9 @@
       </w:tcPr>
     </w:tblStylePr>
   </w:style>
-  <w:style w:type="table" w:styleId="78">
+  <w:style w:type="table" w:styleId="797">
     <w:name w:val="List Table 2 - Accent 3"/>
-    <w:basedOn w:val="684"/>
+    <w:basedOn w:val="917"/>
     <w:uiPriority w:val="99"/>
     <w:pPr>
       <w:pBdr/>
@@ -27495,9 +26415,9 @@
       </w:tcPr>
     </w:tblStylePr>
   </w:style>
-  <w:style w:type="table" w:styleId="79">
+  <w:style w:type="table" w:styleId="798">
     <w:name w:val="List Table 2 - Accent 4"/>
-    <w:basedOn w:val="684"/>
+    <w:basedOn w:val="917"/>
     <w:uiPriority w:val="99"/>
     <w:pPr>
       <w:pBdr/>
@@ -27733,9 +26653,9 @@
       </w:tcPr>
     </w:tblStylePr>
   </w:style>
-  <w:style w:type="table" w:styleId="80">
+  <w:style w:type="table" w:styleId="799">
     <w:name w:val="List Table 2 - Accent 5"/>
-    <w:basedOn w:val="684"/>
+    <w:basedOn w:val="917"/>
     <w:uiPriority w:val="99"/>
     <w:pPr>
       <w:pBdr/>
@@ -27971,9 +26891,9 @@
       </w:tcPr>
     </w:tblStylePr>
   </w:style>
-  <w:style w:type="table" w:styleId="81">
+  <w:style w:type="table" w:styleId="800">
     <w:name w:val="List Table 2 - Accent 6"/>
-    <w:basedOn w:val="684"/>
+    <w:basedOn w:val="917"/>
     <w:uiPriority w:val="99"/>
     <w:pPr>
       <w:pBdr/>
@@ -28209,9 +27129,9 @@
       </w:tcPr>
     </w:tblStylePr>
   </w:style>
-  <w:style w:type="table" w:styleId="82">
+  <w:style w:type="table" w:styleId="801">
     <w:name w:val="List Table 3"/>
-    <w:basedOn w:val="684"/>
+    <w:basedOn w:val="917"/>
     <w:uiPriority w:val="99"/>
     <w:pPr>
       <w:pBdr/>
@@ -28437,9 +27357,9 @@
       </w:tcPr>
     </w:tblStylePr>
   </w:style>
-  <w:style w:type="table" w:styleId="83">
+  <w:style w:type="table" w:styleId="802">
     <w:name w:val="List Table 3 - Accent 1"/>
-    <w:basedOn w:val="684"/>
+    <w:basedOn w:val="917"/>
     <w:uiPriority w:val="99"/>
     <w:pPr>
       <w:pBdr/>
@@ -28665,9 +27585,9 @@
       </w:tcPr>
     </w:tblStylePr>
   </w:style>
-  <w:style w:type="table" w:styleId="84">
+  <w:style w:type="table" w:styleId="803">
     <w:name w:val="List Table 3 - Accent 2"/>
-    <w:basedOn w:val="684"/>
+    <w:basedOn w:val="917"/>
     <w:uiPriority w:val="99"/>
     <w:pPr>
       <w:pBdr/>
@@ -28893,9 +27813,9 @@
       </w:tcPr>
     </w:tblStylePr>
   </w:style>
-  <w:style w:type="table" w:styleId="85">
+  <w:style w:type="table" w:styleId="804">
     <w:name w:val="List Table 3 - Accent 3"/>
-    <w:basedOn w:val="684"/>
+    <w:basedOn w:val="917"/>
     <w:uiPriority w:val="99"/>
     <w:pPr>
       <w:pBdr/>
@@ -29121,9 +28041,9 @@
       </w:tcPr>
     </w:tblStylePr>
   </w:style>
-  <w:style w:type="table" w:styleId="86">
+  <w:style w:type="table" w:styleId="805">
     <w:name w:val="List Table 3 - Accent 4"/>
-    <w:basedOn w:val="684"/>
+    <w:basedOn w:val="917"/>
     <w:uiPriority w:val="99"/>
     <w:pPr>
       <w:pBdr/>
@@ -29349,9 +28269,9 @@
       </w:tcPr>
     </w:tblStylePr>
   </w:style>
-  <w:style w:type="table" w:styleId="87">
+  <w:style w:type="table" w:styleId="806">
     <w:name w:val="List Table 3 - Accent 5"/>
-    <w:basedOn w:val="684"/>
+    <w:basedOn w:val="917"/>
     <w:uiPriority w:val="99"/>
     <w:pPr>
       <w:pBdr/>
@@ -29577,9 +28497,9 @@
       </w:tcPr>
     </w:tblStylePr>
   </w:style>
-  <w:style w:type="table" w:styleId="88">
+  <w:style w:type="table" w:styleId="807">
     <w:name w:val="List Table 3 - Accent 6"/>
-    <w:basedOn w:val="684"/>
+    <w:basedOn w:val="917"/>
     <w:uiPriority w:val="99"/>
     <w:pPr>
       <w:pBdr/>
@@ -29805,9 +28725,9 @@
       </w:tcPr>
     </w:tblStylePr>
   </w:style>
-  <w:style w:type="table" w:styleId="89">
+  <w:style w:type="table" w:styleId="808">
     <w:name w:val="List Table 4"/>
-    <w:basedOn w:val="684"/>
+    <w:basedOn w:val="917"/>
     <w:uiPriority w:val="99"/>
     <w:pPr>
       <w:pBdr/>
@@ -30030,9 +28950,9 @@
       </w:tcPr>
     </w:tblStylePr>
   </w:style>
-  <w:style w:type="table" w:styleId="90">
+  <w:style w:type="table" w:styleId="809">
     <w:name w:val="List Table 4 - Accent 1"/>
-    <w:basedOn w:val="684"/>
+    <w:basedOn w:val="917"/>
     <w:uiPriority w:val="99"/>
     <w:pPr>
       <w:pBdr/>
@@ -30255,9 +29175,9 @@
       </w:tcPr>
     </w:tblStylePr>
   </w:style>
-  <w:style w:type="table" w:styleId="91">
+  <w:style w:type="table" w:styleId="810">
     <w:name w:val="List Table 4 - Accent 2"/>
-    <w:basedOn w:val="684"/>
+    <w:basedOn w:val="917"/>
     <w:uiPriority w:val="99"/>
     <w:pPr>
       <w:pBdr/>
@@ -30480,9 +29400,9 @@
       </w:tcPr>
     </w:tblStylePr>
   </w:style>
-  <w:style w:type="table" w:styleId="92">
+  <w:style w:type="table" w:styleId="811">
     <w:name w:val="List Table 4 - Accent 3"/>
-    <w:basedOn w:val="684"/>
+    <w:basedOn w:val="917"/>
     <w:uiPriority w:val="99"/>
     <w:pPr>
       <w:pBdr/>
@@ -30705,9 +29625,9 @@
       </w:tcPr>
     </w:tblStylePr>
   </w:style>
-  <w:style w:type="table" w:styleId="93">
+  <w:style w:type="table" w:styleId="812">
     <w:name w:val="List Table 4 - Accent 4"/>
-    <w:basedOn w:val="684"/>
+    <w:basedOn w:val="917"/>
     <w:uiPriority w:val="99"/>
     <w:pPr>
       <w:pBdr/>
@@ -30930,9 +29850,9 @@
       </w:tcPr>
     </w:tblStylePr>
   </w:style>
-  <w:style w:type="table" w:styleId="94">
+  <w:style w:type="table" w:styleId="813">
     <w:name w:val="List Table 4 - Accent 5"/>
-    <w:basedOn w:val="684"/>
+    <w:basedOn w:val="917"/>
     <w:uiPriority w:val="99"/>
     <w:pPr>
       <w:pBdr/>
@@ -31155,9 +30075,9 @@
       </w:tcPr>
     </w:tblStylePr>
   </w:style>
-  <w:style w:type="table" w:styleId="95">
+  <w:style w:type="table" w:styleId="814">
     <w:name w:val="List Table 4 - Accent 6"/>
-    <w:basedOn w:val="684"/>
+    <w:basedOn w:val="917"/>
     <w:uiPriority w:val="99"/>
     <w:pPr>
       <w:pBdr/>
@@ -31380,9 +30300,9 @@
       </w:tcPr>
     </w:tblStylePr>
   </w:style>
-  <w:style w:type="table" w:styleId="96">
+  <w:style w:type="table" w:styleId="815">
     <w:name w:val="List Table 5 Dark"/>
-    <w:basedOn w:val="684"/>
+    <w:basedOn w:val="917"/>
     <w:uiPriority w:val="99"/>
     <w:pPr>
       <w:pBdr/>
@@ -31622,9 +30542,9 @@
       </w:tcPr>
     </w:tblStylePr>
   </w:style>
-  <w:style w:type="table" w:styleId="97">
+  <w:style w:type="table" w:styleId="816">
     <w:name w:val="List Table 5 Dark - Accent 1"/>
-    <w:basedOn w:val="684"/>
+    <w:basedOn w:val="917"/>
     <w:uiPriority w:val="99"/>
     <w:pPr>
       <w:pBdr/>
@@ -31864,9 +30784,9 @@
       </w:tcPr>
     </w:tblStylePr>
   </w:style>
-  <w:style w:type="table" w:styleId="98">
+  <w:style w:type="table" w:styleId="817">
     <w:name w:val="List Table 5 Dark - Accent 2"/>
-    <w:basedOn w:val="684"/>
+    <w:basedOn w:val="917"/>
     <w:uiPriority w:val="99"/>
     <w:pPr>
       <w:pBdr/>
@@ -32106,9 +31026,9 @@
       </w:tcPr>
     </w:tblStylePr>
   </w:style>
-  <w:style w:type="table" w:styleId="99">
+  <w:style w:type="table" w:styleId="818">
     <w:name w:val="List Table 5 Dark - Accent 3"/>
-    <w:basedOn w:val="684"/>
+    <w:basedOn w:val="917"/>
     <w:uiPriority w:val="99"/>
     <w:pPr>
       <w:pBdr/>
@@ -32348,9 +31268,9 @@
       </w:tcPr>
     </w:tblStylePr>
   </w:style>
-  <w:style w:type="table" w:styleId="100">
+  <w:style w:type="table" w:styleId="819">
     <w:name w:val="List Table 5 Dark - Accent 4"/>
-    <w:basedOn w:val="684"/>
+    <w:basedOn w:val="917"/>
     <w:uiPriority w:val="99"/>
     <w:pPr>
       <w:pBdr/>
@@ -32590,9 +31510,9 @@
       </w:tcPr>
     </w:tblStylePr>
   </w:style>
-  <w:style w:type="table" w:styleId="101">
+  <w:style w:type="table" w:styleId="820">
     <w:name w:val="List Table 5 Dark - Accent 5"/>
-    <w:basedOn w:val="684"/>
+    <w:basedOn w:val="917"/>
     <w:uiPriority w:val="99"/>
     <w:pPr>
       <w:pBdr/>
@@ -32832,9 +31752,9 @@
       </w:tcPr>
     </w:tblStylePr>
   </w:style>
-  <w:style w:type="table" w:styleId="102">
+  <w:style w:type="table" w:styleId="821">
     <w:name w:val="List Table 5 Dark - Accent 6"/>
-    <w:basedOn w:val="684"/>
+    <w:basedOn w:val="917"/>
     <w:uiPriority w:val="99"/>
     <w:pPr>
       <w:pBdr/>
@@ -33074,9 +31994,9 @@
       </w:tcPr>
     </w:tblStylePr>
   </w:style>
-  <w:style w:type="table" w:styleId="103">
+  <w:style w:type="table" w:styleId="822">
     <w:name w:val="List Table 6 Colorful"/>
-    <w:basedOn w:val="684"/>
+    <w:basedOn w:val="917"/>
     <w:uiPriority w:val="99"/>
     <w:pPr>
       <w:pBdr/>
@@ -33297,9 +32217,9 @@
       </w:tcPr>
     </w:tblStylePr>
   </w:style>
-  <w:style w:type="table" w:styleId="104">
+  <w:style w:type="table" w:styleId="823">
     <w:name w:val="List Table 6 Colorful - Accent 1"/>
-    <w:basedOn w:val="684"/>
+    <w:basedOn w:val="917"/>
     <w:uiPriority w:val="99"/>
     <w:pPr>
       <w:pBdr/>
@@ -33520,9 +32440,9 @@
       </w:tcPr>
     </w:tblStylePr>
   </w:style>
-  <w:style w:type="table" w:styleId="105">
+  <w:style w:type="table" w:styleId="824">
     <w:name w:val="List Table 6 Colorful - Accent 2"/>
-    <w:basedOn w:val="684"/>
+    <w:basedOn w:val="917"/>
     <w:uiPriority w:val="99"/>
     <w:pPr>
       <w:pBdr/>
@@ -33743,9 +32663,9 @@
       </w:tcPr>
     </w:tblStylePr>
   </w:style>
-  <w:style w:type="table" w:styleId="106">
+  <w:style w:type="table" w:styleId="825">
     <w:name w:val="List Table 6 Colorful - Accent 3"/>
-    <w:basedOn w:val="684"/>
+    <w:basedOn w:val="917"/>
     <w:uiPriority w:val="99"/>
     <w:pPr>
       <w:pBdr/>
@@ -33966,9 +32886,9 @@
       </w:tcPr>
     </w:tblStylePr>
   </w:style>
-  <w:style w:type="table" w:styleId="107">
+  <w:style w:type="table" w:styleId="826">
     <w:name w:val="List Table 6 Colorful - Accent 4"/>
-    <w:basedOn w:val="684"/>
+    <w:basedOn w:val="917"/>
     <w:uiPriority w:val="99"/>
     <w:pPr>
       <w:pBdr/>
@@ -34189,9 +33109,9 @@
       </w:tcPr>
     </w:tblStylePr>
   </w:style>
-  <w:style w:type="table" w:styleId="108">
+  <w:style w:type="table" w:styleId="827">
     <w:name w:val="List Table 6 Colorful - Accent 5"/>
-    <w:basedOn w:val="684"/>
+    <w:basedOn w:val="917"/>
     <w:uiPriority w:val="99"/>
     <w:pPr>
       <w:pBdr/>
@@ -34412,9 +33332,9 @@
       </w:tcPr>
     </w:tblStylePr>
   </w:style>
-  <w:style w:type="table" w:styleId="109">
+  <w:style w:type="table" w:styleId="828">
     <w:name w:val="List Table 6 Colorful - Accent 6"/>
-    <w:basedOn w:val="684"/>
+    <w:basedOn w:val="917"/>
     <w:uiPriority w:val="99"/>
     <w:pPr>
       <w:pBdr/>
@@ -34635,9 +33555,9 @@
       </w:tcPr>
     </w:tblStylePr>
   </w:style>
-  <w:style w:type="table" w:styleId="110">
+  <w:style w:type="table" w:styleId="829">
     <w:name w:val="List Table 7 Colorful"/>
-    <w:basedOn w:val="684"/>
+    <w:basedOn w:val="917"/>
     <w:uiPriority w:val="99"/>
     <w:pPr>
       <w:pBdr/>
@@ -34736,11 +33656,11 @@
         <w:tblBorders/>
       </w:tblPr>
       <w:tcPr>
-        <w:shd w:color="ffffff"/>
+        <w:shd w:val="clear" w:color="ffffff"/>
         <w:tcBorders>
-          <w:top w:val="none"/>
-          <w:left w:val="none"/>
-          <w:bottom w:val="none"/>
+          <w:top w:val="none" w:color="000000" w:sz="4" w:space="0"/>
+          <w:left w:val="none" w:color="000000" w:sz="4" w:space="0"/>
+          <w:bottom w:val="none" w:color="000000" w:sz="4" w:space="0"/>
           <w:right w:val="single" w:color="000000" w:themeColor="text1" w:themeTint="80" w:sz="4" w:space="0"/>
         </w:tcBorders>
       </w:tcPr>
@@ -34763,10 +33683,10 @@
       <w:tcPr>
         <w:shd w:val="clear" w:color="ffffff" w:themeColor="light1" w:fill="ffffff" w:themeFill="light1"/>
         <w:tcBorders>
-          <w:top w:val="none"/>
-          <w:left w:val="none"/>
+          <w:top w:val="none" w:color="000000" w:sz="4" w:space="0"/>
+          <w:left w:val="none" w:color="000000" w:sz="4" w:space="0"/>
           <w:bottom w:val="single" w:color="000000" w:themeColor="text1" w:themeTint="80" w:sz="4" w:space="0"/>
-          <w:right w:val="none"/>
+          <w:right w:val="none" w:color="000000" w:sz="4" w:space="0"/>
         </w:tcBorders>
       </w:tcPr>
     </w:tblStylePr>
@@ -34786,12 +33706,12 @@
         <w:tblBorders/>
       </w:tblPr>
       <w:tcPr>
-        <w:shd w:color="ffffff"/>
+        <w:shd w:val="clear" w:color="ffffff"/>
         <w:tcBorders>
-          <w:top w:val="none"/>
+          <w:top w:val="none" w:color="000000" w:sz="4" w:space="0"/>
           <w:left w:val="single" w:color="000000" w:themeColor="text1" w:themeTint="80" w:sz="4" w:space="0"/>
-          <w:bottom w:val="none"/>
-          <w:right w:val="none"/>
+          <w:bottom w:val="none" w:color="000000" w:sz="4" w:space="0"/>
+          <w:right w:val="none" w:color="000000" w:sz="4" w:space="0"/>
         </w:tcBorders>
       </w:tcPr>
     </w:tblStylePr>
@@ -34814,9 +33734,9 @@
         <w:shd w:val="clear" w:color="ffffff" w:themeColor="light1" w:fill="ffffff" w:themeFill="light1"/>
         <w:tcBorders>
           <w:top w:val="single" w:color="000000" w:themeColor="text1" w:themeTint="80" w:sz="4" w:space="0"/>
-          <w:left w:val="none"/>
-          <w:bottom w:val="none"/>
-          <w:right w:val="none"/>
+          <w:left w:val="none" w:color="000000" w:sz="4" w:space="0"/>
+          <w:bottom w:val="none" w:color="000000" w:sz="4" w:space="0"/>
+          <w:right w:val="none" w:color="000000" w:sz="4" w:space="0"/>
         </w:tcBorders>
       </w:tcPr>
     </w:tblStylePr>
@@ -34891,9 +33811,9 @@
       </w:tcPr>
     </w:tblStylePr>
   </w:style>
-  <w:style w:type="table" w:styleId="111">
+  <w:style w:type="table" w:styleId="830">
     <w:name w:val="List Table 7 Colorful - Accent 1"/>
-    <w:basedOn w:val="684"/>
+    <w:basedOn w:val="917"/>
     <w:uiPriority w:val="99"/>
     <w:pPr>
       <w:pBdr/>
@@ -34992,11 +33912,11 @@
         <w:tblBorders/>
       </w:tblPr>
       <w:tcPr>
-        <w:shd w:color="ffffff"/>
+        <w:shd w:val="clear" w:color="ffffff"/>
         <w:tcBorders>
-          <w:top w:val="none"/>
-          <w:left w:val="none"/>
-          <w:bottom w:val="none"/>
+          <w:top w:val="none" w:color="000000" w:sz="4" w:space="0"/>
+          <w:left w:val="none" w:color="000000" w:sz="4" w:space="0"/>
+          <w:bottom w:val="none" w:color="000000" w:sz="4" w:space="0"/>
           <w:right w:val="single" w:color="000000" w:themeColor="accent1" w:sz="4" w:space="0"/>
         </w:tcBorders>
       </w:tcPr>
@@ -35019,10 +33939,10 @@
       <w:tcPr>
         <w:shd w:val="clear" w:color="ffffff" w:themeColor="light1" w:fill="ffffff" w:themeFill="light1"/>
         <w:tcBorders>
-          <w:top w:val="none"/>
-          <w:left w:val="none"/>
+          <w:top w:val="none" w:color="000000" w:sz="4" w:space="0"/>
+          <w:left w:val="none" w:color="000000" w:sz="4" w:space="0"/>
           <w:bottom w:val="single" w:color="000000" w:themeColor="accent1" w:sz="4" w:space="0"/>
-          <w:right w:val="none"/>
+          <w:right w:val="none" w:color="000000" w:sz="4" w:space="0"/>
         </w:tcBorders>
       </w:tcPr>
     </w:tblStylePr>
@@ -35042,12 +33962,12 @@
         <w:tblBorders/>
       </w:tblPr>
       <w:tcPr>
-        <w:shd w:color="ffffff"/>
+        <w:shd w:val="clear" w:color="ffffff"/>
         <w:tcBorders>
-          <w:top w:val="none"/>
+          <w:top w:val="none" w:color="000000" w:sz="4" w:space="0"/>
           <w:left w:val="single" w:color="000000" w:themeColor="accent1" w:sz="4" w:space="0"/>
-          <w:bottom w:val="none"/>
-          <w:right w:val="none"/>
+          <w:bottom w:val="none" w:color="000000" w:sz="4" w:space="0"/>
+          <w:right w:val="none" w:color="000000" w:sz="4" w:space="0"/>
         </w:tcBorders>
       </w:tcPr>
     </w:tblStylePr>
@@ -35070,9 +33990,9 @@
         <w:shd w:val="clear" w:color="ffffff" w:themeColor="light1" w:fill="ffffff" w:themeFill="light1"/>
         <w:tcBorders>
           <w:top w:val="single" w:color="000000" w:themeColor="accent1" w:sz="4" w:space="0"/>
-          <w:left w:val="none"/>
-          <w:bottom w:val="none"/>
-          <w:right w:val="none"/>
+          <w:left w:val="none" w:color="000000" w:sz="4" w:space="0"/>
+          <w:bottom w:val="none" w:color="000000" w:sz="4" w:space="0"/>
+          <w:right w:val="none" w:color="000000" w:sz="4" w:space="0"/>
         </w:tcBorders>
       </w:tcPr>
     </w:tblStylePr>
@@ -35147,9 +34067,9 @@
       </w:tcPr>
     </w:tblStylePr>
   </w:style>
-  <w:style w:type="table" w:styleId="112">
+  <w:style w:type="table" w:styleId="831">
     <w:name w:val="List Table 7 Colorful - Accent 2"/>
-    <w:basedOn w:val="684"/>
+    <w:basedOn w:val="917"/>
     <w:uiPriority w:val="99"/>
     <w:pPr>
       <w:pBdr/>
@@ -35248,11 +34168,11 @@
         <w:tblBorders/>
       </w:tblPr>
       <w:tcPr>
-        <w:shd w:color="ffffff"/>
+        <w:shd w:val="clear" w:color="ffffff"/>
         <w:tcBorders>
-          <w:top w:val="none"/>
-          <w:left w:val="none"/>
-          <w:bottom w:val="none"/>
+          <w:top w:val="none" w:color="000000" w:sz="4" w:space="0"/>
+          <w:left w:val="none" w:color="000000" w:sz="4" w:space="0"/>
+          <w:bottom w:val="none" w:color="000000" w:sz="4" w:space="0"/>
           <w:right w:val="single" w:color="000000" w:themeColor="accent2" w:themeTint="97" w:sz="4" w:space="0"/>
         </w:tcBorders>
       </w:tcPr>
@@ -35275,10 +34195,10 @@
       <w:tcPr>
         <w:shd w:val="clear" w:color="ffffff" w:themeColor="light1" w:fill="ffffff" w:themeFill="light1"/>
         <w:tcBorders>
-          <w:top w:val="none"/>
-          <w:left w:val="none"/>
+          <w:top w:val="none" w:color="000000" w:sz="4" w:space="0"/>
+          <w:left w:val="none" w:color="000000" w:sz="4" w:space="0"/>
           <w:bottom w:val="single" w:color="000000" w:themeColor="accent2" w:themeTint="97" w:sz="4" w:space="0"/>
-          <w:right w:val="none"/>
+          <w:right w:val="none" w:color="000000" w:sz="4" w:space="0"/>
         </w:tcBorders>
       </w:tcPr>
     </w:tblStylePr>
@@ -35298,12 +34218,12 @@
         <w:tblBorders/>
       </w:tblPr>
       <w:tcPr>
-        <w:shd w:color="ffffff"/>
+        <w:shd w:val="clear" w:color="ffffff"/>
         <w:tcBorders>
-          <w:top w:val="none"/>
+          <w:top w:val="none" w:color="000000" w:sz="4" w:space="0"/>
           <w:left w:val="single" w:color="000000" w:themeColor="accent2" w:themeTint="97" w:sz="4" w:space="0"/>
-          <w:bottom w:val="none"/>
-          <w:right w:val="none"/>
+          <w:bottom w:val="none" w:color="000000" w:sz="4" w:space="0"/>
+          <w:right w:val="none" w:color="000000" w:sz="4" w:space="0"/>
         </w:tcBorders>
       </w:tcPr>
     </w:tblStylePr>
@@ -35326,9 +34246,9 @@
         <w:shd w:val="clear" w:color="ffffff" w:themeColor="light1" w:fill="ffffff" w:themeFill="light1"/>
         <w:tcBorders>
           <w:top w:val="single" w:color="000000" w:themeColor="accent2" w:themeTint="97" w:sz="4" w:space="0"/>
-          <w:left w:val="none"/>
-          <w:bottom w:val="none"/>
-          <w:right w:val="none"/>
+          <w:left w:val="none" w:color="000000" w:sz="4" w:space="0"/>
+          <w:bottom w:val="none" w:color="000000" w:sz="4" w:space="0"/>
+          <w:right w:val="none" w:color="000000" w:sz="4" w:space="0"/>
         </w:tcBorders>
       </w:tcPr>
     </w:tblStylePr>
@@ -35403,9 +34323,9 @@
       </w:tcPr>
     </w:tblStylePr>
   </w:style>
-  <w:style w:type="table" w:styleId="113">
+  <w:style w:type="table" w:styleId="832">
     <w:name w:val="List Table 7 Colorful - Accent 3"/>
-    <w:basedOn w:val="684"/>
+    <w:basedOn w:val="917"/>
     <w:uiPriority w:val="99"/>
     <w:pPr>
       <w:pBdr/>
@@ -35504,11 +34424,11 @@
         <w:tblBorders/>
       </w:tblPr>
       <w:tcPr>
-        <w:shd w:color="ffffff"/>
+        <w:shd w:val="clear" w:color="ffffff"/>
         <w:tcBorders>
-          <w:top w:val="none"/>
-          <w:left w:val="none"/>
-          <w:bottom w:val="none"/>
+          <w:top w:val="none" w:color="000000" w:sz="4" w:space="0"/>
+          <w:left w:val="none" w:color="000000" w:sz="4" w:space="0"/>
+          <w:bottom w:val="none" w:color="000000" w:sz="4" w:space="0"/>
           <w:right w:val="single" w:color="000000" w:themeColor="accent3" w:themeTint="98" w:sz="4" w:space="0"/>
         </w:tcBorders>
       </w:tcPr>
@@ -35531,10 +34451,10 @@
       <w:tcPr>
         <w:shd w:val="clear" w:color="ffffff" w:themeColor="light1" w:fill="ffffff" w:themeFill="light1"/>
         <w:tcBorders>
-          <w:top w:val="none"/>
-          <w:left w:val="none"/>
+          <w:top w:val="none" w:color="000000" w:sz="4" w:space="0"/>
+          <w:left w:val="none" w:color="000000" w:sz="4" w:space="0"/>
           <w:bottom w:val="single" w:color="000000" w:themeColor="accent3" w:themeTint="98" w:sz="4" w:space="0"/>
-          <w:right w:val="none"/>
+          <w:right w:val="none" w:color="000000" w:sz="4" w:space="0"/>
         </w:tcBorders>
       </w:tcPr>
     </w:tblStylePr>
@@ -35554,12 +34474,12 @@
         <w:tblBorders/>
       </w:tblPr>
       <w:tcPr>
-        <w:shd w:color="ffffff"/>
+        <w:shd w:val="clear" w:color="ffffff"/>
         <w:tcBorders>
-          <w:top w:val="none"/>
+          <w:top w:val="none" w:color="000000" w:sz="4" w:space="0"/>
           <w:left w:val="single" w:color="000000" w:themeColor="accent3" w:themeTint="98" w:sz="4" w:space="0"/>
-          <w:bottom w:val="none"/>
-          <w:right w:val="none"/>
+          <w:bottom w:val="none" w:color="000000" w:sz="4" w:space="0"/>
+          <w:right w:val="none" w:color="000000" w:sz="4" w:space="0"/>
         </w:tcBorders>
       </w:tcPr>
     </w:tblStylePr>
@@ -35582,9 +34502,9 @@
         <w:shd w:val="clear" w:color="ffffff" w:themeColor="light1" w:fill="ffffff" w:themeFill="light1"/>
         <w:tcBorders>
           <w:top w:val="single" w:color="000000" w:themeColor="accent3" w:themeTint="98" w:sz="4" w:space="0"/>
-          <w:left w:val="none"/>
-          <w:bottom w:val="none"/>
-          <w:right w:val="none"/>
+          <w:left w:val="none" w:color="000000" w:sz="4" w:space="0"/>
+          <w:bottom w:val="none" w:color="000000" w:sz="4" w:space="0"/>
+          <w:right w:val="none" w:color="000000" w:sz="4" w:space="0"/>
         </w:tcBorders>
       </w:tcPr>
     </w:tblStylePr>
@@ -35659,9 +34579,9 @@
       </w:tcPr>
     </w:tblStylePr>
   </w:style>
-  <w:style w:type="table" w:styleId="114">
+  <w:style w:type="table" w:styleId="833">
     <w:name w:val="List Table 7 Colorful - Accent 4"/>
-    <w:basedOn w:val="684"/>
+    <w:basedOn w:val="917"/>
     <w:uiPriority w:val="99"/>
     <w:pPr>
       <w:pBdr/>
@@ -35760,11 +34680,11 @@
         <w:tblBorders/>
       </w:tblPr>
       <w:tcPr>
-        <w:shd w:color="ffffff"/>
+        <w:shd w:val="clear" w:color="ffffff"/>
         <w:tcBorders>
-          <w:top w:val="none"/>
-          <w:left w:val="none"/>
-          <w:bottom w:val="none"/>
+          <w:top w:val="none" w:color="000000" w:sz="4" w:space="0"/>
+          <w:left w:val="none" w:color="000000" w:sz="4" w:space="0"/>
+          <w:bottom w:val="none" w:color="000000" w:sz="4" w:space="0"/>
           <w:right w:val="single" w:color="000000" w:themeColor="accent4" w:themeTint="9A" w:sz="4" w:space="0"/>
         </w:tcBorders>
       </w:tcPr>
@@ -35787,10 +34707,10 @@
       <w:tcPr>
         <w:shd w:val="clear" w:color="ffffff" w:themeColor="light1" w:fill="ffffff" w:themeFill="light1"/>
         <w:tcBorders>
-          <w:top w:val="none"/>
-          <w:left w:val="none"/>
+          <w:top w:val="none" w:color="000000" w:sz="4" w:space="0"/>
+          <w:left w:val="none" w:color="000000" w:sz="4" w:space="0"/>
           <w:bottom w:val="single" w:color="000000" w:themeColor="accent4" w:themeTint="9A" w:sz="4" w:space="0"/>
-          <w:right w:val="none"/>
+          <w:right w:val="none" w:color="000000" w:sz="4" w:space="0"/>
         </w:tcBorders>
       </w:tcPr>
     </w:tblStylePr>
@@ -35810,12 +34730,12 @@
         <w:tblBorders/>
       </w:tblPr>
       <w:tcPr>
-        <w:shd w:color="ffffff"/>
+        <w:shd w:val="clear" w:color="ffffff"/>
         <w:tcBorders>
-          <w:top w:val="none"/>
+          <w:top w:val="none" w:color="000000" w:sz="4" w:space="0"/>
           <w:left w:val="single" w:color="000000" w:themeColor="accent4" w:themeTint="9A" w:sz="4" w:space="0"/>
-          <w:bottom w:val="none"/>
-          <w:right w:val="none"/>
+          <w:bottom w:val="none" w:color="000000" w:sz="4" w:space="0"/>
+          <w:right w:val="none" w:color="000000" w:sz="4" w:space="0"/>
         </w:tcBorders>
       </w:tcPr>
     </w:tblStylePr>
@@ -35838,9 +34758,9 @@
         <w:shd w:val="clear" w:color="ffffff" w:themeColor="light1" w:fill="ffffff" w:themeFill="light1"/>
         <w:tcBorders>
           <w:top w:val="single" w:color="000000" w:themeColor="accent4" w:themeTint="9A" w:sz="4" w:space="0"/>
-          <w:left w:val="none"/>
-          <w:bottom w:val="none"/>
-          <w:right w:val="none"/>
+          <w:left w:val="none" w:color="000000" w:sz="4" w:space="0"/>
+          <w:bottom w:val="none" w:color="000000" w:sz="4" w:space="0"/>
+          <w:right w:val="none" w:color="000000" w:sz="4" w:space="0"/>
         </w:tcBorders>
       </w:tcPr>
     </w:tblStylePr>
@@ -35915,9 +34835,9 @@
       </w:tcPr>
     </w:tblStylePr>
   </w:style>
-  <w:style w:type="table" w:styleId="115">
+  <w:style w:type="table" w:styleId="834">
     <w:name w:val="List Table 7 Colorful - Accent 5"/>
-    <w:basedOn w:val="684"/>
+    <w:basedOn w:val="917"/>
     <w:uiPriority w:val="99"/>
     <w:pPr>
       <w:pBdr/>
@@ -36016,11 +34936,11 @@
         <w:tblBorders/>
       </w:tblPr>
       <w:tcPr>
-        <w:shd w:color="ffffff"/>
+        <w:shd w:val="clear" w:color="ffffff"/>
         <w:tcBorders>
-          <w:top w:val="none"/>
-          <w:left w:val="none"/>
-          <w:bottom w:val="none"/>
+          <w:top w:val="none" w:color="000000" w:sz="4" w:space="0"/>
+          <w:left w:val="none" w:color="000000" w:sz="4" w:space="0"/>
+          <w:bottom w:val="none" w:color="000000" w:sz="4" w:space="0"/>
           <w:right w:val="single" w:color="000000" w:themeColor="accent5" w:themeTint="9A" w:sz="4" w:space="0"/>
         </w:tcBorders>
       </w:tcPr>
@@ -36043,10 +34963,10 @@
       <w:tcPr>
         <w:shd w:val="clear" w:color="ffffff" w:themeColor="light1" w:fill="ffffff" w:themeFill="light1"/>
         <w:tcBorders>
-          <w:top w:val="none"/>
-          <w:left w:val="none"/>
+          <w:top w:val="none" w:color="000000" w:sz="4" w:space="0"/>
+          <w:left w:val="none" w:color="000000" w:sz="4" w:space="0"/>
           <w:bottom w:val="single" w:color="000000" w:themeColor="accent5" w:themeTint="9A" w:sz="4" w:space="0"/>
-          <w:right w:val="none"/>
+          <w:right w:val="none" w:color="000000" w:sz="4" w:space="0"/>
         </w:tcBorders>
       </w:tcPr>
     </w:tblStylePr>
@@ -36066,12 +34986,12 @@
         <w:tblBorders/>
       </w:tblPr>
       <w:tcPr>
-        <w:shd w:color="ffffff"/>
+        <w:shd w:val="clear" w:color="ffffff"/>
         <w:tcBorders>
-          <w:top w:val="none"/>
+          <w:top w:val="none" w:color="000000" w:sz="4" w:space="0"/>
           <w:left w:val="single" w:color="000000" w:themeColor="accent5" w:themeTint="9A" w:sz="4" w:space="0"/>
-          <w:bottom w:val="none"/>
-          <w:right w:val="none"/>
+          <w:bottom w:val="none" w:color="000000" w:sz="4" w:space="0"/>
+          <w:right w:val="none" w:color="000000" w:sz="4" w:space="0"/>
         </w:tcBorders>
       </w:tcPr>
     </w:tblStylePr>
@@ -36094,9 +35014,9 @@
         <w:shd w:val="clear" w:color="ffffff" w:themeColor="light1" w:fill="ffffff" w:themeFill="light1"/>
         <w:tcBorders>
           <w:top w:val="single" w:color="000000" w:themeColor="accent5" w:themeTint="9A" w:sz="4" w:space="0"/>
-          <w:left w:val="none"/>
-          <w:bottom w:val="none"/>
-          <w:right w:val="none"/>
+          <w:left w:val="none" w:color="000000" w:sz="4" w:space="0"/>
+          <w:bottom w:val="none" w:color="000000" w:sz="4" w:space="0"/>
+          <w:right w:val="none" w:color="000000" w:sz="4" w:space="0"/>
         </w:tcBorders>
       </w:tcPr>
     </w:tblStylePr>
@@ -36171,9 +35091,9 @@
       </w:tcPr>
     </w:tblStylePr>
   </w:style>
-  <w:style w:type="table" w:styleId="116">
+  <w:style w:type="table" w:styleId="835">
     <w:name w:val="List Table 7 Colorful - Accent 6"/>
-    <w:basedOn w:val="684"/>
+    <w:basedOn w:val="917"/>
     <w:uiPriority w:val="99"/>
     <w:pPr>
       <w:pBdr/>
@@ -36272,11 +35192,11 @@
         <w:tblBorders/>
       </w:tblPr>
       <w:tcPr>
-        <w:shd w:color="ffffff"/>
+        <w:shd w:val="clear" w:color="ffffff"/>
         <w:tcBorders>
-          <w:top w:val="none"/>
-          <w:left w:val="none"/>
-          <w:bottom w:val="none"/>
+          <w:top w:val="none" w:color="000000" w:sz="4" w:space="0"/>
+          <w:left w:val="none" w:color="000000" w:sz="4" w:space="0"/>
+          <w:bottom w:val="none" w:color="000000" w:sz="4" w:space="0"/>
           <w:right w:val="single" w:color="000000" w:themeColor="accent6" w:themeTint="98" w:sz="4" w:space="0"/>
         </w:tcBorders>
       </w:tcPr>
@@ -36299,10 +35219,10 @@
       <w:tcPr>
         <w:shd w:val="clear" w:color="ffffff" w:themeColor="light1" w:fill="ffffff" w:themeFill="light1"/>
         <w:tcBorders>
-          <w:top w:val="none"/>
-          <w:left w:val="none"/>
+          <w:top w:val="none" w:color="000000" w:sz="4" w:space="0"/>
+          <w:left w:val="none" w:color="000000" w:sz="4" w:space="0"/>
           <w:bottom w:val="single" w:color="000000" w:themeColor="accent6" w:themeTint="98" w:sz="4" w:space="0"/>
-          <w:right w:val="none"/>
+          <w:right w:val="none" w:color="000000" w:sz="4" w:space="0"/>
         </w:tcBorders>
       </w:tcPr>
     </w:tblStylePr>
@@ -36322,12 +35242,12 @@
         <w:tblBorders/>
       </w:tblPr>
       <w:tcPr>
-        <w:shd w:color="ffffff"/>
+        <w:shd w:val="clear" w:color="ffffff"/>
         <w:tcBorders>
-          <w:top w:val="none"/>
+          <w:top w:val="none" w:color="000000" w:sz="4" w:space="0"/>
           <w:left w:val="single" w:color="000000" w:themeColor="accent6" w:themeTint="98" w:sz="4" w:space="0"/>
-          <w:bottom w:val="none"/>
-          <w:right w:val="none"/>
+          <w:bottom w:val="none" w:color="000000" w:sz="4" w:space="0"/>
+          <w:right w:val="none" w:color="000000" w:sz="4" w:space="0"/>
         </w:tcBorders>
       </w:tcPr>
     </w:tblStylePr>
@@ -36350,9 +35270,9 @@
         <w:shd w:val="clear" w:color="ffffff" w:themeColor="light1" w:fill="ffffff" w:themeFill="light1"/>
         <w:tcBorders>
           <w:top w:val="single" w:color="000000" w:themeColor="accent6" w:themeTint="98" w:sz="4" w:space="0"/>
-          <w:left w:val="none"/>
-          <w:bottom w:val="none"/>
-          <w:right w:val="none"/>
+          <w:left w:val="none" w:color="000000" w:sz="4" w:space="0"/>
+          <w:bottom w:val="none" w:color="000000" w:sz="4" w:space="0"/>
+          <w:right w:val="none" w:color="000000" w:sz="4" w:space="0"/>
         </w:tcBorders>
       </w:tcPr>
     </w:tblStylePr>
@@ -36427,9 +35347,9 @@
       </w:tcPr>
     </w:tblStylePr>
   </w:style>
-  <w:style w:type="table" w:styleId="117">
+  <w:style w:type="table" w:styleId="836">
     <w:name w:val="Lined - Accent"/>
-    <w:basedOn w:val="684"/>
+    <w:basedOn w:val="917"/>
     <w:uiPriority w:val="99"/>
     <w:pPr>
       <w:pBdr/>
@@ -36664,9 +35584,9 @@
       </w:tcPr>
     </w:tblStylePr>
   </w:style>
-  <w:style w:type="table" w:styleId="118">
+  <w:style w:type="table" w:styleId="837">
     <w:name w:val="Lined - Accent 1"/>
-    <w:basedOn w:val="684"/>
+    <w:basedOn w:val="917"/>
     <w:uiPriority w:val="99"/>
     <w:pPr>
       <w:pBdr/>
@@ -36901,9 +35821,9 @@
       </w:tcPr>
     </w:tblStylePr>
   </w:style>
-  <w:style w:type="table" w:styleId="119">
+  <w:style w:type="table" w:styleId="838">
     <w:name w:val="Lined - Accent 2"/>
-    <w:basedOn w:val="684"/>
+    <w:basedOn w:val="917"/>
     <w:uiPriority w:val="99"/>
     <w:pPr>
       <w:pBdr/>
@@ -37138,9 +36058,9 @@
       </w:tcPr>
     </w:tblStylePr>
   </w:style>
-  <w:style w:type="table" w:styleId="120">
+  <w:style w:type="table" w:styleId="839">
     <w:name w:val="Lined - Accent 3"/>
-    <w:basedOn w:val="684"/>
+    <w:basedOn w:val="917"/>
     <w:uiPriority w:val="99"/>
     <w:pPr>
       <w:pBdr/>
@@ -37375,9 +36295,9 @@
       </w:tcPr>
     </w:tblStylePr>
   </w:style>
-  <w:style w:type="table" w:styleId="121">
+  <w:style w:type="table" w:styleId="840">
     <w:name w:val="Lined - Accent 4"/>
-    <w:basedOn w:val="684"/>
+    <w:basedOn w:val="917"/>
     <w:uiPriority w:val="99"/>
     <w:pPr>
       <w:pBdr/>
@@ -37612,9 +36532,9 @@
       </w:tcPr>
     </w:tblStylePr>
   </w:style>
-  <w:style w:type="table" w:styleId="122">
+  <w:style w:type="table" w:styleId="841">
     <w:name w:val="Lined - Accent 5"/>
-    <w:basedOn w:val="684"/>
+    <w:basedOn w:val="917"/>
     <w:uiPriority w:val="99"/>
     <w:pPr>
       <w:pBdr/>
@@ -37849,9 +36769,9 @@
       </w:tcPr>
     </w:tblStylePr>
   </w:style>
-  <w:style w:type="table" w:styleId="123">
+  <w:style w:type="table" w:styleId="842">
     <w:name w:val="Lined - Accent 6"/>
-    <w:basedOn w:val="684"/>
+    <w:basedOn w:val="917"/>
     <w:uiPriority w:val="99"/>
     <w:pPr>
       <w:pBdr/>
@@ -38086,9 +37006,9 @@
       </w:tcPr>
     </w:tblStylePr>
   </w:style>
-  <w:style w:type="table" w:styleId="124">
+  <w:style w:type="table" w:styleId="843">
     <w:name w:val="Bordered &amp; Lined - Accent"/>
-    <w:basedOn w:val="684"/>
+    <w:basedOn w:val="917"/>
     <w:uiPriority w:val="99"/>
     <w:pPr>
       <w:pBdr/>
@@ -38330,9 +37250,9 @@
       </w:tcPr>
     </w:tblStylePr>
   </w:style>
-  <w:style w:type="table" w:styleId="125">
+  <w:style w:type="table" w:styleId="844">
     <w:name w:val="Bordered &amp; Lined - Accent 1"/>
-    <w:basedOn w:val="684"/>
+    <w:basedOn w:val="917"/>
     <w:uiPriority w:val="99"/>
     <w:pPr>
       <w:pBdr/>
@@ -38574,9 +37494,9 @@
       </w:tcPr>
     </w:tblStylePr>
   </w:style>
-  <w:style w:type="table" w:styleId="126">
+  <w:style w:type="table" w:styleId="845">
     <w:name w:val="Bordered &amp; Lined - Accent 2"/>
-    <w:basedOn w:val="684"/>
+    <w:basedOn w:val="917"/>
     <w:uiPriority w:val="99"/>
     <w:pPr>
       <w:pBdr/>
@@ -38818,9 +37738,9 @@
       </w:tcPr>
     </w:tblStylePr>
   </w:style>
-  <w:style w:type="table" w:styleId="127">
+  <w:style w:type="table" w:styleId="846">
     <w:name w:val="Bordered &amp; Lined - Accent 3"/>
-    <w:basedOn w:val="684"/>
+    <w:basedOn w:val="917"/>
     <w:uiPriority w:val="99"/>
     <w:pPr>
       <w:pBdr/>
@@ -39062,9 +37982,9 @@
       </w:tcPr>
     </w:tblStylePr>
   </w:style>
-  <w:style w:type="table" w:styleId="128">
+  <w:style w:type="table" w:styleId="847">
     <w:name w:val="Bordered &amp; Lined - Accent 4"/>
-    <w:basedOn w:val="684"/>
+    <w:basedOn w:val="917"/>
     <w:uiPriority w:val="99"/>
     <w:pPr>
       <w:pBdr/>
@@ -39306,9 +38226,9 @@
       </w:tcPr>
     </w:tblStylePr>
   </w:style>
-  <w:style w:type="table" w:styleId="129">
+  <w:style w:type="table" w:styleId="848">
     <w:name w:val="Bordered &amp; Lined - Accent 5"/>
-    <w:basedOn w:val="684"/>
+    <w:basedOn w:val="917"/>
     <w:uiPriority w:val="99"/>
     <w:pPr>
       <w:pBdr/>
@@ -39550,9 +38470,9 @@
       </w:tcPr>
     </w:tblStylePr>
   </w:style>
-  <w:style w:type="table" w:styleId="130">
+  <w:style w:type="table" w:styleId="849">
     <w:name w:val="Bordered &amp; Lined - Accent 6"/>
-    <w:basedOn w:val="684"/>
+    <w:basedOn w:val="917"/>
     <w:uiPriority w:val="99"/>
     <w:pPr>
       <w:pBdr/>
@@ -39794,9 +38714,9 @@
       </w:tcPr>
     </w:tblStylePr>
   </w:style>
-  <w:style w:type="table" w:styleId="131">
+  <w:style w:type="table" w:styleId="850">
     <w:name w:val="Bordered"/>
-    <w:basedOn w:val="684"/>
+    <w:basedOn w:val="917"/>
     <w:uiPriority w:val="99"/>
     <w:pPr>
       <w:pBdr/>
@@ -40025,9 +38945,9 @@
       </w:tcPr>
     </w:tblStylePr>
   </w:style>
-  <w:style w:type="table" w:styleId="132">
+  <w:style w:type="table" w:styleId="851">
     <w:name w:val="Bordered - Accent 1"/>
-    <w:basedOn w:val="684"/>
+    <w:basedOn w:val="917"/>
     <w:uiPriority w:val="99"/>
     <w:pPr>
       <w:pBdr/>
@@ -40256,9 +39176,9 @@
       </w:tcPr>
     </w:tblStylePr>
   </w:style>
-  <w:style w:type="table" w:styleId="133">
+  <w:style w:type="table" w:styleId="852">
     <w:name w:val="Bordered - Accent 2"/>
-    <w:basedOn w:val="684"/>
+    <w:basedOn w:val="917"/>
     <w:uiPriority w:val="99"/>
     <w:pPr>
       <w:pBdr/>
@@ -40487,9 +39407,9 @@
       </w:tcPr>
     </w:tblStylePr>
   </w:style>
-  <w:style w:type="table" w:styleId="134">
+  <w:style w:type="table" w:styleId="853">
     <w:name w:val="Bordered - Accent 3"/>
-    <w:basedOn w:val="684"/>
+    <w:basedOn w:val="917"/>
     <w:uiPriority w:val="99"/>
     <w:pPr>
       <w:pBdr/>
@@ -40718,9 +39638,9 @@
       </w:tcPr>
     </w:tblStylePr>
   </w:style>
-  <w:style w:type="table" w:styleId="135">
+  <w:style w:type="table" w:styleId="854">
     <w:name w:val="Bordered - Accent 4"/>
-    <w:basedOn w:val="684"/>
+    <w:basedOn w:val="917"/>
     <w:uiPriority w:val="99"/>
     <w:pPr>
       <w:pBdr/>
@@ -40949,9 +39869,9 @@
       </w:tcPr>
     </w:tblStylePr>
   </w:style>
-  <w:style w:type="table" w:styleId="136">
+  <w:style w:type="table" w:styleId="855">
     <w:name w:val="Bordered - Accent 5"/>
-    <w:basedOn w:val="684"/>
+    <w:basedOn w:val="917"/>
     <w:uiPriority w:val="99"/>
     <w:pPr>
       <w:pBdr/>
@@ -41180,9 +40100,9 @@
       </w:tcPr>
     </w:tblStylePr>
   </w:style>
-  <w:style w:type="table" w:styleId="137">
+  <w:style w:type="table" w:styleId="856">
     <w:name w:val="Bordered - Accent 6"/>
-    <w:basedOn w:val="684"/>
+    <w:basedOn w:val="917"/>
     <w:uiPriority w:val="99"/>
     <w:pPr>
       <w:pBdr/>
@@ -41411,11 +40331,11 @@
       </w:tcPr>
     </w:tblStylePr>
   </w:style>
-  <w:style w:type="paragraph" w:styleId="139">
+  <w:style w:type="paragraph" w:styleId="857">
     <w:name w:val="Heading 1"/>
-    <w:basedOn w:val="682"/>
-    <w:next w:val="682"/>
-    <w:link w:val="150"/>
+    <w:basedOn w:val="915"/>
+    <w:next w:val="915"/>
+    <w:link w:val="866"/>
     <w:uiPriority w:val="9"/>
     <w:qFormat/>
     <w:pPr>
@@ -41433,11 +40353,11 @@
       <w:szCs w:val="40"/>
     </w:rPr>
   </w:style>
-  <w:style w:type="paragraph" w:styleId="140">
+  <w:style w:type="paragraph" w:styleId="858">
     <w:name w:val="Heading 2"/>
-    <w:basedOn w:val="682"/>
-    <w:next w:val="682"/>
-    <w:link w:val="151"/>
+    <w:basedOn w:val="915"/>
+    <w:next w:val="915"/>
+    <w:link w:val="867"/>
     <w:uiPriority w:val="9"/>
     <w:unhideWhenUsed/>
     <w:qFormat/>
@@ -41456,11 +40376,11 @@
       <w:szCs w:val="32"/>
     </w:rPr>
   </w:style>
-  <w:style w:type="paragraph" w:styleId="141">
+  <w:style w:type="paragraph" w:styleId="859">
     <w:name w:val="Heading 3"/>
-    <w:basedOn w:val="682"/>
-    <w:next w:val="682"/>
-    <w:link w:val="152"/>
+    <w:basedOn w:val="915"/>
+    <w:next w:val="915"/>
+    <w:link w:val="868"/>
     <w:uiPriority w:val="9"/>
     <w:unhideWhenUsed/>
     <w:qFormat/>
@@ -41479,11 +40399,11 @@
       <w:szCs w:val="28"/>
     </w:rPr>
   </w:style>
-  <w:style w:type="paragraph" w:styleId="142">
+  <w:style w:type="paragraph" w:styleId="860">
     <w:name w:val="Heading 4"/>
-    <w:basedOn w:val="682"/>
-    <w:next w:val="682"/>
-    <w:link w:val="153"/>
+    <w:basedOn w:val="915"/>
+    <w:next w:val="915"/>
+    <w:link w:val="869"/>
     <w:uiPriority w:val="9"/>
     <w:unhideWhenUsed/>
     <w:qFormat/>
@@ -41502,11 +40422,11 @@
       <w:color w:val="0f4761" w:themeColor="accent1" w:themeShade="BF"/>
     </w:rPr>
   </w:style>
-  <w:style w:type="paragraph" w:styleId="143">
+  <w:style w:type="paragraph" w:styleId="861">
     <w:name w:val="Heading 5"/>
-    <w:basedOn w:val="682"/>
-    <w:next w:val="682"/>
-    <w:link w:val="154"/>
+    <w:basedOn w:val="915"/>
+    <w:next w:val="915"/>
+    <w:link w:val="870"/>
     <w:uiPriority w:val="9"/>
     <w:unhideWhenUsed/>
     <w:qFormat/>
@@ -41523,11 +40443,11 @@
       <w:color w:val="0f4761" w:themeColor="accent1" w:themeShade="BF"/>
     </w:rPr>
   </w:style>
-  <w:style w:type="paragraph" w:styleId="144">
+  <w:style w:type="paragraph" w:styleId="862">
     <w:name w:val="Heading 6"/>
-    <w:basedOn w:val="682"/>
-    <w:next w:val="682"/>
-    <w:link w:val="155"/>
+    <w:basedOn w:val="915"/>
+    <w:next w:val="915"/>
+    <w:link w:val="871"/>
     <w:uiPriority w:val="9"/>
     <w:unhideWhenUsed/>
     <w:qFormat/>
@@ -41546,11 +40466,11 @@
       <w:color w:val="595959" w:themeColor="text1" w:themeTint="A6"/>
     </w:rPr>
   </w:style>
-  <w:style w:type="paragraph" w:styleId="145">
+  <w:style w:type="paragraph" w:styleId="863">
     <w:name w:val="Heading 7"/>
-    <w:basedOn w:val="682"/>
-    <w:next w:val="682"/>
-    <w:link w:val="156"/>
+    <w:basedOn w:val="915"/>
+    <w:next w:val="915"/>
+    <w:link w:val="872"/>
     <w:uiPriority w:val="9"/>
     <w:unhideWhenUsed/>
     <w:qFormat/>
@@ -41567,11 +40487,11 @@
       <w:color w:val="595959" w:themeColor="text1" w:themeTint="A6"/>
     </w:rPr>
   </w:style>
-  <w:style w:type="paragraph" w:styleId="146">
+  <w:style w:type="paragraph" w:styleId="864">
     <w:name w:val="Heading 8"/>
-    <w:basedOn w:val="682"/>
-    <w:next w:val="682"/>
-    <w:link w:val="157"/>
+    <w:basedOn w:val="915"/>
+    <w:next w:val="915"/>
+    <w:link w:val="873"/>
     <w:uiPriority w:val="9"/>
     <w:unhideWhenUsed/>
     <w:qFormat/>
@@ -41590,11 +40510,11 @@
       <w:color w:val="272727" w:themeColor="text1" w:themeTint="D8"/>
     </w:rPr>
   </w:style>
-  <w:style w:type="paragraph" w:styleId="147">
+  <w:style w:type="paragraph" w:styleId="865">
     <w:name w:val="Heading 9"/>
-    <w:basedOn w:val="682"/>
-    <w:next w:val="682"/>
-    <w:link w:val="158"/>
+    <w:basedOn w:val="915"/>
+    <w:next w:val="915"/>
+    <w:link w:val="874"/>
     <w:uiPriority w:val="9"/>
     <w:unhideWhenUsed/>
     <w:qFormat/>
@@ -41613,10 +40533,10 @@
       <w:color w:val="272727" w:themeColor="text1" w:themeTint="D8"/>
     </w:rPr>
   </w:style>
-  <w:style w:type="character" w:styleId="150">
+  <w:style w:type="character" w:styleId="866">
     <w:name w:val="Heading 1 Char"/>
-    <w:basedOn w:val="683"/>
-    <w:link w:val="139"/>
+    <w:basedOn w:val="916"/>
+    <w:link w:val="857"/>
     <w:uiPriority w:val="9"/>
     <w:pPr>
       <w:pBdr/>
@@ -41630,10 +40550,10 @@
       <w:szCs w:val="40"/>
     </w:rPr>
   </w:style>
-  <w:style w:type="character" w:styleId="151">
+  <w:style w:type="character" w:styleId="867">
     <w:name w:val="Heading 2 Char"/>
-    <w:basedOn w:val="683"/>
-    <w:link w:val="140"/>
+    <w:basedOn w:val="916"/>
+    <w:link w:val="858"/>
     <w:uiPriority w:val="9"/>
     <w:pPr>
       <w:pBdr/>
@@ -41647,10 +40567,10 @@
       <w:szCs w:val="32"/>
     </w:rPr>
   </w:style>
-  <w:style w:type="character" w:styleId="152">
+  <w:style w:type="character" w:styleId="868">
     <w:name w:val="Heading 3 Char"/>
-    <w:basedOn w:val="683"/>
-    <w:link w:val="141"/>
+    <w:basedOn w:val="916"/>
+    <w:link w:val="859"/>
     <w:uiPriority w:val="9"/>
     <w:pPr>
       <w:pBdr/>
@@ -41664,10 +40584,10 @@
       <w:szCs w:val="28"/>
     </w:rPr>
   </w:style>
-  <w:style w:type="character" w:styleId="153">
+  <w:style w:type="character" w:styleId="869">
     <w:name w:val="Heading 4 Char"/>
-    <w:basedOn w:val="683"/>
-    <w:link w:val="142"/>
+    <w:basedOn w:val="916"/>
+    <w:link w:val="860"/>
     <w:uiPriority w:val="9"/>
     <w:pPr>
       <w:pBdr/>
@@ -41681,10 +40601,10 @@
       <w:color w:val="0f4761" w:themeColor="accent1" w:themeShade="BF"/>
     </w:rPr>
   </w:style>
-  <w:style w:type="character" w:styleId="154">
+  <w:style w:type="character" w:styleId="870">
     <w:name w:val="Heading 5 Char"/>
-    <w:basedOn w:val="683"/>
-    <w:link w:val="143"/>
+    <w:basedOn w:val="916"/>
+    <w:link w:val="861"/>
     <w:uiPriority w:val="9"/>
     <w:pPr>
       <w:pBdr/>
@@ -41696,10 +40616,10 @@
       <w:color w:val="0f4761" w:themeColor="accent1" w:themeShade="BF"/>
     </w:rPr>
   </w:style>
-  <w:style w:type="character" w:styleId="155">
+  <w:style w:type="character" w:styleId="871">
     <w:name w:val="Heading 6 Char"/>
-    <w:basedOn w:val="683"/>
-    <w:link w:val="144"/>
+    <w:basedOn w:val="916"/>
+    <w:link w:val="862"/>
     <w:uiPriority w:val="9"/>
     <w:pPr>
       <w:pBdr/>
@@ -41713,10 +40633,10 @@
       <w:color w:val="595959" w:themeColor="text1" w:themeTint="A6"/>
     </w:rPr>
   </w:style>
-  <w:style w:type="character" w:styleId="156">
+  <w:style w:type="character" w:styleId="872">
     <w:name w:val="Heading 7 Char"/>
-    <w:basedOn w:val="683"/>
-    <w:link w:val="145"/>
+    <w:basedOn w:val="916"/>
+    <w:link w:val="863"/>
     <w:uiPriority w:val="9"/>
     <w:pPr>
       <w:pBdr/>
@@ -41728,10 +40648,10 @@
       <w:color w:val="595959" w:themeColor="text1" w:themeTint="A6"/>
     </w:rPr>
   </w:style>
-  <w:style w:type="character" w:styleId="157">
+  <w:style w:type="character" w:styleId="873">
     <w:name w:val="Heading 8 Char"/>
-    <w:basedOn w:val="683"/>
-    <w:link w:val="146"/>
+    <w:basedOn w:val="916"/>
+    <w:link w:val="864"/>
     <w:uiPriority w:val="9"/>
     <w:pPr>
       <w:pBdr/>
@@ -41745,10 +40665,10 @@
       <w:color w:val="272727" w:themeColor="text1" w:themeTint="D8"/>
     </w:rPr>
   </w:style>
-  <w:style w:type="character" w:styleId="158">
+  <w:style w:type="character" w:styleId="874">
     <w:name w:val="Heading 9 Char"/>
-    <w:basedOn w:val="683"/>
-    <w:link w:val="147"/>
+    <w:basedOn w:val="916"/>
+    <w:link w:val="865"/>
     <w:uiPriority w:val="9"/>
     <w:pPr>
       <w:pBdr/>
@@ -41762,11 +40682,11 @@
       <w:color w:val="272727" w:themeColor="text1" w:themeTint="D8"/>
     </w:rPr>
   </w:style>
-  <w:style w:type="paragraph" w:styleId="159">
+  <w:style w:type="paragraph" w:styleId="875">
     <w:name w:val="Title"/>
-    <w:basedOn w:val="682"/>
-    <w:next w:val="682"/>
-    <w:link w:val="160"/>
+    <w:basedOn w:val="915"/>
+    <w:next w:val="915"/>
+    <w:link w:val="876"/>
     <w:uiPriority w:val="10"/>
     <w:qFormat/>
     <w:pPr>
@@ -41782,10 +40702,10 @@
       <w:szCs w:val="56"/>
     </w:rPr>
   </w:style>
-  <w:style w:type="character" w:styleId="160">
+  <w:style w:type="character" w:styleId="876">
     <w:name w:val="Title Char"/>
-    <w:basedOn w:val="683"/>
-    <w:link w:val="159"/>
+    <w:basedOn w:val="916"/>
+    <w:link w:val="875"/>
     <w:uiPriority w:val="10"/>
     <w:pPr>
       <w:pBdr/>
@@ -41799,11 +40719,11 @@
       <w:szCs w:val="56"/>
     </w:rPr>
   </w:style>
-  <w:style w:type="paragraph" w:styleId="161">
+  <w:style w:type="paragraph" w:styleId="877">
     <w:name w:val="Subtitle"/>
-    <w:basedOn w:val="682"/>
-    <w:next w:val="682"/>
-    <w:link w:val="162"/>
+    <w:basedOn w:val="915"/>
+    <w:next w:val="915"/>
+    <w:link w:val="878"/>
     <w:uiPriority w:val="11"/>
     <w:qFormat/>
     <w:pPr>
@@ -41821,10 +40741,10 @@
       <w:szCs w:val="28"/>
     </w:rPr>
   </w:style>
-  <w:style w:type="character" w:styleId="162">
+  <w:style w:type="character" w:styleId="878">
     <w:name w:val="Subtitle Char"/>
-    <w:basedOn w:val="683"/>
-    <w:link w:val="161"/>
+    <w:basedOn w:val="916"/>
+    <w:link w:val="877"/>
     <w:uiPriority w:val="11"/>
     <w:pPr>
       <w:pBdr/>
@@ -41838,11 +40758,11 @@
       <w:szCs w:val="28"/>
     </w:rPr>
   </w:style>
-  <w:style w:type="paragraph" w:styleId="163">
+  <w:style w:type="paragraph" w:styleId="879">
     <w:name w:val="Quote"/>
-    <w:basedOn w:val="682"/>
-    <w:next w:val="682"/>
-    <w:link w:val="164"/>
+    <w:basedOn w:val="915"/>
+    <w:next w:val="915"/>
+    <w:link w:val="880"/>
     <w:uiPriority w:val="29"/>
     <w:qFormat/>
     <w:pPr>
@@ -41857,10 +40777,10 @@
       <w:color w:val="404040" w:themeColor="text1" w:themeTint="BF"/>
     </w:rPr>
   </w:style>
-  <w:style w:type="character" w:styleId="164">
+  <w:style w:type="character" w:styleId="880">
     <w:name w:val="Quote Char"/>
-    <w:basedOn w:val="683"/>
-    <w:link w:val="163"/>
+    <w:basedOn w:val="916"/>
+    <w:link w:val="879"/>
     <w:uiPriority w:val="29"/>
     <w:pPr>
       <w:pBdr/>
@@ -41873,9 +40793,9 @@
       <w:color w:val="404040" w:themeColor="text1" w:themeTint="BF"/>
     </w:rPr>
   </w:style>
-  <w:style w:type="character" w:styleId="166">
+  <w:style w:type="character" w:styleId="881">
     <w:name w:val="Intense Emphasis"/>
-    <w:basedOn w:val="683"/>
+    <w:basedOn w:val="916"/>
     <w:uiPriority w:val="21"/>
     <w:qFormat/>
     <w:pPr>
@@ -41889,11 +40809,11 @@
       <w:color w:val="0f4761" w:themeColor="accent1" w:themeShade="BF"/>
     </w:rPr>
   </w:style>
-  <w:style w:type="paragraph" w:styleId="167">
+  <w:style w:type="paragraph" w:styleId="882">
     <w:name w:val="Intense Quote"/>
-    <w:basedOn w:val="682"/>
-    <w:next w:val="682"/>
-    <w:link w:val="168"/>
+    <w:basedOn w:val="915"/>
+    <w:next w:val="915"/>
+    <w:link w:val="883"/>
     <w:uiPriority w:val="30"/>
     <w:qFormat/>
     <w:pPr>
@@ -41911,10 +40831,10 @@
       <w:color w:val="0f4761" w:themeColor="accent1" w:themeShade="BF"/>
     </w:rPr>
   </w:style>
-  <w:style w:type="character" w:styleId="168">
+  <w:style w:type="character" w:styleId="883">
     <w:name w:val="Intense Quote Char"/>
-    <w:basedOn w:val="683"/>
-    <w:link w:val="167"/>
+    <w:basedOn w:val="916"/>
+    <w:link w:val="882"/>
     <w:uiPriority w:val="30"/>
     <w:pPr>
       <w:pBdr/>
@@ -41927,9 +40847,9 @@
       <w:color w:val="0f4761" w:themeColor="accent1" w:themeShade="BF"/>
     </w:rPr>
   </w:style>
-  <w:style w:type="character" w:styleId="169">
+  <w:style w:type="character" w:styleId="884">
     <w:name w:val="Intense Reference"/>
-    <w:basedOn w:val="683"/>
+    <w:basedOn w:val="916"/>
     <w:uiPriority w:val="32"/>
     <w:qFormat/>
     <w:pPr>
@@ -41945,9 +40865,9 @@
       <w:spacing w:val="5"/>
     </w:rPr>
   </w:style>
-  <w:style w:type="paragraph" w:styleId="170">
+  <w:style w:type="paragraph" w:styleId="885">
     <w:name w:val="No Spacing"/>
-    <w:basedOn w:val="682"/>
+    <w:basedOn w:val="915"/>
     <w:uiPriority w:val="1"/>
     <w:qFormat/>
     <w:pPr>
@@ -41956,9 +40876,9 @@
       <w:ind/>
     </w:pPr>
   </w:style>
-  <w:style w:type="character" w:styleId="171">
+  <w:style w:type="character" w:styleId="886">
     <w:name w:val="Subtle Emphasis"/>
-    <w:basedOn w:val="683"/>
+    <w:basedOn w:val="916"/>
     <w:uiPriority w:val="19"/>
     <w:qFormat/>
     <w:pPr>
@@ -41972,9 +40892,9 @@
       <w:color w:val="404040" w:themeColor="text1" w:themeTint="BF"/>
     </w:rPr>
   </w:style>
-  <w:style w:type="character" w:styleId="172">
+  <w:style w:type="character" w:styleId="887">
     <w:name w:val="Emphasis"/>
-    <w:basedOn w:val="683"/>
+    <w:basedOn w:val="916"/>
     <w:uiPriority w:val="20"/>
     <w:qFormat/>
     <w:pPr>
@@ -41987,9 +40907,9 @@
       <w:iCs/>
     </w:rPr>
   </w:style>
-  <w:style w:type="character" w:styleId="173">
+  <w:style w:type="character" w:styleId="888">
     <w:name w:val="Strong"/>
-    <w:basedOn w:val="683"/>
+    <w:basedOn w:val="916"/>
     <w:uiPriority w:val="22"/>
     <w:qFormat/>
     <w:pPr>
@@ -42002,9 +40922,9 @@
       <w:bCs/>
     </w:rPr>
   </w:style>
-  <w:style w:type="character" w:styleId="174">
+  <w:style w:type="character" w:styleId="889">
     <w:name w:val="Subtle Reference"/>
-    <w:basedOn w:val="683"/>
+    <w:basedOn w:val="916"/>
     <w:uiPriority w:val="31"/>
     <w:qFormat/>
     <w:pPr>
@@ -42017,9 +40937,9 @@
       <w:color w:val="5a5a5a" w:themeColor="text1" w:themeTint="A5"/>
     </w:rPr>
   </w:style>
-  <w:style w:type="character" w:styleId="175">
+  <w:style w:type="character" w:styleId="890">
     <w:name w:val="Book Title"/>
-    <w:basedOn w:val="683"/>
+    <w:basedOn w:val="916"/>
     <w:uiPriority w:val="33"/>
     <w:qFormat/>
     <w:pPr>
@@ -42035,10 +40955,10 @@
       <w:spacing w:val="5"/>
     </w:rPr>
   </w:style>
-  <w:style w:type="paragraph" w:styleId="176">
+  <w:style w:type="paragraph" w:styleId="891">
     <w:name w:val="Header"/>
-    <w:basedOn w:val="682"/>
-    <w:link w:val="177"/>
+    <w:basedOn w:val="915"/>
+    <w:link w:val="892"/>
     <w:uiPriority w:val="99"/>
     <w:unhideWhenUsed/>
     <w:pPr>
@@ -42051,10 +40971,10 @@
       <w:ind/>
     </w:pPr>
   </w:style>
-  <w:style w:type="character" w:styleId="177">
+  <w:style w:type="character" w:styleId="892">
     <w:name w:val="Header Char"/>
-    <w:basedOn w:val="683"/>
-    <w:link w:val="176"/>
+    <w:basedOn w:val="916"/>
+    <w:link w:val="891"/>
     <w:uiPriority w:val="99"/>
     <w:pPr>
       <w:pBdr/>
@@ -42062,10 +40982,10 @@
       <w:ind/>
     </w:pPr>
   </w:style>
-  <w:style w:type="paragraph" w:styleId="178">
+  <w:style w:type="paragraph" w:styleId="893">
     <w:name w:val="Footer"/>
-    <w:basedOn w:val="682"/>
-    <w:link w:val="179"/>
+    <w:basedOn w:val="915"/>
+    <w:link w:val="894"/>
     <w:uiPriority w:val="99"/>
     <w:unhideWhenUsed/>
     <w:pPr>
@@ -42078,10 +40998,10 @@
       <w:ind/>
     </w:pPr>
   </w:style>
-  <w:style w:type="character" w:styleId="179">
+  <w:style w:type="character" w:styleId="894">
     <w:name w:val="Footer Char"/>
-    <w:basedOn w:val="683"/>
-    <w:link w:val="178"/>
+    <w:basedOn w:val="916"/>
+    <w:link w:val="893"/>
     <w:uiPriority w:val="99"/>
     <w:pPr>
       <w:pBdr/>
@@ -42089,10 +41009,10 @@
       <w:ind/>
     </w:pPr>
   </w:style>
-  <w:style w:type="paragraph" w:styleId="180">
+  <w:style w:type="paragraph" w:styleId="895">
     <w:name w:val="Caption"/>
-    <w:basedOn w:val="682"/>
-    <w:next w:val="682"/>
+    <w:basedOn w:val="915"/>
+    <w:next w:val="915"/>
     <w:uiPriority w:val="35"/>
     <w:unhideWhenUsed/>
     <w:qFormat/>
@@ -42109,10 +41029,10 @@
       <w:szCs w:val="18"/>
     </w:rPr>
   </w:style>
-  <w:style w:type="paragraph" w:styleId="181">
+  <w:style w:type="paragraph" w:styleId="896">
     <w:name w:val="footnote text"/>
-    <w:basedOn w:val="682"/>
-    <w:link w:val="182"/>
+    <w:basedOn w:val="915"/>
+    <w:link w:val="897"/>
     <w:uiPriority w:val="99"/>
     <w:semiHidden/>
     <w:unhideWhenUsed/>
@@ -42126,10 +41046,10 @@
       <w:szCs w:val="20"/>
     </w:rPr>
   </w:style>
-  <w:style w:type="character" w:styleId="182">
+  <w:style w:type="character" w:styleId="897">
     <w:name w:val="Footnote Text Char"/>
-    <w:basedOn w:val="683"/>
-    <w:link w:val="181"/>
+    <w:basedOn w:val="916"/>
+    <w:link w:val="896"/>
     <w:uiPriority w:val="99"/>
     <w:semiHidden/>
     <w:pPr>
@@ -42142,9 +41062,9 @@
       <w:szCs w:val="20"/>
     </w:rPr>
   </w:style>
-  <w:style w:type="character" w:styleId="183">
+  <w:style w:type="character" w:styleId="898">
     <w:name w:val="footnote reference"/>
-    <w:basedOn w:val="683"/>
+    <w:basedOn w:val="916"/>
     <w:uiPriority w:val="99"/>
     <w:semiHidden/>
     <w:unhideWhenUsed/>
@@ -42157,10 +41077,10 @@
       <w:vertAlign w:val="superscript"/>
     </w:rPr>
   </w:style>
-  <w:style w:type="paragraph" w:styleId="184">
+  <w:style w:type="paragraph" w:styleId="899">
     <w:name w:val="endnote text"/>
-    <w:basedOn w:val="682"/>
-    <w:link w:val="185"/>
+    <w:basedOn w:val="915"/>
+    <w:link w:val="900"/>
     <w:uiPriority w:val="99"/>
     <w:semiHidden/>
     <w:unhideWhenUsed/>
@@ -42174,10 +41094,10 @@
       <w:szCs w:val="20"/>
     </w:rPr>
   </w:style>
-  <w:style w:type="character" w:styleId="185">
+  <w:style w:type="character" w:styleId="900">
     <w:name w:val="Endnote Text Char"/>
-    <w:basedOn w:val="683"/>
-    <w:link w:val="184"/>
+    <w:basedOn w:val="916"/>
+    <w:link w:val="899"/>
     <w:uiPriority w:val="99"/>
     <w:semiHidden/>
     <w:pPr>
@@ -42190,9 +41110,9 @@
       <w:szCs w:val="20"/>
     </w:rPr>
   </w:style>
-  <w:style w:type="character" w:styleId="186">
+  <w:style w:type="character" w:styleId="901">
     <w:name w:val="endnote reference"/>
-    <w:basedOn w:val="683"/>
+    <w:basedOn w:val="916"/>
     <w:uiPriority w:val="99"/>
     <w:semiHidden/>
     <w:unhideWhenUsed/>
@@ -42205,9 +41125,9 @@
       <w:vertAlign w:val="superscript"/>
     </w:rPr>
   </w:style>
-  <w:style w:type="character" w:styleId="188">
+  <w:style w:type="character" w:styleId="902">
     <w:name w:val="FollowedHyperlink"/>
-    <w:basedOn w:val="683"/>
+    <w:basedOn w:val="916"/>
     <w:uiPriority w:val="99"/>
     <w:semiHidden/>
     <w:unhideWhenUsed/>
@@ -42221,10 +41141,10 @@
       <w:u w:val="single"/>
     </w:rPr>
   </w:style>
-  <w:style w:type="paragraph" w:styleId="189">
+  <w:style w:type="paragraph" w:styleId="903">
     <w:name w:val="toc 1"/>
-    <w:basedOn w:val="682"/>
-    <w:next w:val="682"/>
+    <w:basedOn w:val="915"/>
+    <w:next w:val="915"/>
     <w:uiPriority w:val="39"/>
     <w:unhideWhenUsed/>
     <w:pPr>
@@ -42233,10 +41153,10 @@
       <w:ind/>
     </w:pPr>
   </w:style>
-  <w:style w:type="paragraph" w:styleId="190">
+  <w:style w:type="paragraph" w:styleId="904">
     <w:name w:val="toc 2"/>
-    <w:basedOn w:val="682"/>
-    <w:next w:val="682"/>
+    <w:basedOn w:val="915"/>
+    <w:next w:val="915"/>
     <w:uiPriority w:val="39"/>
     <w:unhideWhenUsed/>
     <w:pPr>
@@ -42245,10 +41165,10 @@
       <w:ind w:left="220"/>
     </w:pPr>
   </w:style>
-  <w:style w:type="paragraph" w:styleId="191">
+  <w:style w:type="paragraph" w:styleId="905">
     <w:name w:val="toc 3"/>
-    <w:basedOn w:val="682"/>
-    <w:next w:val="682"/>
+    <w:basedOn w:val="915"/>
+    <w:next w:val="915"/>
     <w:uiPriority w:val="39"/>
     <w:unhideWhenUsed/>
     <w:pPr>
@@ -42257,10 +41177,10 @@
       <w:ind w:left="440"/>
     </w:pPr>
   </w:style>
-  <w:style w:type="paragraph" w:styleId="192">
+  <w:style w:type="paragraph" w:styleId="906">
     <w:name w:val="toc 4"/>
-    <w:basedOn w:val="682"/>
-    <w:next w:val="682"/>
+    <w:basedOn w:val="915"/>
+    <w:next w:val="915"/>
     <w:uiPriority w:val="39"/>
     <w:unhideWhenUsed/>
     <w:pPr>
@@ -42269,10 +41189,10 @@
       <w:ind w:left="660"/>
     </w:pPr>
   </w:style>
-  <w:style w:type="paragraph" w:styleId="193">
+  <w:style w:type="paragraph" w:styleId="907">
     <w:name w:val="toc 5"/>
-    <w:basedOn w:val="682"/>
-    <w:next w:val="682"/>
+    <w:basedOn w:val="915"/>
+    <w:next w:val="915"/>
     <w:uiPriority w:val="39"/>
     <w:unhideWhenUsed/>
     <w:pPr>
@@ -42281,10 +41201,10 @@
       <w:ind w:left="880"/>
     </w:pPr>
   </w:style>
-  <w:style w:type="paragraph" w:styleId="194">
+  <w:style w:type="paragraph" w:styleId="908">
     <w:name w:val="toc 6"/>
-    <w:basedOn w:val="682"/>
-    <w:next w:val="682"/>
+    <w:basedOn w:val="915"/>
+    <w:next w:val="915"/>
     <w:uiPriority w:val="39"/>
     <w:unhideWhenUsed/>
     <w:pPr>
@@ -42293,10 +41213,10 @@
       <w:ind w:left="1100"/>
     </w:pPr>
   </w:style>
-  <w:style w:type="paragraph" w:styleId="195">
+  <w:style w:type="paragraph" w:styleId="909">
     <w:name w:val="toc 7"/>
-    <w:basedOn w:val="682"/>
-    <w:next w:val="682"/>
+    <w:basedOn w:val="915"/>
+    <w:next w:val="915"/>
     <w:uiPriority w:val="39"/>
     <w:unhideWhenUsed/>
     <w:pPr>
@@ -42305,10 +41225,10 @@
       <w:ind w:left="1320"/>
     </w:pPr>
   </w:style>
-  <w:style w:type="paragraph" w:styleId="196">
+  <w:style w:type="paragraph" w:styleId="910">
     <w:name w:val="toc 8"/>
-    <w:basedOn w:val="682"/>
-    <w:next w:val="682"/>
+    <w:basedOn w:val="915"/>
+    <w:next w:val="915"/>
     <w:uiPriority w:val="39"/>
     <w:unhideWhenUsed/>
     <w:pPr>
@@ -42317,10 +41237,10 @@
       <w:ind w:left="1540"/>
     </w:pPr>
   </w:style>
-  <w:style w:type="paragraph" w:styleId="197">
+  <w:style w:type="paragraph" w:styleId="911">
     <w:name w:val="toc 9"/>
-    <w:basedOn w:val="682"/>
-    <w:next w:val="682"/>
+    <w:basedOn w:val="915"/>
+    <w:next w:val="915"/>
     <w:uiPriority w:val="39"/>
     <w:unhideWhenUsed/>
     <w:pPr>
@@ -42329,9 +41249,9 @@
       <w:ind w:left="1760"/>
     </w:pPr>
   </w:style>
-  <w:style w:type="character" w:styleId="198">
+  <w:style w:type="character" w:styleId="912">
     <w:name w:val="Placeholder Text"/>
-    <w:basedOn w:val="683"/>
+    <w:basedOn w:val="916"/>
     <w:uiPriority w:val="99"/>
     <w:semiHidden/>
     <w:pPr>
@@ -42343,7 +41263,7 @@
       <w:color w:val="666666"/>
     </w:rPr>
   </w:style>
-  <w:style w:type="paragraph" w:styleId="208">
+  <w:style w:type="paragraph" w:styleId="913">
     <w:name w:val="TOC Heading"/>
     <w:uiPriority w:val="39"/>
     <w:unhideWhenUsed/>
@@ -42353,10 +41273,10 @@
       <w:ind/>
     </w:pPr>
   </w:style>
-  <w:style w:type="paragraph" w:styleId="209">
+  <w:style w:type="paragraph" w:styleId="914">
     <w:name w:val="table of figures"/>
-    <w:basedOn w:val="682"/>
-    <w:next w:val="682"/>
+    <w:basedOn w:val="915"/>
+    <w:next w:val="915"/>
     <w:uiPriority w:val="99"/>
     <w:unhideWhenUsed/>
     <w:pPr>
@@ -42365,7 +41285,7 @@
       <w:ind/>
     </w:pPr>
   </w:style>
-  <w:style w:type="paragraph" w:styleId="682" w:default="1">
+  <w:style w:type="paragraph" w:styleId="915" w:default="1">
     <w:name w:val="Normal"/>
     <w:qFormat/>
     <w:pPr>
@@ -42378,7 +41298,7 @@
       <w:rFonts w:ascii="Noto Sans" w:hAnsi="Noto Sans" w:eastAsia="Noto Sans" w:cs="Noto Sans"/>
     </w:rPr>
   </w:style>
-  <w:style w:type="character" w:styleId="683" w:default="1">
+  <w:style w:type="character" w:styleId="916" w:default="1">
     <w:name w:val="Default Paragraph Font"/>
     <w:uiPriority w:val="1"/>
     <w:semiHidden/>
@@ -42389,7 +41309,7 @@
       <w:ind/>
     </w:pPr>
   </w:style>
-  <w:style w:type="table" w:styleId="684" w:default="1">
+  <w:style w:type="table" w:styleId="917" w:default="1">
     <w:name w:val="Normal Table"/>
     <w:uiPriority w:val="99"/>
     <w:semiHidden/>
@@ -42582,7 +41502,7 @@
       </w:tcPr>
     </w:tblStylePr>
   </w:style>
-  <w:style w:type="numbering" w:styleId="685" w:default="1">
+  <w:style w:type="numbering" w:styleId="918" w:default="1">
     <w:name w:val="No List"/>
     <w:uiPriority w:val="99"/>
     <w:semiHidden/>
@@ -42593,9 +41513,9 @@
       <w:ind/>
     </w:pPr>
   </w:style>
-  <w:style w:type="paragraph" w:styleId="686">
+  <w:style w:type="paragraph" w:styleId="919">
     <w:name w:val="Normal (Web)"/>
-    <w:basedOn w:val="682"/>
+    <w:basedOn w:val="915"/>
     <w:uiPriority w:val="99"/>
     <w:semiHidden/>
     <w:unhideWhenUsed/>
@@ -42611,9 +41531,9 @@
       <w:szCs w:val="24"/>
     </w:rPr>
   </w:style>
-  <w:style w:type="paragraph" w:styleId="687">
+  <w:style w:type="paragraph" w:styleId="920">
     <w:name w:val="List Paragraph"/>
-    <w:basedOn w:val="682"/>
+    <w:basedOn w:val="915"/>
     <w:uiPriority w:val="34"/>
     <w:qFormat/>
     <w:pPr>
@@ -42627,9 +41547,9 @@
       <w:rFonts w:asciiTheme="minorHAnsi" w:hAnsiTheme="minorHAnsi" w:eastAsiaTheme="minorHAnsi" w:cstheme="minorBidi"/>
     </w:rPr>
   </w:style>
-  <w:style w:type="character" w:styleId="688">
+  <w:style w:type="character" w:styleId="921">
     <w:name w:val="Hyperlink"/>
-    <w:basedOn w:val="683"/>
+    <w:basedOn w:val="916"/>
     <w:uiPriority w:val="99"/>
     <w:unhideWhenUsed/>
     <w:pPr>
@@ -42642,9 +41562,9 @@
       <w:u w:val="single"/>
     </w:rPr>
   </w:style>
-  <w:style w:type="character" w:styleId="689">
+  <w:style w:type="character" w:styleId="922">
     <w:name w:val="Unresolved Mention"/>
-    <w:basedOn w:val="683"/>
+    <w:basedOn w:val="916"/>
     <w:uiPriority w:val="99"/>
     <w:semiHidden/>
     <w:unhideWhenUsed/>
@@ -42658,9 +41578,9 @@
       <w:shd w:val="clear" w:color="auto" w:fill="e1dfdd"/>
     </w:rPr>
   </w:style>
-  <w:style w:type="paragraph" w:styleId="690" w:customStyle="1">
+  <w:style w:type="paragraph" w:styleId="923" w:customStyle="1">
     <w:name w:val="margin-bottom-xs"/>
-    <w:basedOn w:val="682"/>
+    <w:basedOn w:val="915"/>
     <w:pPr>
       <w:widowControl w:val="true"/>
       <w:pBdr/>
@@ -42674,7 +41594,7 @@
       <w:lang w:val="en-PH" w:eastAsia="en-PH"/>
     </w:rPr>
   </w:style>
-  <w:style w:type="paragraph" w:styleId="1_1" w:customStyle="1">
+  <w:style w:type="paragraph" w:styleId="924" w:customStyle="1">
     <w:name w:val="+p-13"/>
     <w:qFormat/>
     <w:pPr>
@@ -42690,7 +41610,7 @@
         <w:right w:val="none" w:color="000000" w:sz="4" w:space="0"/>
         <w:between w:val="none" w:color="000000" w:sz="4" w:space="0"/>
       </w:pBdr>
-      <w:shd w:val="nil" w:color="000000"/>
+      <w:shd w:val="nil"/>
       <w:bidi w:val="false"/>
       <w:spacing w:after="150" w:afterAutospacing="1" w:before="0" w:beforeAutospacing="0" w:line="240" w:lineRule="auto"/>
       <w:ind w:right="0" w:firstLine="0" w:left="0"/>
@@ -42721,7 +41641,7 @@
       <w14:ligatures w14:val="none"/>
     </w:rPr>
   </w:style>
-  <w:style w:type="character" w:styleId="1_2" w:customStyle="1">
+  <w:style w:type="character" w:styleId="925" w:customStyle="1">
     <w:name w:val="+p-13-c"/>
     <w:pPr>
       <w:pBdr/>
@@ -42733,7 +41653,7 @@
       <w:color w:val="000000"/>
     </w:rPr>
   </w:style>
-  <w:style w:type="paragraph" w:styleId="1_87" w:customStyle="1">
+  <w:style w:type="paragraph" w:styleId="926" w:customStyle="1">
     <w:name w:val="ul-7"/>
     <w:qFormat/>
     <w:pPr>
@@ -42749,7 +41669,7 @@
         <w:right w:val="none" w:color="000000" w:sz="4" w:space="0"/>
         <w:between w:val="none" w:color="000000" w:sz="4" w:space="0"/>
       </w:pBdr>
-      <w:shd w:val="nil" w:color="000000"/>
+      <w:shd w:val="nil"/>
       <w:bidi w:val="false"/>
       <w:spacing w:after="150" w:afterAutospacing="1" w:before="0" w:beforeAutospacing="0" w:line="240" w:lineRule="auto"/>
       <w:ind w:right="0" w:firstLine="0" w:left="0"/>
@@ -42780,7 +41700,7 @@
       <w14:ligatures w14:val="none"/>
     </w:rPr>
   </w:style>
-  <w:style w:type="character" w:styleId="1_88" w:customStyle="1">
+  <w:style w:type="character" w:styleId="927" w:customStyle="1">
     <w:name w:val="+strong-8-c"/>
     <w:pPr>
       <w:pBdr/>
@@ -42792,9 +41712,8 @@
       <w:color w:val="000000"/>
     </w:rPr>
   </w:style>
-  <w:style w:type="paragraph" w:styleId="1_4289" w:customStyle="1">
+  <w:style w:type="paragraph" w:styleId="928" w:customStyle="1">
     <w:name w:val="+h3-14"/>
-    <w:basedOn w:val="711"/>
     <w:qFormat/>
     <w:pPr>
       <w:keepNext w:val="false"/>
@@ -42809,7 +41728,7 @@
         <w:right w:val="none" w:color="000000" w:sz="4" w:space="0"/>
         <w:between w:val="none" w:color="000000" w:sz="4" w:space="0"/>
       </w:pBdr>
-      <w:shd w:val="nil" w:color="000000"/>
+      <w:shd w:val="nil"/>
       <w:bidi w:val="false"/>
       <w:spacing w:after="80" w:afterAutospacing="1" w:before="160" w:beforeAutospacing="1" w:line="240" w:lineRule="auto"/>
       <w:ind w:right="0" w:firstLine="0" w:left="0"/>
@@ -42841,9 +41760,8 @@
       <w14:ligatures w14:val="none"/>
     </w:rPr>
   </w:style>
-  <w:style w:type="character" w:styleId="1_4290" w:customStyle="1">
+  <w:style w:type="character" w:styleId="929" w:customStyle="1">
     <w:name w:val="+h3-14-c"/>
-    <w:basedOn w:val="714"/>
     <w:pPr>
       <w:pBdr/>
       <w:spacing/>
